--- a/public/change/Заявка с перевозчиком ВЭД.docx
+++ b/public/change/Заявка с перевозчиком ВЭД.docx
@@ -126,7 +126,6 @@
               </w:rPr>
               <w:t>${</w:t>
             </w:r>
-            <w:proofErr w:type="spellStart"/>
             <w:r>
               <w:rPr>
                 <w:b/>
@@ -135,9 +134,8 @@
                 <w:szCs w:val="20"/>
                 <w:lang w:val="en-US"/>
               </w:rPr>
-              <w:t>compania</w:t>
-            </w:r>
-            <w:proofErr w:type="spellEnd"/>
+              <w:t>lp_nazv</w:t>
+            </w:r>
             <w:r>
               <w:rPr>
                 <w:b/>
@@ -182,7 +180,6 @@
               </w:rPr>
               <w:t>${</w:t>
             </w:r>
-            <w:proofErr w:type="spellStart"/>
             <w:r>
               <w:rPr>
                 <w:b/>
@@ -191,9 +188,18 @@
                 <w:szCs w:val="20"/>
                 <w:lang w:val="en-US"/>
               </w:rPr>
-              <w:t>kratk_nazv_perev</w:t>
-            </w:r>
-            <w:proofErr w:type="spellEnd"/>
+              <w:t>dp</w:t>
+            </w:r>
+            <w:r>
+              <w:rPr>
+                <w:b/>
+                <w:bCs/>
+                <w:sz w:val="20"/>
+                <w:szCs w:val="20"/>
+                <w:lang w:val="en-US"/>
+              </w:rPr>
+              <w:t>_nazv</w:t>
+            </w:r>
             <w:r>
               <w:rPr>
                 <w:b/>
@@ -241,33 +247,18 @@
                 <w:szCs w:val="20"/>
                 <w:lang w:val="en-US"/>
               </w:rPr>
-              <w:t>${manager}</w:t>
-            </w:r>
-          </w:p>
-        </w:tc>
-        <w:tc>
-          <w:tcPr>
-            <w:tcW w:w="2646" w:type="dxa"/>
-            <w:tcBorders>
-              <w:top w:val="single" w:sz="4" w:space="0" w:color="000000"/>
-              <w:left w:val="single" w:sz="4" w:space="0" w:color="000000"/>
-              <w:bottom w:val="single" w:sz="4" w:space="0" w:color="000000"/>
-              <w:right w:val="single" w:sz="4" w:space="0" w:color="000000"/>
-            </w:tcBorders>
-            <w:vAlign w:val="center"/>
-            <w:hideMark/>
-          </w:tcPr>
-          <w:p>
-            <w:pPr>
-              <w:pStyle w:val="a9"/>
-              <w:jc w:val="center"/>
+              <w:t>${</w:t>
+            </w:r>
+            <w:r>
               <w:rPr>
                 <w:b/>
                 <w:bCs/>
                 <w:sz w:val="20"/>
                 <w:szCs w:val="20"/>
-              </w:rPr>
-            </w:pPr>
+                <w:lang w:val="en-US"/>
+              </w:rPr>
+              <w:t>lp_</w:t>
+            </w:r>
             <w:r>
               <w:rPr>
                 <w:b/>
@@ -276,20 +267,33 @@
                 <w:szCs w:val="20"/>
                 <w:lang w:val="en-US"/>
               </w:rPr>
-              <w:t>${</w:t>
-            </w:r>
-            <w:proofErr w:type="spellStart"/>
-            <w:r>
+              <w:t>manager}</w:t>
+            </w:r>
+          </w:p>
+        </w:tc>
+        <w:tc>
+          <w:tcPr>
+            <w:tcW w:w="2646" w:type="dxa"/>
+            <w:tcBorders>
+              <w:top w:val="single" w:sz="4" w:space="0" w:color="000000"/>
+              <w:left w:val="single" w:sz="4" w:space="0" w:color="000000"/>
+              <w:bottom w:val="single" w:sz="4" w:space="0" w:color="000000"/>
+              <w:right w:val="single" w:sz="4" w:space="0" w:color="000000"/>
+            </w:tcBorders>
+            <w:vAlign w:val="center"/>
+            <w:hideMark/>
+          </w:tcPr>
+          <w:p>
+            <w:pPr>
+              <w:pStyle w:val="a9"/>
+              <w:jc w:val="center"/>
               <w:rPr>
                 <w:b/>
                 <w:bCs/>
                 <w:sz w:val="20"/>
                 <w:szCs w:val="20"/>
-                <w:lang w:val="en-US"/>
-              </w:rPr>
-              <w:t>manager_tel</w:t>
-            </w:r>
-            <w:proofErr w:type="spellEnd"/>
+              </w:rPr>
+            </w:pPr>
             <w:r>
               <w:rPr>
                 <w:b/>
@@ -298,41 +302,18 @@
                 <w:szCs w:val="20"/>
                 <w:lang w:val="en-US"/>
               </w:rPr>
-              <w:t>}</w:t>
-            </w:r>
-          </w:p>
-        </w:tc>
-        <w:tc>
-          <w:tcPr>
-            <w:tcW w:w="2713" w:type="dxa"/>
-            <w:tcBorders>
-              <w:top w:val="single" w:sz="4" w:space="0" w:color="000000"/>
-              <w:left w:val="single" w:sz="4" w:space="0" w:color="000000"/>
-              <w:bottom w:val="single" w:sz="4" w:space="0" w:color="000000"/>
-              <w:right w:val="single" w:sz="4" w:space="0" w:color="000000"/>
-            </w:tcBorders>
-            <w:vAlign w:val="center"/>
-            <w:hideMark/>
-          </w:tcPr>
-          <w:p>
-            <w:pPr>
-              <w:pStyle w:val="a9"/>
-              <w:jc w:val="center"/>
-              <w:rPr>
-                <w:sz w:val="20"/>
-                <w:szCs w:val="20"/>
-              </w:rPr>
-            </w:pPr>
+              <w:t>${</w:t>
+            </w:r>
             <w:r>
               <w:rPr>
                 <w:b/>
                 <w:bCs/>
                 <w:sz w:val="20"/>
                 <w:szCs w:val="20"/>
-              </w:rPr>
-              <w:t>${</w:t>
-            </w:r>
-            <w:proofErr w:type="spellStart"/>
+                <w:lang w:val="en-US"/>
+              </w:rPr>
+              <w:t>lp_</w:t>
+            </w:r>
             <w:r>
               <w:rPr>
                 <w:b/>
@@ -341,9 +322,31 @@
                 <w:szCs w:val="20"/>
                 <w:lang w:val="en-US"/>
               </w:rPr>
-              <w:t>kontakt_perevoz</w:t>
-            </w:r>
-            <w:proofErr w:type="spellEnd"/>
+              <w:t>manager_tel}</w:t>
+            </w:r>
+          </w:p>
+        </w:tc>
+        <w:tc>
+          <w:tcPr>
+            <w:tcW w:w="2713" w:type="dxa"/>
+            <w:tcBorders>
+              <w:top w:val="single" w:sz="4" w:space="0" w:color="000000"/>
+              <w:left w:val="single" w:sz="4" w:space="0" w:color="000000"/>
+              <w:bottom w:val="single" w:sz="4" w:space="0" w:color="000000"/>
+              <w:right w:val="single" w:sz="4" w:space="0" w:color="000000"/>
+            </w:tcBorders>
+            <w:vAlign w:val="center"/>
+            <w:hideMark/>
+          </w:tcPr>
+          <w:p>
+            <w:pPr>
+              <w:pStyle w:val="a9"/>
+              <w:jc w:val="center"/>
+              <w:rPr>
+                <w:sz w:val="20"/>
+                <w:szCs w:val="20"/>
+              </w:rPr>
+            </w:pPr>
             <w:r>
               <w:rPr>
                 <w:b/>
@@ -351,41 +354,18 @@
                 <w:sz w:val="20"/>
                 <w:szCs w:val="20"/>
               </w:rPr>
-              <w:t>}</w:t>
-            </w:r>
-          </w:p>
-        </w:tc>
-        <w:tc>
-          <w:tcPr>
-            <w:tcW w:w="2839" w:type="dxa"/>
-            <w:tcBorders>
-              <w:top w:val="single" w:sz="4" w:space="0" w:color="000000"/>
-              <w:left w:val="single" w:sz="4" w:space="0" w:color="000000"/>
-              <w:bottom w:val="single" w:sz="4" w:space="0" w:color="000000"/>
-              <w:right w:val="single" w:sz="4" w:space="0" w:color="000000"/>
-            </w:tcBorders>
-            <w:vAlign w:val="center"/>
-            <w:hideMark/>
-          </w:tcPr>
-          <w:p>
-            <w:pPr>
-              <w:pStyle w:val="a9"/>
-              <w:jc w:val="center"/>
-              <w:rPr>
-                <w:sz w:val="20"/>
-                <w:szCs w:val="20"/>
-              </w:rPr>
-            </w:pPr>
+              <w:t>${</w:t>
+            </w:r>
             <w:r>
               <w:rPr>
                 <w:b/>
                 <w:bCs/>
                 <w:sz w:val="20"/>
                 <w:szCs w:val="20"/>
-              </w:rPr>
-              <w:t>${</w:t>
-            </w:r>
-            <w:proofErr w:type="spellStart"/>
+                <w:lang w:val="en-US"/>
+              </w:rPr>
+              <w:t>dp_</w:t>
+            </w:r>
             <w:r>
               <w:rPr>
                 <w:b/>
@@ -394,9 +374,69 @@
                 <w:szCs w:val="20"/>
                 <w:lang w:val="en-US"/>
               </w:rPr>
-              <w:t>kontakt_perevoz_tel</w:t>
-            </w:r>
-            <w:proofErr w:type="spellEnd"/>
+              <w:t>kontakt</w:t>
+            </w:r>
+            <w:r>
+              <w:rPr>
+                <w:b/>
+                <w:bCs/>
+                <w:sz w:val="20"/>
+                <w:szCs w:val="20"/>
+              </w:rPr>
+              <w:t>}</w:t>
+            </w:r>
+          </w:p>
+        </w:tc>
+        <w:tc>
+          <w:tcPr>
+            <w:tcW w:w="2839" w:type="dxa"/>
+            <w:tcBorders>
+              <w:top w:val="single" w:sz="4" w:space="0" w:color="000000"/>
+              <w:left w:val="single" w:sz="4" w:space="0" w:color="000000"/>
+              <w:bottom w:val="single" w:sz="4" w:space="0" w:color="000000"/>
+              <w:right w:val="single" w:sz="4" w:space="0" w:color="000000"/>
+            </w:tcBorders>
+            <w:vAlign w:val="center"/>
+            <w:hideMark/>
+          </w:tcPr>
+          <w:p>
+            <w:pPr>
+              <w:pStyle w:val="a9"/>
+              <w:jc w:val="center"/>
+              <w:rPr>
+                <w:sz w:val="20"/>
+                <w:szCs w:val="20"/>
+              </w:rPr>
+            </w:pPr>
+            <w:r>
+              <w:rPr>
+                <w:b/>
+                <w:bCs/>
+                <w:sz w:val="20"/>
+                <w:szCs w:val="20"/>
+              </w:rPr>
+              <w:t>${</w:t>
+            </w:r>
+            <w:r>
+              <w:rPr>
+                <w:b/>
+                <w:bCs/>
+                <w:sz w:val="20"/>
+                <w:szCs w:val="20"/>
+                <w:lang w:val="en-US"/>
+              </w:rPr>
+              <w:t>dp_</w:t>
+            </w:r>
+            <w:r>
+              <w:rPr>
+                <w:b/>
+                <w:bCs/>
+                <w:sz w:val="20"/>
+                <w:szCs w:val="20"/>
+                <w:lang w:val="en-US"/>
+              </w:rPr>
+              <w:t>kontakt_tel</w:t>
+            </w:r>
             <w:r>
               <w:rPr>
                 <w:b/>
@@ -437,12 +477,14 @@
       </w:tblPr>
       <w:tblGrid>
         <w:gridCol w:w="411"/>
-        <w:gridCol w:w="2478"/>
-        <w:gridCol w:w="2602"/>
-        <w:gridCol w:w="1583"/>
-        <w:gridCol w:w="576"/>
-        <w:gridCol w:w="709"/>
-        <w:gridCol w:w="2268"/>
+        <w:gridCol w:w="3128"/>
+        <w:gridCol w:w="2126"/>
+        <w:gridCol w:w="378"/>
+        <w:gridCol w:w="732"/>
+        <w:gridCol w:w="1284"/>
+        <w:gridCol w:w="394"/>
+        <w:gridCol w:w="890"/>
+        <w:gridCol w:w="1284"/>
       </w:tblGrid>
       <w:tr>
         <w:tc>
@@ -476,18 +518,20 @@
         </w:tc>
         <w:tc>
           <w:tcPr>
-            <w:tcW w:w="2478" w:type="dxa"/>
-            <w:tcBorders>
-              <w:top w:val="single" w:sz="4" w:space="0" w:color="000000"/>
-              <w:left w:val="single" w:sz="4" w:space="0" w:color="000000"/>
-              <w:bottom w:val="single" w:sz="4" w:space="0" w:color="000000"/>
-              <w:right w:val="single" w:sz="4" w:space="0" w:color="000000"/>
-            </w:tcBorders>
-            <w:hideMark/>
-          </w:tcPr>
-          <w:p>
-            <w:pPr>
-              <w:pStyle w:val="a9"/>
+            <w:tcW w:w="3128" w:type="dxa"/>
+            <w:tcBorders>
+              <w:top w:val="single" w:sz="4" w:space="0" w:color="000000"/>
+              <w:left w:val="single" w:sz="4" w:space="0" w:color="000000"/>
+              <w:bottom w:val="single" w:sz="4" w:space="0" w:color="000000"/>
+              <w:right w:val="single" w:sz="4" w:space="0" w:color="000000"/>
+            </w:tcBorders>
+            <w:vAlign w:val="center"/>
+            <w:hideMark/>
+          </w:tcPr>
+          <w:p>
+            <w:pPr>
+              <w:pStyle w:val="a9"/>
+              <w:jc w:val="center"/>
               <w:rPr>
                 <w:sz w:val="16"/>
                 <w:szCs w:val="16"/>
@@ -504,45 +548,31 @@
         </w:tc>
         <w:tc>
           <w:tcPr>
-            <w:tcW w:w="2602" w:type="dxa"/>
-            <w:tcBorders>
-              <w:top w:val="single" w:sz="4" w:space="0" w:color="000000"/>
-              <w:left w:val="single" w:sz="4" w:space="0" w:color="000000"/>
-              <w:bottom w:val="single" w:sz="4" w:space="0" w:color="000000"/>
-              <w:right w:val="single" w:sz="4" w:space="0" w:color="000000"/>
-            </w:tcBorders>
-            <w:hideMark/>
-          </w:tcPr>
-          <w:p>
-            <w:pPr>
-              <w:pStyle w:val="a9"/>
-              <w:rPr>
-                <w:sz w:val="16"/>
-                <w:szCs w:val="16"/>
-              </w:rPr>
-            </w:pPr>
-            <w:r>
-              <w:rPr>
-                <w:sz w:val="16"/>
-                <w:szCs w:val="16"/>
-              </w:rPr>
-              <w:t>${</w:t>
-            </w:r>
-            <w:proofErr w:type="gramStart"/>
-            <w:r>
-              <w:rPr>
-                <w:sz w:val="16"/>
-                <w:szCs w:val="16"/>
-              </w:rPr>
-              <w:t>cargo.lines</w:t>
-            </w:r>
-            <w:proofErr w:type="gramEnd"/>
-            <w:r>
-              <w:rPr>
-                <w:sz w:val="16"/>
-                <w:szCs w:val="16"/>
-              </w:rPr>
-              <w:t>_multiline}</w:t>
+            <w:tcW w:w="2126" w:type="dxa"/>
+            <w:tcBorders>
+              <w:top w:val="single" w:sz="4" w:space="0" w:color="000000"/>
+              <w:left w:val="single" w:sz="4" w:space="0" w:color="000000"/>
+              <w:bottom w:val="single" w:sz="4" w:space="0" w:color="000000"/>
+              <w:right w:val="single" w:sz="4" w:space="0" w:color="auto"/>
+            </w:tcBorders>
+            <w:vAlign w:val="center"/>
+            <w:hideMark/>
+          </w:tcPr>
+          <w:p>
+            <w:pPr>
+              <w:pStyle w:val="a9"/>
+              <w:jc w:val="center"/>
+              <w:rPr>
+                <w:sz w:val="16"/>
+                <w:szCs w:val="16"/>
+              </w:rPr>
+            </w:pPr>
+            <w:r>
+              <w:rPr>
+                <w:sz w:val="16"/>
+                <w:szCs w:val="16"/>
+              </w:rPr>
+              <w:t>Количество</w:t>
             </w:r>
             <w:r>
               <w:rPr>
@@ -551,24 +581,17 @@
               </w:rPr>
               <w:br/>
             </w:r>
-            <w:r>
-              <w:rPr>
-                <w:sz w:val="16"/>
-                <w:szCs w:val="16"/>
-              </w:rPr>
-              <w:br/>
-            </w:r>
-          </w:p>
-        </w:tc>
-        <w:tc>
-          <w:tcPr>
-            <w:tcW w:w="5136" w:type="dxa"/>
-            <w:gridSpan w:val="4"/>
-            <w:tcBorders>
-              <w:top w:val="single" w:sz="4" w:space="0" w:color="000000"/>
-              <w:left w:val="single" w:sz="4" w:space="0" w:color="000000"/>
-              <w:bottom w:val="single" w:sz="4" w:space="0" w:color="000000"/>
-              <w:right w:val="single" w:sz="4" w:space="0" w:color="000000"/>
+          </w:p>
+        </w:tc>
+        <w:tc>
+          <w:tcPr>
+            <w:tcW w:w="2394" w:type="dxa"/>
+            <w:gridSpan w:val="3"/>
+            <w:tcBorders>
+              <w:top w:val="single" w:sz="4" w:space="0" w:color="auto"/>
+              <w:left w:val="single" w:sz="4" w:space="0" w:color="auto"/>
+              <w:bottom w:val="single" w:sz="4" w:space="0" w:color="auto"/>
+              <w:right w:val="single" w:sz="4" w:space="0" w:color="auto"/>
             </w:tcBorders>
             <w:vAlign w:val="center"/>
             <w:hideMark/>
@@ -576,17 +599,48 @@
           <w:p>
             <w:pPr>
               <w:pStyle w:val="a9"/>
-              <w:rPr>
-                <w:sz w:val="16"/>
-                <w:szCs w:val="16"/>
-              </w:rPr>
-            </w:pPr>
-            <w:r>
-              <w:rPr>
-                <w:sz w:val="16"/>
-                <w:szCs w:val="16"/>
-              </w:rPr>
-              <w:t>Весогабаритные характеристики подробно по местам</w:t>
+              <w:jc w:val="center"/>
+              <w:rPr>
+                <w:sz w:val="16"/>
+                <w:szCs w:val="16"/>
+              </w:rPr>
+            </w:pPr>
+            <w:r>
+              <w:rPr>
+                <w:sz w:val="16"/>
+                <w:szCs w:val="16"/>
+              </w:rPr>
+              <w:t>Вес, кг</w:t>
+            </w:r>
+          </w:p>
+        </w:tc>
+        <w:tc>
+          <w:tcPr>
+            <w:tcW w:w="2568" w:type="dxa"/>
+            <w:gridSpan w:val="3"/>
+            <w:tcBorders>
+              <w:top w:val="single" w:sz="4" w:space="0" w:color="000000"/>
+              <w:left w:val="single" w:sz="4" w:space="0" w:color="auto"/>
+              <w:bottom w:val="single" w:sz="4" w:space="0" w:color="000000"/>
+              <w:right w:val="single" w:sz="4" w:space="0" w:color="000000"/>
+            </w:tcBorders>
+            <w:vAlign w:val="center"/>
+          </w:tcPr>
+          <w:p>
+            <w:pPr>
+              <w:pStyle w:val="a9"/>
+              <w:jc w:val="center"/>
+              <w:rPr>
+                <w:sz w:val="16"/>
+                <w:szCs w:val="16"/>
+              </w:rPr>
+            </w:pPr>
+            <w:r>
+              <w:rPr>
+                <w:sz w:val="16"/>
+                <w:szCs w:val="16"/>
+              </w:rPr>
+              <w:t>Габариты, м</w:t>
             </w:r>
           </w:p>
         </w:tc>
@@ -602,7 +656,6 @@
               <w:right w:val="single" w:sz="4" w:space="0" w:color="000000"/>
             </w:tcBorders>
             <w:vAlign w:val="center"/>
-            <w:hideMark/>
           </w:tcPr>
           <w:p>
             <w:pPr>
@@ -623,89 +676,63 @@
         </w:tc>
         <w:tc>
           <w:tcPr>
-            <w:tcW w:w="2478" w:type="dxa"/>
-            <w:tcBorders>
-              <w:top w:val="single" w:sz="4" w:space="0" w:color="000000"/>
-              <w:left w:val="single" w:sz="4" w:space="0" w:color="000000"/>
-              <w:bottom w:val="single" w:sz="4" w:space="0" w:color="000000"/>
-              <w:right w:val="single" w:sz="4" w:space="0" w:color="000000"/>
-            </w:tcBorders>
-            <w:hideMark/>
-          </w:tcPr>
-          <w:p>
-            <w:pPr>
-              <w:pStyle w:val="a9"/>
-              <w:rPr>
-                <w:sz w:val="16"/>
-                <w:szCs w:val="16"/>
-              </w:rPr>
-            </w:pPr>
-            <w:r>
-              <w:rPr>
-                <w:sz w:val="16"/>
-                <w:szCs w:val="16"/>
-              </w:rPr>
-              <w:t>Код(ы) ТНВЭД</w:t>
-            </w:r>
-          </w:p>
-        </w:tc>
-        <w:tc>
-          <w:tcPr>
-            <w:tcW w:w="2602" w:type="dxa"/>
-            <w:tcBorders>
-              <w:top w:val="single" w:sz="4" w:space="0" w:color="000000"/>
-              <w:left w:val="single" w:sz="4" w:space="0" w:color="000000"/>
-              <w:bottom w:val="single" w:sz="4" w:space="0" w:color="000000"/>
-              <w:right w:val="single" w:sz="4" w:space="0" w:color="000000"/>
-            </w:tcBorders>
-            <w:hideMark/>
-          </w:tcPr>
-          <w:p>
-            <w:pPr>
-              <w:pStyle w:val="a9"/>
-              <w:rPr>
-                <w:sz w:val="16"/>
-                <w:szCs w:val="16"/>
-              </w:rPr>
-            </w:pPr>
-            <w:r>
-              <w:rPr>
-                <w:sz w:val="16"/>
-                <w:szCs w:val="16"/>
-              </w:rPr>
-              <w:t>${</w:t>
-            </w:r>
-            <w:proofErr w:type="spellStart"/>
-            <w:proofErr w:type="gramStart"/>
-            <w:r>
-              <w:rPr>
-                <w:sz w:val="16"/>
-                <w:szCs w:val="16"/>
-              </w:rPr>
-              <w:t>cargo.hs</w:t>
-            </w:r>
-            <w:proofErr w:type="gramEnd"/>
-            <w:r>
-              <w:rPr>
-                <w:sz w:val="16"/>
-                <w:szCs w:val="16"/>
-              </w:rPr>
-              <w:t>_codes</w:t>
-            </w:r>
-            <w:proofErr w:type="spellEnd"/>
-            <w:r>
-              <w:rPr>
-                <w:sz w:val="16"/>
-                <w:szCs w:val="16"/>
-              </w:rPr>
-              <w:t>}</w:t>
-            </w:r>
-          </w:p>
-        </w:tc>
-        <w:tc>
-          <w:tcPr>
-            <w:tcW w:w="1583" w:type="dxa"/>
-            <w:vMerge w:val="restart"/>
+            <w:tcW w:w="3128" w:type="dxa"/>
+            <w:tcBorders>
+              <w:top w:val="single" w:sz="4" w:space="0" w:color="000000"/>
+              <w:left w:val="single" w:sz="4" w:space="0" w:color="000000"/>
+              <w:bottom w:val="single" w:sz="4" w:space="0" w:color="000000"/>
+              <w:right w:val="single" w:sz="4" w:space="0" w:color="000000"/>
+            </w:tcBorders>
+          </w:tcPr>
+          <w:p>
+            <w:pPr>
+              <w:pStyle w:val="a9"/>
+              <w:rPr>
+                <w:sz w:val="16"/>
+                <w:szCs w:val="16"/>
+              </w:rPr>
+            </w:pPr>
+            <w:r>
+              <w:rPr>
+                <w:sz w:val="16"/>
+                <w:szCs w:val="16"/>
+              </w:rPr>
+              <w:t>${cargo_row_name}</w:t>
+            </w:r>
+          </w:p>
+        </w:tc>
+        <w:tc>
+          <w:tcPr>
+            <w:tcW w:w="2126" w:type="dxa"/>
+            <w:tcBorders>
+              <w:top w:val="single" w:sz="4" w:space="0" w:color="000000"/>
+              <w:left w:val="single" w:sz="4" w:space="0" w:color="000000"/>
+              <w:bottom w:val="single" w:sz="4" w:space="0" w:color="000000"/>
+              <w:right w:val="single" w:sz="4" w:space="0" w:color="000000"/>
+            </w:tcBorders>
+          </w:tcPr>
+          <w:p>
+            <w:pPr>
+              <w:pStyle w:val="a9"/>
+              <w:jc w:val="center"/>
+              <w:rPr>
+                <w:sz w:val="16"/>
+                <w:szCs w:val="16"/>
+              </w:rPr>
+            </w:pPr>
+            <w:r>
+              <w:rPr>
+                <w:sz w:val="16"/>
+                <w:szCs w:val="16"/>
+              </w:rPr>
+              <w:t>${cargo_row_packages}</w:t>
+            </w:r>
+          </w:p>
+        </w:tc>
+        <w:tc>
+          <w:tcPr>
+            <w:tcW w:w="2394" w:type="dxa"/>
+            <w:gridSpan w:val="3"/>
             <w:tcBorders>
               <w:top w:val="single" w:sz="4" w:space="0" w:color="000000"/>
               <w:left w:val="single" w:sz="4" w:space="0" w:color="000000"/>
@@ -713,29 +740,29 @@
               <w:right w:val="single" w:sz="4" w:space="0" w:color="000000"/>
             </w:tcBorders>
             <w:vAlign w:val="center"/>
-            <w:hideMark/>
-          </w:tcPr>
-          <w:p>
-            <w:pPr>
-              <w:pStyle w:val="a9"/>
-              <w:rPr>
-                <w:sz w:val="16"/>
-                <w:szCs w:val="16"/>
-              </w:rPr>
-            </w:pPr>
-            <w:r>
-              <w:rPr>
-                <w:sz w:val="16"/>
-                <w:szCs w:val="16"/>
-              </w:rPr>
-              <w:t>Груз</w:t>
-            </w:r>
-          </w:p>
-        </w:tc>
-        <w:tc>
-          <w:tcPr>
-            <w:tcW w:w="576" w:type="dxa"/>
-            <w:vMerge w:val="restart"/>
+          </w:tcPr>
+          <w:p>
+            <w:pPr>
+              <w:pStyle w:val="a9"/>
+              <w:jc w:val="center"/>
+              <w:rPr>
+                <w:sz w:val="16"/>
+                <w:szCs w:val="16"/>
+              </w:rPr>
+            </w:pPr>
+            <w:r>
+              <w:rPr>
+                <w:sz w:val="16"/>
+                <w:szCs w:val="16"/>
+              </w:rPr>
+              <w:t>${cargo_row_weight}</w:t>
+            </w:r>
+          </w:p>
+        </w:tc>
+        <w:tc>
+          <w:tcPr>
+            <w:tcW w:w="2568" w:type="dxa"/>
+            <w:gridSpan w:val="3"/>
             <w:tcBorders>
               <w:top w:val="single" w:sz="4" w:space="0" w:color="000000"/>
               <w:left w:val="single" w:sz="4" w:space="0" w:color="000000"/>
@@ -743,82 +770,22 @@
               <w:right w:val="single" w:sz="4" w:space="0" w:color="000000"/>
             </w:tcBorders>
             <w:vAlign w:val="center"/>
-            <w:hideMark/>
-          </w:tcPr>
-          <w:p>
-            <w:pPr>
-              <w:pStyle w:val="a9"/>
-              <w:rPr>
-                <w:sz w:val="16"/>
-                <w:szCs w:val="16"/>
-              </w:rPr>
-            </w:pPr>
-            <w:r>
-              <w:rPr>
-                <w:sz w:val="16"/>
-                <w:szCs w:val="16"/>
-              </w:rPr>
-              <w:t>Кол-во</w:t>
-            </w:r>
-          </w:p>
-        </w:tc>
-        <w:tc>
-          <w:tcPr>
-            <w:tcW w:w="709" w:type="dxa"/>
-            <w:vMerge w:val="restart"/>
-            <w:tcBorders>
-              <w:top w:val="single" w:sz="4" w:space="0" w:color="000000"/>
-              <w:left w:val="single" w:sz="4" w:space="0" w:color="000000"/>
-              <w:bottom w:val="single" w:sz="4" w:space="0" w:color="000000"/>
-              <w:right w:val="single" w:sz="4" w:space="0" w:color="000000"/>
-            </w:tcBorders>
-            <w:vAlign w:val="center"/>
-            <w:hideMark/>
-          </w:tcPr>
-          <w:p>
-            <w:pPr>
-              <w:pStyle w:val="a9"/>
-              <w:rPr>
-                <w:sz w:val="16"/>
-                <w:szCs w:val="16"/>
-              </w:rPr>
-            </w:pPr>
-            <w:r>
-              <w:rPr>
-                <w:sz w:val="16"/>
-                <w:szCs w:val="16"/>
-              </w:rPr>
-              <w:t>Вес, кг</w:t>
-            </w:r>
-          </w:p>
-        </w:tc>
-        <w:tc>
-          <w:tcPr>
-            <w:tcW w:w="2268" w:type="dxa"/>
-            <w:vMerge w:val="restart"/>
-            <w:tcBorders>
-              <w:top w:val="single" w:sz="4" w:space="0" w:color="000000"/>
-              <w:left w:val="single" w:sz="4" w:space="0" w:color="000000"/>
-              <w:bottom w:val="single" w:sz="4" w:space="0" w:color="000000"/>
-              <w:right w:val="single" w:sz="4" w:space="0" w:color="000000"/>
-            </w:tcBorders>
-            <w:vAlign w:val="center"/>
-            <w:hideMark/>
-          </w:tcPr>
-          <w:p>
-            <w:pPr>
-              <w:pStyle w:val="a9"/>
-              <w:rPr>
-                <w:sz w:val="16"/>
-                <w:szCs w:val="16"/>
-              </w:rPr>
-            </w:pPr>
-            <w:r>
-              <w:rPr>
-                <w:sz w:val="16"/>
-                <w:szCs w:val="16"/>
-              </w:rPr>
-              <w:t>Габариты, м</w:t>
+          </w:tcPr>
+          <w:p>
+            <w:pPr>
+              <w:pStyle w:val="a9"/>
+              <w:jc w:val="center"/>
+              <w:rPr>
+                <w:sz w:val="16"/>
+                <w:szCs w:val="16"/>
+              </w:rPr>
+            </w:pPr>
+            <w:r>
+              <w:rPr>
+                <w:sz w:val="16"/>
+                <w:szCs w:val="16"/>
+              </w:rPr>
+              <w:t>${cargo_row_dimensions}</w:t>
             </w:r>
           </w:p>
         </w:tc>
@@ -834,7 +801,6 @@
               <w:right w:val="single" w:sz="4" w:space="0" w:color="000000"/>
             </w:tcBorders>
             <w:vAlign w:val="center"/>
-            <w:hideMark/>
           </w:tcPr>
           <w:p>
             <w:pPr>
@@ -855,50 +821,48 @@
         </w:tc>
         <w:tc>
           <w:tcPr>
-            <w:tcW w:w="2478" w:type="dxa"/>
-            <w:tcBorders>
-              <w:top w:val="single" w:sz="4" w:space="0" w:color="000000"/>
-              <w:left w:val="single" w:sz="4" w:space="0" w:color="000000"/>
-              <w:bottom w:val="single" w:sz="4" w:space="0" w:color="000000"/>
-              <w:right w:val="single" w:sz="4" w:space="0" w:color="000000"/>
-            </w:tcBorders>
-            <w:hideMark/>
-          </w:tcPr>
-          <w:p>
-            <w:pPr>
-              <w:pStyle w:val="a9"/>
-              <w:rPr>
-                <w:sz w:val="16"/>
-                <w:szCs w:val="16"/>
-              </w:rPr>
-            </w:pPr>
-            <w:r>
-              <w:rPr>
-                <w:sz w:val="16"/>
-                <w:szCs w:val="16"/>
-              </w:rPr>
-              <w:t>Номер инвойса</w:t>
-            </w:r>
-          </w:p>
-        </w:tc>
-        <w:tc>
-          <w:tcPr>
-            <w:tcW w:w="2602" w:type="dxa"/>
-            <w:tcBorders>
-              <w:top w:val="single" w:sz="4" w:space="0" w:color="000000"/>
-              <w:left w:val="single" w:sz="4" w:space="0" w:color="000000"/>
-              <w:bottom w:val="single" w:sz="4" w:space="0" w:color="000000"/>
-              <w:right w:val="single" w:sz="4" w:space="0" w:color="000000"/>
-            </w:tcBorders>
-            <w:hideMark/>
-          </w:tcPr>
-          <w:p>
-            <w:pPr>
-              <w:pStyle w:val="a9"/>
-              <w:rPr>
-                <w:sz w:val="16"/>
-                <w:szCs w:val="16"/>
-                <w:lang w:val="en-US"/>
+            <w:tcW w:w="3128" w:type="dxa"/>
+            <w:tcBorders>
+              <w:top w:val="single" w:sz="4" w:space="0" w:color="000000"/>
+              <w:left w:val="single" w:sz="4" w:space="0" w:color="000000"/>
+              <w:bottom w:val="single" w:sz="4" w:space="0" w:color="000000"/>
+              <w:right w:val="single" w:sz="4" w:space="0" w:color="000000"/>
+            </w:tcBorders>
+          </w:tcPr>
+          <w:p>
+            <w:pPr>
+              <w:pStyle w:val="a9"/>
+              <w:rPr>
+                <w:sz w:val="16"/>
+                <w:szCs w:val="16"/>
+              </w:rPr>
+            </w:pPr>
+            <w:r>
+              <w:rPr>
+                <w:sz w:val="16"/>
+                <w:szCs w:val="16"/>
+              </w:rPr>
+              <w:t>Общее кол-во мест</w:t>
+            </w:r>
+          </w:p>
+        </w:tc>
+        <w:tc>
+          <w:tcPr>
+            <w:tcW w:w="2126" w:type="dxa"/>
+            <w:tcBorders>
+              <w:top w:val="single" w:sz="4" w:space="0" w:color="000000"/>
+              <w:left w:val="single" w:sz="4" w:space="0" w:color="000000"/>
+              <w:bottom w:val="single" w:sz="4" w:space="0" w:color="000000"/>
+              <w:right w:val="single" w:sz="4" w:space="0" w:color="000000"/>
+            </w:tcBorders>
+          </w:tcPr>
+          <w:p>
+            <w:pPr>
+              <w:pStyle w:val="a9"/>
+              <w:jc w:val="center"/>
+              <w:rPr>
+                <w:sz w:val="16"/>
+                <w:szCs w:val="16"/>
               </w:rPr>
             </w:pPr>
             <w:r>
@@ -908,24 +872,14 @@
               </w:rPr>
               <w:t>${</w:t>
             </w:r>
-            <w:proofErr w:type="spellStart"/>
-            <w:proofErr w:type="gramStart"/>
-            <w:r>
-              <w:rPr>
-                <w:sz w:val="16"/>
-                <w:szCs w:val="16"/>
-              </w:rPr>
-              <w:t>order.invoice</w:t>
-            </w:r>
-            <w:proofErr w:type="gramEnd"/>
-            <w:r>
-              <w:rPr>
-                <w:sz w:val="16"/>
-                <w:szCs w:val="16"/>
-              </w:rPr>
-              <w:t>_number</w:t>
-            </w:r>
-            <w:proofErr w:type="spellEnd"/>
+            <w:r>
+              <w:rPr>
+                <w:sz w:val="16"/>
+                <w:szCs w:val="16"/>
+                <w:lang w:val="en-US"/>
+              </w:rPr>
+              <w:t>cargo.total_packages</w:t>
+            </w:r>
             <w:r>
               <w:rPr>
                 <w:sz w:val="16"/>
@@ -937,8 +891,79 @@
         </w:tc>
         <w:tc>
           <w:tcPr>
-            <w:tcW w:w="1583" w:type="dxa"/>
-            <w:vMerge/>
+            <w:tcW w:w="1110" w:type="dxa"/>
+            <w:gridSpan w:val="2"/>
+            <w:tcBorders>
+              <w:top w:val="single" w:sz="4" w:space="0" w:color="000000"/>
+              <w:left w:val="single" w:sz="4" w:space="0" w:color="000000"/>
+              <w:bottom w:val="single" w:sz="4" w:space="0" w:color="000000"/>
+              <w:right w:val="single" w:sz="4" w:space="0" w:color="000000"/>
+            </w:tcBorders>
+          </w:tcPr>
+          <w:p>
+            <w:pPr>
+              <w:pStyle w:val="a9"/>
+              <w:rPr>
+                <w:sz w:val="16"/>
+                <w:szCs w:val="16"/>
+              </w:rPr>
+            </w:pPr>
+            <w:r>
+              <w:rPr>
+                <w:sz w:val="16"/>
+                <w:szCs w:val="16"/>
+              </w:rPr>
+              <w:t>Общий вес брутто, кг</w:t>
+            </w:r>
+          </w:p>
+        </w:tc>
+        <w:tc>
+          <w:tcPr>
+            <w:tcW w:w="1284" w:type="dxa"/>
+            <w:tcBorders>
+              <w:top w:val="single" w:sz="4" w:space="0" w:color="000000"/>
+              <w:left w:val="single" w:sz="4" w:space="0" w:color="000000"/>
+              <w:bottom w:val="single" w:sz="4" w:space="0" w:color="000000"/>
+              <w:right w:val="single" w:sz="4" w:space="0" w:color="000000"/>
+            </w:tcBorders>
+          </w:tcPr>
+          <w:p>
+            <w:pPr>
+              <w:pStyle w:val="a9"/>
+              <w:jc w:val="center"/>
+              <w:rPr>
+                <w:sz w:val="16"/>
+                <w:szCs w:val="16"/>
+              </w:rPr>
+            </w:pPr>
+            <w:r>
+              <w:rPr>
+                <w:sz w:val="16"/>
+                <w:szCs w:val="16"/>
+              </w:rPr>
+              <w:t>${</w:t>
+            </w:r>
+            <w:r>
+              <w:rPr>
+                <w:sz w:val="16"/>
+                <w:szCs w:val="16"/>
+                <w:lang w:val="en-US"/>
+              </w:rPr>
+              <w:t>cargo.total_weight</w:t>
+            </w:r>
+            <w:r>
+              <w:rPr>
+                <w:sz w:val="16"/>
+                <w:szCs w:val="16"/>
+              </w:rPr>
+              <w:t>}</w:t>
+            </w:r>
+          </w:p>
+        </w:tc>
+        <w:tc>
+          <w:tcPr>
+            <w:tcW w:w="1284" w:type="dxa"/>
+            <w:gridSpan w:val="2"/>
             <w:tcBorders>
               <w:top w:val="single" w:sz="4" w:space="0" w:color="000000"/>
               <w:left w:val="single" w:sz="4" w:space="0" w:color="000000"/>
@@ -946,22 +971,27 @@
               <w:right w:val="single" w:sz="4" w:space="0" w:color="000000"/>
             </w:tcBorders>
             <w:vAlign w:val="center"/>
-            <w:hideMark/>
-          </w:tcPr>
-          <w:p>
-            <w:pPr>
-              <w:pStyle w:val="a9"/>
-              <w:rPr>
-                <w:sz w:val="16"/>
-                <w:szCs w:val="16"/>
-              </w:rPr>
-            </w:pPr>
-          </w:p>
-        </w:tc>
-        <w:tc>
-          <w:tcPr>
-            <w:tcW w:w="576" w:type="dxa"/>
-            <w:vMerge/>
+          </w:tcPr>
+          <w:p>
+            <w:pPr>
+              <w:pStyle w:val="a9"/>
+              <w:rPr>
+                <w:sz w:val="16"/>
+                <w:szCs w:val="16"/>
+              </w:rPr>
+            </w:pPr>
+            <w:r>
+              <w:rPr>
+                <w:sz w:val="16"/>
+                <w:szCs w:val="16"/>
+              </w:rPr>
+              <w:t>Общий объём</w:t>
+            </w:r>
+          </w:p>
+        </w:tc>
+        <w:tc>
+          <w:tcPr>
+            <w:tcW w:w="1284" w:type="dxa"/>
             <w:tcBorders>
               <w:top w:val="single" w:sz="4" w:space="0" w:color="000000"/>
               <w:left w:val="single" w:sz="4" w:space="0" w:color="000000"/>
@@ -969,57 +999,11 @@
               <w:right w:val="single" w:sz="4" w:space="0" w:color="000000"/>
             </w:tcBorders>
             <w:vAlign w:val="center"/>
-            <w:hideMark/>
-          </w:tcPr>
-          <w:p>
-            <w:pPr>
-              <w:pStyle w:val="a9"/>
-              <w:rPr>
-                <w:sz w:val="16"/>
-                <w:szCs w:val="16"/>
-              </w:rPr>
-            </w:pPr>
-          </w:p>
-        </w:tc>
-        <w:tc>
-          <w:tcPr>
-            <w:tcW w:w="709" w:type="dxa"/>
-            <w:vMerge/>
-            <w:tcBorders>
-              <w:top w:val="single" w:sz="4" w:space="0" w:color="000000"/>
-              <w:left w:val="single" w:sz="4" w:space="0" w:color="000000"/>
-              <w:bottom w:val="single" w:sz="4" w:space="0" w:color="000000"/>
-              <w:right w:val="single" w:sz="4" w:space="0" w:color="000000"/>
-            </w:tcBorders>
-            <w:vAlign w:val="center"/>
-            <w:hideMark/>
-          </w:tcPr>
-          <w:p>
-            <w:pPr>
-              <w:pStyle w:val="a9"/>
-              <w:rPr>
-                <w:sz w:val="16"/>
-                <w:szCs w:val="16"/>
-              </w:rPr>
-            </w:pPr>
-          </w:p>
-        </w:tc>
-        <w:tc>
-          <w:tcPr>
-            <w:tcW w:w="2268" w:type="dxa"/>
-            <w:vMerge/>
-            <w:tcBorders>
-              <w:top w:val="single" w:sz="4" w:space="0" w:color="000000"/>
-              <w:left w:val="single" w:sz="4" w:space="0" w:color="000000"/>
-              <w:bottom w:val="single" w:sz="4" w:space="0" w:color="000000"/>
-              <w:right w:val="single" w:sz="4" w:space="0" w:color="000000"/>
-            </w:tcBorders>
-            <w:vAlign w:val="center"/>
-            <w:hideMark/>
-          </w:tcPr>
-          <w:p>
-            <w:pPr>
-              <w:pStyle w:val="a9"/>
+          </w:tcPr>
+          <w:p>
+            <w:pPr>
+              <w:pStyle w:val="a9"/>
+              <w:jc w:val="center"/>
               <w:rPr>
                 <w:sz w:val="16"/>
                 <w:szCs w:val="16"/>
@@ -1048,11 +1032,18 @@
                 <w:szCs w:val="16"/>
               </w:rPr>
             </w:pPr>
-          </w:p>
-        </w:tc>
-        <w:tc>
-          <w:tcPr>
-            <w:tcW w:w="2478" w:type="dxa"/>
+            <w:r>
+              <w:rPr>
+                <w:sz w:val="16"/>
+                <w:szCs w:val="16"/>
+              </w:rPr>
+              <w:t>4</w:t>
+            </w:r>
+          </w:p>
+        </w:tc>
+        <w:tc>
+          <w:tcPr>
+            <w:tcW w:w="3128" w:type="dxa"/>
             <w:tcBorders>
               <w:top w:val="single" w:sz="4" w:space="0" w:color="000000"/>
               <w:left w:val="single" w:sz="4" w:space="0" w:color="000000"/>
@@ -1074,13 +1065,21 @@
                 <w:sz w:val="16"/>
                 <w:szCs w:val="16"/>
               </w:rPr>
-              <w:t>Маршрут перевозки</w:t>
-            </w:r>
-          </w:p>
-        </w:tc>
-        <w:tc>
-          <w:tcPr>
-            <w:tcW w:w="2602" w:type="dxa"/>
+              <w:t>Объявленная</w:t>
+            </w:r>
+            <w:r>
+              <w:rPr>
+                <w:sz w:val="16"/>
+                <w:szCs w:val="16"/>
+              </w:rPr>
+              <w:t xml:space="preserve"> стоимость груза</w:t>
+            </w:r>
+          </w:p>
+        </w:tc>
+        <w:tc>
+          <w:tcPr>
+            <w:tcW w:w="7088" w:type="dxa"/>
+            <w:gridSpan w:val="7"/>
             <w:tcBorders>
               <w:top w:val="single" w:sz="4" w:space="0" w:color="000000"/>
               <w:left w:val="single" w:sz="4" w:space="0" w:color="000000"/>
@@ -1097,201 +1096,12 @@
                 <w:szCs w:val="16"/>
               </w:rPr>
             </w:pPr>
-            <w:proofErr w:type="gramStart"/>
-            <w:r>
-              <w:rPr>
-                <w:sz w:val="16"/>
-                <w:szCs w:val="16"/>
-              </w:rPr>
-              <w:t>г .</w:t>
-            </w:r>
-            <w:proofErr w:type="gramEnd"/>
-            <w:r>
-              <w:rPr>
-                <w:sz w:val="16"/>
-                <w:szCs w:val="16"/>
-              </w:rPr>
-              <w:t>${</w:t>
-            </w:r>
-            <w:proofErr w:type="spellStart"/>
-            <w:r>
-              <w:rPr>
-                <w:sz w:val="16"/>
-                <w:szCs w:val="16"/>
-                <w:lang w:val="en-US"/>
-              </w:rPr>
-              <w:t>gorod</w:t>
-            </w:r>
-            <w:proofErr w:type="spellEnd"/>
-            <w:r>
-              <w:rPr>
-                <w:sz w:val="16"/>
-                <w:szCs w:val="16"/>
-              </w:rPr>
-              <w:t>_</w:t>
-            </w:r>
-            <w:proofErr w:type="spellStart"/>
-            <w:r>
-              <w:rPr>
-                <w:sz w:val="16"/>
-                <w:szCs w:val="16"/>
-                <w:lang w:val="en-US"/>
-              </w:rPr>
-              <w:t>zagruzki</w:t>
-            </w:r>
-            <w:proofErr w:type="spellEnd"/>
-            <w:r>
-              <w:rPr>
-                <w:sz w:val="16"/>
-                <w:szCs w:val="16"/>
-              </w:rPr>
-              <w:t>} – г. ${</w:t>
-            </w:r>
-            <w:proofErr w:type="spellStart"/>
-            <w:r>
-              <w:rPr>
-                <w:sz w:val="16"/>
-                <w:szCs w:val="16"/>
-                <w:lang w:val="en-US"/>
-              </w:rPr>
-              <w:t>gorod</w:t>
-            </w:r>
-            <w:proofErr w:type="spellEnd"/>
-            <w:r>
-              <w:rPr>
-                <w:sz w:val="16"/>
-                <w:szCs w:val="16"/>
-              </w:rPr>
-              <w:t>_</w:t>
-            </w:r>
-            <w:proofErr w:type="spellStart"/>
-            <w:r>
-              <w:rPr>
-                <w:sz w:val="16"/>
-                <w:szCs w:val="16"/>
-                <w:lang w:val="en-US"/>
-              </w:rPr>
-              <w:t>vygruzki</w:t>
-            </w:r>
-            <w:proofErr w:type="spellEnd"/>
-            <w:r>
-              <w:rPr>
-                <w:sz w:val="16"/>
-                <w:szCs w:val="16"/>
-              </w:rPr>
-              <w:t>}</w:t>
-            </w:r>
-          </w:p>
-        </w:tc>
-        <w:tc>
-          <w:tcPr>
-            <w:tcW w:w="1583" w:type="dxa"/>
-            <w:tcBorders>
-              <w:top w:val="single" w:sz="4" w:space="0" w:color="000000"/>
-              <w:left w:val="single" w:sz="4" w:space="0" w:color="000000"/>
-              <w:bottom w:val="single" w:sz="4" w:space="0" w:color="000000"/>
-              <w:right w:val="single" w:sz="4" w:space="0" w:color="000000"/>
-            </w:tcBorders>
-            <w:vAlign w:val="center"/>
-          </w:tcPr>
-          <w:p>
-            <w:pPr>
-              <w:pStyle w:val="a9"/>
-              <w:rPr>
-                <w:sz w:val="16"/>
-                <w:szCs w:val="16"/>
-              </w:rPr>
-            </w:pPr>
-            <w:r>
-              <w:rPr>
-                <w:sz w:val="16"/>
-                <w:szCs w:val="16"/>
-              </w:rPr>
-              <w:t>${cargo_row_name}</w:t>
-            </w:r>
-          </w:p>
-        </w:tc>
-        <w:tc>
-          <w:tcPr>
-            <w:tcW w:w="576" w:type="dxa"/>
-            <w:tcBorders>
-              <w:top w:val="single" w:sz="4" w:space="0" w:color="000000"/>
-              <w:left w:val="single" w:sz="4" w:space="0" w:color="000000"/>
-              <w:bottom w:val="single" w:sz="4" w:space="0" w:color="000000"/>
-              <w:right w:val="single" w:sz="4" w:space="0" w:color="000000"/>
-            </w:tcBorders>
-            <w:vAlign w:val="center"/>
-          </w:tcPr>
-          <w:p>
-            <w:pPr>
-              <w:pStyle w:val="a9"/>
-              <w:rPr>
-                <w:sz w:val="16"/>
-                <w:szCs w:val="16"/>
-              </w:rPr>
-            </w:pPr>
-            <w:r>
-              <w:rPr>
-                <w:sz w:val="16"/>
-                <w:szCs w:val="16"/>
-              </w:rPr>
-              <w:t>${cargo_row_packages}</w:t>
-            </w:r>
-          </w:p>
-        </w:tc>
-        <w:tc>
-          <w:tcPr>
-            <w:tcW w:w="709" w:type="dxa"/>
-            <w:tcBorders>
-              <w:top w:val="single" w:sz="4" w:space="0" w:color="000000"/>
-              <w:left w:val="single" w:sz="4" w:space="0" w:color="000000"/>
-              <w:bottom w:val="single" w:sz="4" w:space="0" w:color="000000"/>
-              <w:right w:val="single" w:sz="4" w:space="0" w:color="000000"/>
-            </w:tcBorders>
-            <w:vAlign w:val="center"/>
-          </w:tcPr>
-          <w:p>
-            <w:pPr>
-              <w:pStyle w:val="a9"/>
-              <w:rPr>
-                <w:sz w:val="16"/>
-                <w:szCs w:val="16"/>
-              </w:rPr>
-            </w:pPr>
-            <w:r>
-              <w:rPr>
-                <w:sz w:val="16"/>
-                <w:szCs w:val="16"/>
-              </w:rPr>
-              <w:t>${cargo_row_weight}</w:t>
-            </w:r>
-          </w:p>
-        </w:tc>
-        <w:tc>
-          <w:tcPr>
-            <w:tcW w:w="2268" w:type="dxa"/>
-            <w:tcBorders>
-              <w:top w:val="single" w:sz="4" w:space="0" w:color="000000"/>
-              <w:left w:val="single" w:sz="4" w:space="0" w:color="000000"/>
-              <w:bottom w:val="single" w:sz="4" w:space="0" w:color="000000"/>
-              <w:right w:val="single" w:sz="4" w:space="0" w:color="000000"/>
-            </w:tcBorders>
-            <w:vAlign w:val="center"/>
-          </w:tcPr>
-          <w:p>
-            <w:pPr>
-              <w:pStyle w:val="a9"/>
-              <w:rPr>
-                <w:sz w:val="16"/>
-                <w:szCs w:val="16"/>
-              </w:rPr>
-            </w:pPr>
-            <w:r>
-              <w:rPr>
-                <w:sz w:val="16"/>
-                <w:szCs w:val="16"/>
-              </w:rPr>
-              <w:t>${cargo_row_dimensions}</w:t>
+            <w:r>
+              <w:rPr>
+                <w:sz w:val="16"/>
+                <w:szCs w:val="16"/>
+              </w:rPr>
+              <w:t>${cargo_declared_sum}</w:t>
             </w:r>
           </w:p>
         </w:tc>
@@ -1322,41 +1132,153 @@
                 <w:sz w:val="16"/>
                 <w:szCs w:val="16"/>
               </w:rPr>
-              <w:t>4</w:t>
-            </w:r>
-          </w:p>
-        </w:tc>
-        <w:tc>
-          <w:tcPr>
-            <w:tcW w:w="2478" w:type="dxa"/>
-            <w:tcBorders>
-              <w:top w:val="single" w:sz="4" w:space="0" w:color="000000"/>
-              <w:left w:val="single" w:sz="4" w:space="0" w:color="000000"/>
-              <w:bottom w:val="single" w:sz="4" w:space="0" w:color="000000"/>
+              <w:t>5</w:t>
+            </w:r>
+          </w:p>
+        </w:tc>
+        <w:tc>
+          <w:tcPr>
+            <w:tcW w:w="3128" w:type="dxa"/>
+            <w:tcBorders>
+              <w:top w:val="single" w:sz="4" w:space="0" w:color="000000"/>
+              <w:left w:val="single" w:sz="4" w:space="0" w:color="000000"/>
+              <w:bottom w:val="single" w:sz="4" w:space="0" w:color="000000"/>
+              <w:right w:val="single" w:sz="4" w:space="0" w:color="000000"/>
+            </w:tcBorders>
+            <w:hideMark/>
+          </w:tcPr>
+          <w:p>
+            <w:pPr>
+              <w:pStyle w:val="a9"/>
+              <w:rPr>
+                <w:sz w:val="16"/>
+                <w:szCs w:val="16"/>
+              </w:rPr>
+            </w:pPr>
+            <w:r>
+              <w:rPr>
+                <w:sz w:val="16"/>
+                <w:szCs w:val="16"/>
+              </w:rPr>
+              <w:t>Код(ы) ТНВЭД</w:t>
+            </w:r>
+          </w:p>
+        </w:tc>
+        <w:tc>
+          <w:tcPr>
+            <w:tcW w:w="2126" w:type="dxa"/>
+            <w:tcBorders>
+              <w:top w:val="single" w:sz="4" w:space="0" w:color="000000"/>
+              <w:left w:val="single" w:sz="4" w:space="0" w:color="000000"/>
+              <w:bottom w:val="single" w:sz="4" w:space="0" w:color="000000"/>
+              <w:right w:val="single" w:sz="4" w:space="0" w:color="000000"/>
+            </w:tcBorders>
+            <w:hideMark/>
+          </w:tcPr>
+          <w:p>
+            <w:pPr>
+              <w:pStyle w:val="a9"/>
+              <w:rPr>
+                <w:sz w:val="16"/>
+                <w:szCs w:val="16"/>
+              </w:rPr>
+            </w:pPr>
+            <w:r>
+              <w:rPr>
+                <w:sz w:val="16"/>
+                <w:szCs w:val="16"/>
+              </w:rPr>
+              <w:t>${cargo.hs_codes}</w:t>
+            </w:r>
+          </w:p>
+        </w:tc>
+        <w:tc>
+          <w:tcPr>
+            <w:tcW w:w="378" w:type="dxa"/>
+            <w:tcBorders>
+              <w:top w:val="single" w:sz="4" w:space="0" w:color="000000"/>
+              <w:left w:val="single" w:sz="4" w:space="0" w:color="000000"/>
               <w:right w:val="single" w:sz="4" w:space="0" w:color="000000"/>
             </w:tcBorders>
             <w:vAlign w:val="center"/>
-          </w:tcPr>
-          <w:p>
-            <w:pPr>
-              <w:pStyle w:val="a9"/>
-              <w:rPr>
-                <w:sz w:val="16"/>
-                <w:szCs w:val="16"/>
-              </w:rPr>
-            </w:pPr>
-            <w:r>
-              <w:rPr>
-                <w:sz w:val="16"/>
-                <w:szCs w:val="16"/>
-              </w:rPr>
-              <w:t>Общая стоимость груза</w:t>
-            </w:r>
-          </w:p>
-        </w:tc>
-        <w:tc>
-          <w:tcPr>
-            <w:tcW w:w="2602" w:type="dxa"/>
+            <w:hideMark/>
+          </w:tcPr>
+          <w:p>
+            <w:pPr>
+              <w:pStyle w:val="a9"/>
+              <w:rPr>
+                <w:sz w:val="16"/>
+                <w:szCs w:val="16"/>
+              </w:rPr>
+            </w:pPr>
+            <w:r>
+              <w:rPr>
+                <w:sz w:val="16"/>
+                <w:szCs w:val="16"/>
+              </w:rPr>
+              <w:t>6</w:t>
+            </w:r>
+          </w:p>
+        </w:tc>
+        <w:tc>
+          <w:tcPr>
+            <w:tcW w:w="2410" w:type="dxa"/>
+            <w:gridSpan w:val="3"/>
+            <w:tcBorders>
+              <w:top w:val="single" w:sz="4" w:space="0" w:color="000000"/>
+              <w:left w:val="single" w:sz="4" w:space="0" w:color="000000"/>
+              <w:right w:val="single" w:sz="4" w:space="0" w:color="000000"/>
+            </w:tcBorders>
+          </w:tcPr>
+          <w:p>
+            <w:pPr>
+              <w:pStyle w:val="a9"/>
+              <w:rPr>
+                <w:sz w:val="16"/>
+                <w:szCs w:val="16"/>
+              </w:rPr>
+            </w:pPr>
+            <w:r>
+              <w:rPr>
+                <w:sz w:val="16"/>
+                <w:szCs w:val="16"/>
+              </w:rPr>
+              <w:t>Номер инвойса</w:t>
+            </w:r>
+          </w:p>
+        </w:tc>
+        <w:tc>
+          <w:tcPr>
+            <w:tcW w:w="2174" w:type="dxa"/>
+            <w:gridSpan w:val="2"/>
+            <w:tcBorders>
+              <w:top w:val="single" w:sz="4" w:space="0" w:color="000000"/>
+              <w:left w:val="single" w:sz="4" w:space="0" w:color="000000"/>
+              <w:right w:val="single" w:sz="4" w:space="0" w:color="000000"/>
+            </w:tcBorders>
+          </w:tcPr>
+          <w:p>
+            <w:pPr>
+              <w:pStyle w:val="a9"/>
+              <w:rPr>
+                <w:sz w:val="16"/>
+                <w:szCs w:val="16"/>
+              </w:rPr>
+            </w:pPr>
+            <w:r>
+              <w:rPr>
+                <w:sz w:val="16"/>
+                <w:szCs w:val="16"/>
+              </w:rPr>
+              <w:t>${order.invoice_number}</w:t>
+            </w:r>
+          </w:p>
+        </w:tc>
+      </w:tr>
+      <w:tr>
+        <w:tc>
+          <w:tcPr>
+            <w:tcW w:w="411" w:type="dxa"/>
             <w:tcBorders>
               <w:top w:val="single" w:sz="4" w:space="0" w:color="000000"/>
               <w:left w:val="single" w:sz="4" w:space="0" w:color="000000"/>
@@ -1378,17 +1300,132 @@
                 <w:sz w:val="16"/>
                 <w:szCs w:val="16"/>
               </w:rPr>
+              <w:t>7</w:t>
+            </w:r>
+          </w:p>
+        </w:tc>
+        <w:tc>
+          <w:tcPr>
+            <w:tcW w:w="3128" w:type="dxa"/>
+            <w:tcBorders>
+              <w:top w:val="single" w:sz="4" w:space="0" w:color="000000"/>
+              <w:left w:val="single" w:sz="4" w:space="0" w:color="000000"/>
+              <w:bottom w:val="single" w:sz="4" w:space="0" w:color="000000"/>
+              <w:right w:val="single" w:sz="4" w:space="0" w:color="000000"/>
+            </w:tcBorders>
+            <w:vAlign w:val="center"/>
+          </w:tcPr>
+          <w:p>
+            <w:pPr>
+              <w:pStyle w:val="a9"/>
+              <w:rPr>
+                <w:sz w:val="16"/>
+                <w:szCs w:val="16"/>
+              </w:rPr>
+            </w:pPr>
+            <w:r>
+              <w:rPr>
+                <w:sz w:val="16"/>
+                <w:szCs w:val="16"/>
+              </w:rPr>
+              <w:t>Маршрут перевозки</w:t>
+            </w:r>
+          </w:p>
+        </w:tc>
+        <w:tc>
+          <w:tcPr>
+            <w:tcW w:w="7088" w:type="dxa"/>
+            <w:gridSpan w:val="7"/>
+            <w:tcBorders>
+              <w:top w:val="single" w:sz="4" w:space="0" w:color="000000"/>
+              <w:left w:val="single" w:sz="4" w:space="0" w:color="000000"/>
+              <w:bottom w:val="single" w:sz="4" w:space="0" w:color="000000"/>
+              <w:right w:val="single" w:sz="4" w:space="0" w:color="000000"/>
+            </w:tcBorders>
+            <w:vAlign w:val="center"/>
+          </w:tcPr>
+          <w:p>
+            <w:pPr>
+              <w:pStyle w:val="a9"/>
+              <w:rPr>
+                <w:sz w:val="16"/>
+                <w:szCs w:val="16"/>
+              </w:rPr>
+            </w:pPr>
+            <w:r>
+              <w:rPr>
+                <w:sz w:val="16"/>
+                <w:szCs w:val="16"/>
+              </w:rPr>
+              <w:t>г.</w:t>
+            </w:r>
+            <w:r>
+              <w:rPr>
+                <w:sz w:val="16"/>
+                <w:szCs w:val="16"/>
+              </w:rPr>
+              <w:t xml:space="preserve"> </w:t>
+            </w:r>
+            <w:r>
+              <w:rPr>
+                <w:sz w:val="16"/>
+                <w:szCs w:val="16"/>
+              </w:rPr>
               <w:t>${</w:t>
             </w:r>
-            <w:proofErr w:type="spellStart"/>
-            <w:r>
-              <w:rPr>
-                <w:sz w:val="16"/>
-                <w:szCs w:val="16"/>
-              </w:rPr>
-              <w:t>cargo_declared_sum</w:t>
-            </w:r>
-            <w:proofErr w:type="spellEnd"/>
+            <w:r>
+              <w:rPr>
+                <w:sz w:val="16"/>
+                <w:szCs w:val="16"/>
+                <w:lang w:val="en-US"/>
+              </w:rPr>
+              <w:t>gorod</w:t>
+            </w:r>
+            <w:r>
+              <w:rPr>
+                <w:sz w:val="16"/>
+                <w:szCs w:val="16"/>
+              </w:rPr>
+              <w:t>_</w:t>
+            </w:r>
+            <w:r>
+              <w:rPr>
+                <w:sz w:val="16"/>
+                <w:szCs w:val="16"/>
+                <w:lang w:val="en-US"/>
+              </w:rPr>
+              <w:t>zagruzki</w:t>
+            </w:r>
+            <w:r>
+              <w:rPr>
+                <w:sz w:val="16"/>
+                <w:szCs w:val="16"/>
+              </w:rPr>
+              <w:t>} – г. ${</w:t>
+            </w:r>
+            <w:r>
+              <w:rPr>
+                <w:sz w:val="16"/>
+                <w:szCs w:val="16"/>
+                <w:lang w:val="en-US"/>
+              </w:rPr>
+              <w:t>gorod</w:t>
+            </w:r>
+            <w:r>
+              <w:rPr>
+                <w:sz w:val="16"/>
+                <w:szCs w:val="16"/>
+              </w:rPr>
+              <w:t>_</w:t>
+            </w:r>
+            <w:r>
+              <w:rPr>
+                <w:sz w:val="16"/>
+                <w:szCs w:val="16"/>
+                <w:lang w:val="en-US"/>
+              </w:rPr>
+              <w:t>vygruzki</w:t>
+            </w:r>
             <w:r>
               <w:rPr>
                 <w:sz w:val="16"/>
@@ -1398,313 +1435,135 @@
             </w:r>
           </w:p>
         </w:tc>
-        <w:tc>
-          <w:tcPr>
-            <w:tcW w:w="5136" w:type="dxa"/>
-            <w:gridSpan w:val="4"/>
-            <w:tcBorders>
-              <w:top w:val="single" w:sz="4" w:space="0" w:color="000000"/>
-              <w:left w:val="single" w:sz="4" w:space="0" w:color="000000"/>
-              <w:bottom w:val="single" w:sz="4" w:space="0" w:color="000000"/>
-              <w:right w:val="single" w:sz="4" w:space="0" w:color="000000"/>
-            </w:tcBorders>
-            <w:hideMark/>
-          </w:tcPr>
-          <w:p>
-            <w:pPr>
-              <w:pStyle w:val="a9"/>
-              <w:rPr>
-                <w:sz w:val="16"/>
-                <w:szCs w:val="16"/>
-              </w:rPr>
-            </w:pPr>
+      </w:tr>
+      <w:tr>
+        <w:tc>
+          <w:tcPr>
+            <w:tcW w:w="411" w:type="dxa"/>
+            <w:vMerge w:val="restart"/>
+            <w:tcBorders>
+              <w:top w:val="single" w:sz="4" w:space="0" w:color="000000"/>
+              <w:left w:val="single" w:sz="4" w:space="0" w:color="000000"/>
+              <w:right w:val="single" w:sz="4" w:space="0" w:color="000000"/>
+            </w:tcBorders>
+            <w:vAlign w:val="center"/>
+            <w:hideMark/>
+          </w:tcPr>
+          <w:p>
+            <w:pPr>
+              <w:pStyle w:val="a9"/>
+              <w:rPr>
+                <w:sz w:val="16"/>
+                <w:szCs w:val="16"/>
+              </w:rPr>
+            </w:pPr>
+            <w:r>
+              <w:rPr>
+                <w:sz w:val="16"/>
+                <w:szCs w:val="16"/>
+              </w:rPr>
+              <w:t>8</w:t>
+            </w:r>
+          </w:p>
+        </w:tc>
+        <w:tc>
+          <w:tcPr>
+            <w:tcW w:w="3128" w:type="dxa"/>
+            <w:vMerge w:val="restart"/>
+            <w:tcBorders>
+              <w:top w:val="single" w:sz="4" w:space="0" w:color="000000"/>
+              <w:left w:val="single" w:sz="4" w:space="0" w:color="000000"/>
+              <w:right w:val="single" w:sz="4" w:space="0" w:color="000000"/>
+            </w:tcBorders>
+            <w:vAlign w:val="center"/>
+            <w:hideMark/>
+          </w:tcPr>
+          <w:p>
+            <w:pPr>
+              <w:pStyle w:val="a9"/>
+              <w:rPr>
+                <w:sz w:val="16"/>
+                <w:szCs w:val="16"/>
+              </w:rPr>
+            </w:pPr>
+            <w:r>
+              <w:rPr>
+                <w:sz w:val="16"/>
+                <w:szCs w:val="16"/>
+              </w:rPr>
+              <w:t>Особые условия для транспортировки груза</w:t>
+            </w:r>
+          </w:p>
+        </w:tc>
+        <w:tc>
+          <w:tcPr>
+            <w:tcW w:w="2126" w:type="dxa"/>
+            <w:tcBorders>
+              <w:top w:val="single" w:sz="4" w:space="0" w:color="000000"/>
+              <w:left w:val="single" w:sz="4" w:space="0" w:color="000000"/>
+              <w:bottom w:val="single" w:sz="4" w:space="0" w:color="000000"/>
+              <w:right w:val="single" w:sz="4" w:space="0" w:color="000000"/>
+            </w:tcBorders>
+            <w:hideMark/>
+          </w:tcPr>
+          <w:p>
+            <w:pPr>
+              <w:pStyle w:val="a9"/>
+              <w:rPr>
+                <w:sz w:val="16"/>
+                <w:szCs w:val="16"/>
+              </w:rPr>
+            </w:pPr>
+            <w:r>
+              <w:rPr>
+                <w:sz w:val="16"/>
+                <w:szCs w:val="16"/>
+              </w:rPr>
+              <w:t xml:space="preserve">8.1. Требования к ТС </w:t>
+            </w:r>
+          </w:p>
+        </w:tc>
+        <w:tc>
+          <w:tcPr>
+            <w:tcW w:w="4962" w:type="dxa"/>
+            <w:gridSpan w:val="6"/>
+            <w:tcBorders>
+              <w:top w:val="single" w:sz="4" w:space="0" w:color="000000"/>
+              <w:left w:val="single" w:sz="4" w:space="0" w:color="000000"/>
+              <w:bottom w:val="single" w:sz="4" w:space="0" w:color="000000"/>
+              <w:right w:val="single" w:sz="4" w:space="0" w:color="000000"/>
+            </w:tcBorders>
+            <w:hideMark/>
+          </w:tcPr>
+          <w:p>
+            <w:pPr>
+              <w:pStyle w:val="a9"/>
+              <w:rPr>
+                <w:sz w:val="16"/>
+                <w:szCs w:val="16"/>
+              </w:rPr>
+            </w:pPr>
+            <w:r>
+              <w:rPr>
+                <w:sz w:val="16"/>
+                <w:szCs w:val="16"/>
+                <w:lang w:val="en-US"/>
+              </w:rPr>
+              <w:t>${tip_pritsepa}</w:t>
+            </w:r>
           </w:p>
         </w:tc>
       </w:tr>
       <w:tr>
         <w:trPr>
-          <w:trHeight w:val="199"/>
+          <w:trHeight w:val="215"/>
         </w:trPr>
-        <w:tc>
-          <w:tcPr>
-            <w:tcW w:w="411" w:type="dxa"/>
-            <w:vMerge w:val="restart"/>
-            <w:tcBorders>
-              <w:top w:val="single" w:sz="4" w:space="0" w:color="000000"/>
-              <w:left w:val="single" w:sz="4" w:space="0" w:color="000000"/>
-              <w:right w:val="single" w:sz="4" w:space="0" w:color="000000"/>
-            </w:tcBorders>
-            <w:vAlign w:val="center"/>
-            <w:hideMark/>
-          </w:tcPr>
-          <w:p>
-            <w:pPr>
-              <w:pStyle w:val="a9"/>
-              <w:rPr>
-                <w:sz w:val="16"/>
-                <w:szCs w:val="16"/>
-              </w:rPr>
-            </w:pPr>
-            <w:r>
-              <w:rPr>
-                <w:sz w:val="16"/>
-                <w:szCs w:val="16"/>
-              </w:rPr>
-              <w:t>5</w:t>
-            </w:r>
-          </w:p>
-        </w:tc>
-        <w:tc>
-          <w:tcPr>
-            <w:tcW w:w="2478" w:type="dxa"/>
-            <w:vMerge w:val="restart"/>
-            <w:tcBorders>
-              <w:top w:val="single" w:sz="4" w:space="0" w:color="000000"/>
-              <w:left w:val="single" w:sz="4" w:space="0" w:color="000000"/>
-              <w:right w:val="single" w:sz="4" w:space="0" w:color="000000"/>
-            </w:tcBorders>
-          </w:tcPr>
-          <w:p>
-            <w:pPr>
-              <w:pStyle w:val="a9"/>
-              <w:rPr>
-                <w:sz w:val="16"/>
-                <w:szCs w:val="16"/>
-              </w:rPr>
-            </w:pPr>
-            <w:r>
-              <w:rPr>
-                <w:sz w:val="16"/>
-                <w:szCs w:val="16"/>
-              </w:rPr>
-              <w:t>Общее кол-во мест</w:t>
-            </w:r>
-          </w:p>
-        </w:tc>
-        <w:tc>
-          <w:tcPr>
-            <w:tcW w:w="2602" w:type="dxa"/>
-            <w:vMerge w:val="restart"/>
-            <w:tcBorders>
-              <w:top w:val="single" w:sz="4" w:space="0" w:color="000000"/>
-              <w:left w:val="single" w:sz="4" w:space="0" w:color="000000"/>
-              <w:right w:val="single" w:sz="4" w:space="0" w:color="000000"/>
-            </w:tcBorders>
-          </w:tcPr>
-          <w:p>
-            <w:pPr>
-              <w:pStyle w:val="a9"/>
-              <w:rPr>
-                <w:sz w:val="16"/>
-                <w:szCs w:val="16"/>
-                <w:lang w:val="en-US"/>
-              </w:rPr>
-            </w:pPr>
-            <w:r>
-              <w:rPr>
-                <w:sz w:val="16"/>
-                <w:szCs w:val="16"/>
-              </w:rPr>
-              <w:t>${</w:t>
-            </w:r>
-            <w:proofErr w:type="spellStart"/>
-            <w:proofErr w:type="gramStart"/>
-            <w:r>
-              <w:rPr>
-                <w:sz w:val="16"/>
-                <w:szCs w:val="16"/>
-                <w:lang w:val="en-US"/>
-              </w:rPr>
-              <w:t>cargo.total</w:t>
-            </w:r>
-            <w:proofErr w:type="gramEnd"/>
-            <w:r>
-              <w:rPr>
-                <w:sz w:val="16"/>
-                <w:szCs w:val="16"/>
-                <w:lang w:val="en-US"/>
-              </w:rPr>
-              <w:t>_packages</w:t>
-            </w:r>
-            <w:proofErr w:type="spellEnd"/>
-            <w:r>
-              <w:rPr>
-                <w:sz w:val="16"/>
-                <w:szCs w:val="16"/>
-              </w:rPr>
-              <w:t>}</w:t>
-            </w:r>
-          </w:p>
-        </w:tc>
-        <w:tc>
-          <w:tcPr>
-            <w:tcW w:w="5136" w:type="dxa"/>
-            <w:gridSpan w:val="4"/>
-            <w:tcBorders>
-              <w:top w:val="single" w:sz="4" w:space="0" w:color="000000"/>
-              <w:left w:val="single" w:sz="4" w:space="0" w:color="000000"/>
-              <w:bottom w:val="single" w:sz="4" w:space="0" w:color="000000"/>
-              <w:right w:val="single" w:sz="4" w:space="0" w:color="000000"/>
-            </w:tcBorders>
-            <w:hideMark/>
-          </w:tcPr>
-          <w:p>
-            <w:pPr>
-              <w:pStyle w:val="a9"/>
-              <w:rPr>
-                <w:sz w:val="16"/>
-                <w:szCs w:val="16"/>
-                <w:lang w:val="en-US"/>
-              </w:rPr>
-            </w:pPr>
-          </w:p>
-        </w:tc>
-      </w:tr>
-      <w:tr>
-        <w:tc>
-          <w:tcPr>
-            <w:tcW w:w="411" w:type="dxa"/>
-            <w:vMerge w:val="restart"/>
-            <w:tcBorders>
-              <w:top w:val="single" w:sz="4" w:space="0" w:color="000000"/>
-              <w:left w:val="single" w:sz="4" w:space="0" w:color="000000"/>
-              <w:bottom w:val="single" w:sz="4" w:space="0" w:color="000000"/>
-              <w:right w:val="single" w:sz="4" w:space="0" w:color="000000"/>
-            </w:tcBorders>
-            <w:vAlign w:val="center"/>
-            <w:hideMark/>
-          </w:tcPr>
-          <w:p>
-            <w:pPr>
-              <w:pStyle w:val="a9"/>
-              <w:rPr>
-                <w:sz w:val="16"/>
-                <w:szCs w:val="16"/>
-              </w:rPr>
-            </w:pPr>
-            <w:r>
-              <w:rPr>
-                <w:sz w:val="16"/>
-                <w:szCs w:val="16"/>
-              </w:rPr>
-              <w:t>7</w:t>
-            </w:r>
-          </w:p>
-        </w:tc>
-        <w:tc>
-          <w:tcPr>
-            <w:tcW w:w="2478" w:type="dxa"/>
-            <w:vMerge w:val="restart"/>
-            <w:tcBorders>
-              <w:top w:val="single" w:sz="4" w:space="0" w:color="000000"/>
-              <w:left w:val="single" w:sz="4" w:space="0" w:color="000000"/>
-              <w:right w:val="single" w:sz="4" w:space="0" w:color="000000"/>
-            </w:tcBorders>
-          </w:tcPr>
-          <w:p>
-            <w:pPr>
-              <w:pStyle w:val="a9"/>
-              <w:rPr>
-                <w:sz w:val="16"/>
-                <w:szCs w:val="16"/>
-              </w:rPr>
-            </w:pPr>
-            <w:r>
-              <w:rPr>
-                <w:sz w:val="16"/>
-                <w:szCs w:val="16"/>
-              </w:rPr>
-              <w:t>Общий вес брутто, кг</w:t>
-            </w:r>
-          </w:p>
-        </w:tc>
-        <w:tc>
-          <w:tcPr>
-            <w:tcW w:w="2602" w:type="dxa"/>
-            <w:vMerge w:val="restart"/>
-            <w:tcBorders>
-              <w:top w:val="single" w:sz="4" w:space="0" w:color="000000"/>
-              <w:left w:val="single" w:sz="4" w:space="0" w:color="000000"/>
-              <w:right w:val="single" w:sz="4" w:space="0" w:color="000000"/>
-            </w:tcBorders>
-          </w:tcPr>
-          <w:p>
-            <w:pPr>
-              <w:pStyle w:val="a9"/>
-              <w:rPr>
-                <w:sz w:val="16"/>
-                <w:szCs w:val="16"/>
-              </w:rPr>
-            </w:pPr>
-            <w:r>
-              <w:rPr>
-                <w:sz w:val="16"/>
-                <w:szCs w:val="16"/>
-              </w:rPr>
-              <w:t>${</w:t>
-            </w:r>
-            <w:proofErr w:type="spellStart"/>
-            <w:proofErr w:type="gramStart"/>
-            <w:r>
-              <w:rPr>
-                <w:sz w:val="16"/>
-                <w:szCs w:val="16"/>
-                <w:lang w:val="en-US"/>
-              </w:rPr>
-              <w:t>cargo.total</w:t>
-            </w:r>
-            <w:proofErr w:type="gramEnd"/>
-            <w:r>
-              <w:rPr>
-                <w:sz w:val="16"/>
-                <w:szCs w:val="16"/>
-                <w:lang w:val="en-US"/>
-              </w:rPr>
-              <w:t>_weight</w:t>
-            </w:r>
-            <w:proofErr w:type="spellEnd"/>
-            <w:r>
-              <w:rPr>
-                <w:sz w:val="16"/>
-                <w:szCs w:val="16"/>
-              </w:rPr>
-              <w:t>}</w:t>
-            </w:r>
-          </w:p>
-        </w:tc>
-        <w:tc>
-          <w:tcPr>
-            <w:tcW w:w="5136" w:type="dxa"/>
-            <w:gridSpan w:val="4"/>
-            <w:tcBorders>
-              <w:top w:val="single" w:sz="4" w:space="0" w:color="000000"/>
-              <w:left w:val="single" w:sz="4" w:space="0" w:color="000000"/>
-              <w:bottom w:val="single" w:sz="4" w:space="0" w:color="000000"/>
-              <w:right w:val="single" w:sz="4" w:space="0" w:color="000000"/>
-            </w:tcBorders>
-            <w:hideMark/>
-          </w:tcPr>
-          <w:p>
-            <w:pPr>
-              <w:pStyle w:val="a9"/>
-              <w:rPr>
-                <w:sz w:val="16"/>
-                <w:szCs w:val="16"/>
-                <w:lang w:val="en-US"/>
-              </w:rPr>
-            </w:pPr>
-          </w:p>
-        </w:tc>
-      </w:tr>
-      <w:tr>
         <w:tc>
           <w:tcPr>
             <w:tcW w:w="411" w:type="dxa"/>
             <w:vMerge/>
             <w:tcBorders>
-              <w:top w:val="single" w:sz="4" w:space="0" w:color="000000"/>
-              <w:left w:val="single" w:sz="4" w:space="0" w:color="000000"/>
-              <w:bottom w:val="single" w:sz="4" w:space="0" w:color="000000"/>
+              <w:left w:val="single" w:sz="4" w:space="0" w:color="000000"/>
               <w:right w:val="single" w:sz="4" w:space="0" w:color="000000"/>
             </w:tcBorders>
             <w:vAlign w:val="center"/>
@@ -1722,77 +1581,10 @@
         </w:tc>
         <w:tc>
           <w:tcPr>
-            <w:tcW w:w="2478" w:type="dxa"/>
+            <w:tcW w:w="3128" w:type="dxa"/>
             <w:vMerge/>
             <w:tcBorders>
               <w:left w:val="single" w:sz="4" w:space="0" w:color="000000"/>
-              <w:bottom w:val="single" w:sz="4" w:space="0" w:color="000000"/>
-              <w:right w:val="single" w:sz="4" w:space="0" w:color="000000"/>
-            </w:tcBorders>
-          </w:tcPr>
-          <w:p>
-            <w:pPr>
-              <w:pStyle w:val="a9"/>
-              <w:rPr>
-                <w:sz w:val="16"/>
-                <w:szCs w:val="16"/>
-              </w:rPr>
-            </w:pPr>
-          </w:p>
-        </w:tc>
-        <w:tc>
-          <w:tcPr>
-            <w:tcW w:w="2602" w:type="dxa"/>
-            <w:vMerge/>
-            <w:tcBorders>
-              <w:left w:val="single" w:sz="4" w:space="0" w:color="000000"/>
-              <w:bottom w:val="single" w:sz="4" w:space="0" w:color="000000"/>
-              <w:right w:val="single" w:sz="4" w:space="0" w:color="000000"/>
-            </w:tcBorders>
-          </w:tcPr>
-          <w:p>
-            <w:pPr>
-              <w:pStyle w:val="a9"/>
-              <w:rPr>
-                <w:sz w:val="16"/>
-                <w:szCs w:val="16"/>
-              </w:rPr>
-            </w:pPr>
-          </w:p>
-        </w:tc>
-        <w:tc>
-          <w:tcPr>
-            <w:tcW w:w="5136" w:type="dxa"/>
-            <w:gridSpan w:val="4"/>
-            <w:tcBorders>
-              <w:top w:val="single" w:sz="4" w:space="0" w:color="000000"/>
-              <w:left w:val="single" w:sz="4" w:space="0" w:color="000000"/>
-              <w:bottom w:val="single" w:sz="4" w:space="0" w:color="000000"/>
-              <w:right w:val="single" w:sz="4" w:space="0" w:color="000000"/>
-            </w:tcBorders>
-            <w:hideMark/>
-          </w:tcPr>
-          <w:p>
-            <w:pPr>
-              <w:pStyle w:val="a9"/>
-              <w:rPr>
-                <w:sz w:val="16"/>
-                <w:szCs w:val="16"/>
-                <w:lang w:val="en-US"/>
-              </w:rPr>
-            </w:pPr>
-          </w:p>
-        </w:tc>
-      </w:tr>
-      <w:tr>
-        <w:tc>
-          <w:tcPr>
-            <w:tcW w:w="411" w:type="dxa"/>
-            <w:vMerge w:val="restart"/>
-            <w:tcBorders>
-              <w:top w:val="single" w:sz="4" w:space="0" w:color="000000"/>
-              <w:left w:val="single" w:sz="4" w:space="0" w:color="000000"/>
-              <w:bottom w:val="single" w:sz="4" w:space="0" w:color="000000"/>
               <w:right w:val="single" w:sz="4" w:space="0" w:color="000000"/>
             </w:tcBorders>
             <w:vAlign w:val="center"/>
@@ -1806,81 +1598,43 @@
                 <w:szCs w:val="16"/>
               </w:rPr>
             </w:pPr>
-            <w:r>
-              <w:rPr>
-                <w:sz w:val="16"/>
-                <w:szCs w:val="16"/>
-              </w:rPr>
-              <w:t>8</w:t>
-            </w:r>
-          </w:p>
-        </w:tc>
-        <w:tc>
-          <w:tcPr>
-            <w:tcW w:w="2478" w:type="dxa"/>
-            <w:vMerge w:val="restart"/>
-            <w:tcBorders>
-              <w:top w:val="single" w:sz="4" w:space="0" w:color="000000"/>
-              <w:left w:val="single" w:sz="4" w:space="0" w:color="000000"/>
-              <w:bottom w:val="single" w:sz="4" w:space="0" w:color="000000"/>
-              <w:right w:val="single" w:sz="4" w:space="0" w:color="000000"/>
-            </w:tcBorders>
-            <w:vAlign w:val="center"/>
-            <w:hideMark/>
-          </w:tcPr>
-          <w:p>
-            <w:pPr>
-              <w:pStyle w:val="a9"/>
-              <w:rPr>
-                <w:sz w:val="16"/>
-                <w:szCs w:val="16"/>
-              </w:rPr>
-            </w:pPr>
-            <w:r>
-              <w:rPr>
-                <w:sz w:val="16"/>
-                <w:szCs w:val="16"/>
-              </w:rPr>
-              <w:t>Особые условия для транспортировки груза</w:t>
-            </w:r>
-          </w:p>
-        </w:tc>
-        <w:tc>
-          <w:tcPr>
-            <w:tcW w:w="2602" w:type="dxa"/>
-            <w:tcBorders>
-              <w:top w:val="single" w:sz="4" w:space="0" w:color="000000"/>
-              <w:left w:val="single" w:sz="4" w:space="0" w:color="000000"/>
-              <w:bottom w:val="single" w:sz="4" w:space="0" w:color="000000"/>
-              <w:right w:val="single" w:sz="4" w:space="0" w:color="000000"/>
-            </w:tcBorders>
-            <w:hideMark/>
-          </w:tcPr>
-          <w:p>
-            <w:pPr>
-              <w:pStyle w:val="a9"/>
-              <w:rPr>
-                <w:sz w:val="16"/>
-                <w:szCs w:val="16"/>
-              </w:rPr>
-            </w:pPr>
-            <w:r>
-              <w:rPr>
-                <w:sz w:val="16"/>
-                <w:szCs w:val="16"/>
-              </w:rPr>
-              <w:t>8.1. Класс опасности</w:t>
-            </w:r>
-          </w:p>
-        </w:tc>
-        <w:tc>
-          <w:tcPr>
-            <w:tcW w:w="5136" w:type="dxa"/>
-            <w:gridSpan w:val="4"/>
-            <w:tcBorders>
-              <w:top w:val="single" w:sz="4" w:space="0" w:color="000000"/>
-              <w:left w:val="single" w:sz="4" w:space="0" w:color="000000"/>
-              <w:bottom w:val="single" w:sz="4" w:space="0" w:color="000000"/>
+          </w:p>
+        </w:tc>
+        <w:tc>
+          <w:tcPr>
+            <w:tcW w:w="2126" w:type="dxa"/>
+            <w:tcBorders>
+              <w:top w:val="single" w:sz="4" w:space="0" w:color="000000"/>
+              <w:left w:val="single" w:sz="4" w:space="0" w:color="000000"/>
+              <w:bottom w:val="single" w:sz="4" w:space="0" w:color="000000"/>
+              <w:right w:val="single" w:sz="4" w:space="0" w:color="000000"/>
+            </w:tcBorders>
+            <w:hideMark/>
+          </w:tcPr>
+          <w:p>
+            <w:pPr>
+              <w:pStyle w:val="a9"/>
+              <w:rPr>
+                <w:sz w:val="16"/>
+                <w:szCs w:val="16"/>
+              </w:rPr>
+            </w:pPr>
+            <w:r>
+              <w:rPr>
+                <w:sz w:val="16"/>
+                <w:szCs w:val="16"/>
+              </w:rPr>
+              <w:t>8.2. Класс опасности</w:t>
+            </w:r>
+          </w:p>
+        </w:tc>
+        <w:tc>
+          <w:tcPr>
+            <w:tcW w:w="4962" w:type="dxa"/>
+            <w:gridSpan w:val="6"/>
+            <w:tcBorders>
+              <w:top w:val="single" w:sz="4" w:space="0" w:color="000000"/>
+              <w:left w:val="single" w:sz="4" w:space="0" w:color="000000"/>
               <w:right w:val="single" w:sz="4" w:space="0" w:color="000000"/>
             </w:tcBorders>
             <w:hideMark/>
@@ -1900,7 +1654,6 @@
               </w:rPr>
               <w:t>${</w:t>
             </w:r>
-            <w:proofErr w:type="spellStart"/>
             <w:r>
               <w:rPr>
                 <w:sz w:val="16"/>
@@ -1909,7 +1662,6 @@
               </w:rPr>
               <w:t>class_opasnosti</w:t>
             </w:r>
-            <w:proofErr w:type="spellEnd"/>
             <w:r>
               <w:rPr>
                 <w:sz w:val="16"/>
@@ -1922,128 +1674,200 @@
       </w:tr>
       <w:tr>
         <w:trPr>
-          <w:trHeight w:val="641"/>
+          <w:trHeight w:val="185"/>
         </w:trPr>
         <w:tc>
           <w:tcPr>
             <w:tcW w:w="411" w:type="dxa"/>
             <w:vMerge/>
             <w:tcBorders>
-              <w:top w:val="single" w:sz="4" w:space="0" w:color="000000"/>
-              <w:left w:val="single" w:sz="4" w:space="0" w:color="000000"/>
-              <w:bottom w:val="single" w:sz="4" w:space="0" w:color="000000"/>
+              <w:left w:val="single" w:sz="4" w:space="0" w:color="000000"/>
               <w:right w:val="single" w:sz="4" w:space="0" w:color="000000"/>
             </w:tcBorders>
             <w:vAlign w:val="center"/>
-            <w:hideMark/>
-          </w:tcPr>
-          <w:p>
-            <w:pPr>
-              <w:pStyle w:val="a9"/>
-              <w:rPr>
-                <w:sz w:val="16"/>
-                <w:szCs w:val="16"/>
-              </w:rPr>
-            </w:pPr>
-          </w:p>
-        </w:tc>
-        <w:tc>
-          <w:tcPr>
-            <w:tcW w:w="2478" w:type="dxa"/>
+          </w:tcPr>
+          <w:p>
+            <w:pPr>
+              <w:pStyle w:val="a9"/>
+              <w:rPr>
+                <w:sz w:val="16"/>
+                <w:szCs w:val="16"/>
+              </w:rPr>
+            </w:pPr>
+          </w:p>
+        </w:tc>
+        <w:tc>
+          <w:tcPr>
+            <w:tcW w:w="3128" w:type="dxa"/>
             <w:vMerge/>
             <w:tcBorders>
-              <w:top w:val="single" w:sz="4" w:space="0" w:color="000000"/>
-              <w:left w:val="single" w:sz="4" w:space="0" w:color="000000"/>
-              <w:bottom w:val="single" w:sz="4" w:space="0" w:color="000000"/>
+              <w:left w:val="single" w:sz="4" w:space="0" w:color="000000"/>
               <w:right w:val="single" w:sz="4" w:space="0" w:color="000000"/>
             </w:tcBorders>
             <w:vAlign w:val="center"/>
-            <w:hideMark/>
-          </w:tcPr>
-          <w:p>
-            <w:pPr>
-              <w:pStyle w:val="a9"/>
-              <w:rPr>
-                <w:sz w:val="16"/>
-                <w:szCs w:val="16"/>
-              </w:rPr>
-            </w:pPr>
-          </w:p>
-        </w:tc>
-        <w:tc>
-          <w:tcPr>
-            <w:tcW w:w="2602" w:type="dxa"/>
-            <w:tcBorders>
-              <w:top w:val="single" w:sz="4" w:space="0" w:color="000000"/>
-              <w:left w:val="single" w:sz="4" w:space="0" w:color="000000"/>
-              <w:bottom w:val="single" w:sz="4" w:space="0" w:color="000000"/>
-              <w:right w:val="single" w:sz="4" w:space="0" w:color="000000"/>
-            </w:tcBorders>
-            <w:hideMark/>
-          </w:tcPr>
-          <w:p>
-            <w:pPr>
-              <w:pStyle w:val="a9"/>
-              <w:rPr>
-                <w:sz w:val="16"/>
-                <w:szCs w:val="16"/>
-              </w:rPr>
-            </w:pPr>
-            <w:r>
-              <w:rPr>
-                <w:sz w:val="16"/>
-                <w:szCs w:val="16"/>
-              </w:rPr>
-              <w:t>8.2. Требования к ТС Температурный режим, другие особые условия</w:t>
-            </w:r>
-          </w:p>
-        </w:tc>
-        <w:tc>
-          <w:tcPr>
-            <w:tcW w:w="5136" w:type="dxa"/>
-            <w:gridSpan w:val="4"/>
-            <w:tcBorders>
-              <w:top w:val="single" w:sz="4" w:space="0" w:color="000000"/>
-              <w:left w:val="single" w:sz="4" w:space="0" w:color="000000"/>
-              <w:bottom w:val="single" w:sz="4" w:space="0" w:color="000000"/>
-              <w:right w:val="single" w:sz="4" w:space="0" w:color="000000"/>
-            </w:tcBorders>
-            <w:hideMark/>
-          </w:tcPr>
-          <w:p>
-            <w:pPr>
-              <w:pStyle w:val="a9"/>
-              <w:rPr>
-                <w:sz w:val="16"/>
-                <w:szCs w:val="16"/>
-              </w:rPr>
-            </w:pPr>
-            <w:r>
-              <w:rPr>
-                <w:sz w:val="16"/>
-                <w:szCs w:val="16"/>
-                <w:lang w:val="en-US"/>
-              </w:rPr>
-              <w:t>${</w:t>
-            </w:r>
-            <w:proofErr w:type="spellStart"/>
-            <w:r>
-              <w:rPr>
-                <w:sz w:val="16"/>
-                <w:szCs w:val="16"/>
-                <w:lang w:val="en-US"/>
-              </w:rPr>
-              <w:t>tip_pritsepa</w:t>
-            </w:r>
-            <w:proofErr w:type="spellEnd"/>
-            <w:r>
-              <w:rPr>
-                <w:sz w:val="16"/>
-                <w:szCs w:val="16"/>
-                <w:lang w:val="en-US"/>
-              </w:rPr>
-              <w:t>}</w:t>
-            </w:r>
+          </w:tcPr>
+          <w:p>
+            <w:pPr>
+              <w:pStyle w:val="a9"/>
+              <w:rPr>
+                <w:sz w:val="16"/>
+                <w:szCs w:val="16"/>
+              </w:rPr>
+            </w:pPr>
+          </w:p>
+        </w:tc>
+        <w:tc>
+          <w:tcPr>
+            <w:tcW w:w="2126" w:type="dxa"/>
+            <w:tcBorders>
+              <w:top w:val="single" w:sz="4" w:space="0" w:color="000000"/>
+              <w:left w:val="single" w:sz="4" w:space="0" w:color="000000"/>
+              <w:bottom w:val="single" w:sz="4" w:space="0" w:color="000000"/>
+              <w:right w:val="single" w:sz="4" w:space="0" w:color="000000"/>
+            </w:tcBorders>
+          </w:tcPr>
+          <w:p>
+            <w:pPr>
+              <w:pStyle w:val="a9"/>
+              <w:rPr>
+                <w:sz w:val="16"/>
+                <w:szCs w:val="16"/>
+              </w:rPr>
+            </w:pPr>
+            <w:r>
+              <w:rPr>
+                <w:sz w:val="16"/>
+                <w:szCs w:val="16"/>
+              </w:rPr>
+              <w:t xml:space="preserve">8.4 </w:t>
+            </w:r>
+            <w:r>
+              <w:rPr>
+                <w:sz w:val="16"/>
+                <w:szCs w:val="16"/>
+              </w:rPr>
+              <w:t>Температурный режим</w:t>
+            </w:r>
+          </w:p>
+        </w:tc>
+        <w:tc>
+          <w:tcPr>
+            <w:tcW w:w="4962" w:type="dxa"/>
+            <w:gridSpan w:val="6"/>
+            <w:tcBorders>
+              <w:left w:val="single" w:sz="4" w:space="0" w:color="000000"/>
+              <w:right w:val="single" w:sz="4" w:space="0" w:color="000000"/>
+            </w:tcBorders>
+          </w:tcPr>
+          <w:p>
+            <w:pPr>
+              <w:pStyle w:val="a9"/>
+              <w:rPr>
+                <w:sz w:val="16"/>
+                <w:szCs w:val="16"/>
+              </w:rPr>
+            </w:pPr>
+          </w:p>
+        </w:tc>
+      </w:tr>
+      <w:tr>
+        <w:trPr>
+          <w:trHeight w:val="185"/>
+        </w:trPr>
+        <w:tc>
+          <w:tcPr>
+            <w:tcW w:w="411" w:type="dxa"/>
+            <w:vMerge/>
+            <w:tcBorders>
+              <w:left w:val="single" w:sz="4" w:space="0" w:color="000000"/>
+              <w:bottom w:val="single" w:sz="4" w:space="0" w:color="000000"/>
+              <w:right w:val="single" w:sz="4" w:space="0" w:color="000000"/>
+            </w:tcBorders>
+            <w:vAlign w:val="center"/>
+          </w:tcPr>
+          <w:p>
+            <w:pPr>
+              <w:pStyle w:val="a9"/>
+              <w:rPr>
+                <w:sz w:val="16"/>
+                <w:szCs w:val="16"/>
+              </w:rPr>
+            </w:pPr>
+          </w:p>
+        </w:tc>
+        <w:tc>
+          <w:tcPr>
+            <w:tcW w:w="3128" w:type="dxa"/>
+            <w:vMerge/>
+            <w:tcBorders>
+              <w:left w:val="single" w:sz="4" w:space="0" w:color="000000"/>
+              <w:bottom w:val="single" w:sz="4" w:space="0" w:color="000000"/>
+              <w:right w:val="single" w:sz="4" w:space="0" w:color="000000"/>
+            </w:tcBorders>
+            <w:vAlign w:val="center"/>
+          </w:tcPr>
+          <w:p>
+            <w:pPr>
+              <w:pStyle w:val="a9"/>
+              <w:rPr>
+                <w:sz w:val="16"/>
+                <w:szCs w:val="16"/>
+              </w:rPr>
+            </w:pPr>
+          </w:p>
+        </w:tc>
+        <w:tc>
+          <w:tcPr>
+            <w:tcW w:w="2126" w:type="dxa"/>
+            <w:tcBorders>
+              <w:top w:val="single" w:sz="4" w:space="0" w:color="000000"/>
+              <w:left w:val="single" w:sz="4" w:space="0" w:color="000000"/>
+              <w:bottom w:val="single" w:sz="4" w:space="0" w:color="000000"/>
+              <w:right w:val="single" w:sz="4" w:space="0" w:color="000000"/>
+            </w:tcBorders>
+          </w:tcPr>
+          <w:p>
+            <w:pPr>
+              <w:pStyle w:val="a9"/>
+              <w:rPr>
+                <w:sz w:val="16"/>
+                <w:szCs w:val="16"/>
+              </w:rPr>
+            </w:pPr>
+            <w:r>
+              <w:rPr>
+                <w:sz w:val="16"/>
+                <w:szCs w:val="16"/>
+              </w:rPr>
+              <w:t>8.5. Д</w:t>
+            </w:r>
+            <w:r>
+              <w:rPr>
+                <w:sz w:val="16"/>
+                <w:szCs w:val="16"/>
+              </w:rPr>
+              <w:t>ругие особые условия</w:t>
+            </w:r>
+          </w:p>
+        </w:tc>
+        <w:tc>
+          <w:tcPr>
+            <w:tcW w:w="4962" w:type="dxa"/>
+            <w:gridSpan w:val="6"/>
+            <w:tcBorders>
+              <w:left w:val="single" w:sz="4" w:space="0" w:color="000000"/>
+              <w:bottom w:val="single" w:sz="4" w:space="0" w:color="000000"/>
+              <w:right w:val="single" w:sz="4" w:space="0" w:color="000000"/>
+            </w:tcBorders>
+          </w:tcPr>
+          <w:p>
+            <w:pPr>
+              <w:pStyle w:val="a9"/>
+              <w:rPr>
+                <w:sz w:val="16"/>
+                <w:szCs w:val="16"/>
+              </w:rPr>
+            </w:pPr>
           </w:p>
         </w:tc>
       </w:tr>
@@ -2163,25 +1987,7 @@
                 <w:szCs w:val="16"/>
                 <w:lang w:val="en-US"/>
               </w:rPr>
-              <w:t>${</w:t>
-            </w:r>
-            <w:proofErr w:type="spellStart"/>
-            <w:r>
-              <w:rPr>
-                <w:sz w:val="16"/>
-                <w:szCs w:val="16"/>
-                <w:lang w:val="en-US"/>
-              </w:rPr>
-              <w:t>gruzootpavitel</w:t>
-            </w:r>
-            <w:proofErr w:type="spellEnd"/>
-            <w:r>
-              <w:rPr>
-                <w:sz w:val="16"/>
-                <w:szCs w:val="16"/>
-                <w:lang w:val="en-US"/>
-              </w:rPr>
-              <w:t>}</w:t>
+              <w:t>${gruzootpavitel}</w:t>
             </w:r>
           </w:p>
         </w:tc>
@@ -2269,25 +2075,7 @@
                 <w:szCs w:val="16"/>
                 <w:lang w:val="en-US"/>
               </w:rPr>
-              <w:t>${</w:t>
-            </w:r>
-            <w:proofErr w:type="spellStart"/>
-            <w:r>
-              <w:rPr>
-                <w:sz w:val="16"/>
-                <w:szCs w:val="16"/>
-                <w:lang w:val="en-US"/>
-              </w:rPr>
-              <w:t>address_zagruzki</w:t>
-            </w:r>
-            <w:proofErr w:type="spellEnd"/>
-            <w:r>
-              <w:rPr>
-                <w:sz w:val="16"/>
-                <w:szCs w:val="16"/>
-                <w:lang w:val="en-US"/>
-              </w:rPr>
-              <w:t>}</w:t>
+              <w:t>${address_zagruzki}</w:t>
             </w:r>
           </w:p>
         </w:tc>
@@ -2375,43 +2163,7 @@
                 <w:szCs w:val="16"/>
                 <w:lang w:val="en-US"/>
               </w:rPr>
-              <w:t>${</w:t>
-            </w:r>
-            <w:proofErr w:type="spellStart"/>
-            <w:r>
-              <w:rPr>
-                <w:sz w:val="16"/>
-                <w:szCs w:val="16"/>
-                <w:lang w:val="en-US"/>
-              </w:rPr>
-              <w:t>data_zagruzki</w:t>
-            </w:r>
-            <w:proofErr w:type="spellEnd"/>
-            <w:r>
-              <w:rPr>
-                <w:sz w:val="16"/>
-                <w:szCs w:val="16"/>
-                <w:lang w:val="en-US"/>
-              </w:rPr>
-              <w:t>}, ${</w:t>
-            </w:r>
-            <w:proofErr w:type="spellStart"/>
-            <w:r>
-              <w:rPr>
-                <w:sz w:val="16"/>
-                <w:szCs w:val="16"/>
-                <w:lang w:val="en-US"/>
-              </w:rPr>
-              <w:t>vremya_zagruzki</w:t>
-            </w:r>
-            <w:proofErr w:type="spellEnd"/>
-            <w:r>
-              <w:rPr>
-                <w:sz w:val="16"/>
-                <w:szCs w:val="16"/>
-                <w:lang w:val="en-US"/>
-              </w:rPr>
-              <w:t>}</w:t>
+              <w:t>${data_zagruzki}, ${vremya_zagruzki}</w:t>
             </w:r>
           </w:p>
         </w:tc>
@@ -2470,7 +2222,7 @@
                 <w:sz w:val="16"/>
                 <w:szCs w:val="16"/>
               </w:rPr>
-              <w:t>Ответственный за погрузку (ФИО/телефон)</w:t>
+              <w:t xml:space="preserve">Ответственный за погрузку </w:t>
             </w:r>
           </w:p>
         </w:tc>
@@ -2499,25 +2251,7 @@
                 <w:szCs w:val="16"/>
                 <w:lang w:val="en-US"/>
               </w:rPr>
-              <w:t>${</w:t>
-            </w:r>
-            <w:proofErr w:type="spellStart"/>
-            <w:r>
-              <w:rPr>
-                <w:sz w:val="16"/>
-                <w:szCs w:val="16"/>
-                <w:lang w:val="en-US"/>
-              </w:rPr>
-              <w:t>kontakt_na_zagruzke</w:t>
-            </w:r>
-            <w:proofErr w:type="spellEnd"/>
-            <w:r>
-              <w:rPr>
-                <w:sz w:val="16"/>
-                <w:szCs w:val="16"/>
-                <w:lang w:val="en-US"/>
-              </w:rPr>
-              <w:t>}</w:t>
+              <w:t>${kontakt_na_zagruzke}</w:t>
             </w:r>
           </w:p>
         </w:tc>
@@ -2605,23 +2339,7 @@
                 <w:sz w:val="16"/>
                 <w:szCs w:val="16"/>
               </w:rPr>
-              <w:t>${</w:t>
-            </w:r>
-            <w:proofErr w:type="spellStart"/>
-            <w:r>
-              <w:rPr>
-                <w:sz w:val="16"/>
-                <w:szCs w:val="16"/>
-              </w:rPr>
-              <w:t>mesto_oformleniya_EX</w:t>
-            </w:r>
-            <w:proofErr w:type="spellEnd"/>
-            <w:r>
-              <w:rPr>
-                <w:sz w:val="16"/>
-                <w:szCs w:val="16"/>
-              </w:rPr>
-              <w:t>}</w:t>
+              <w:t>${mesto_oformleniya_EX}</w:t>
             </w:r>
           </w:p>
         </w:tc>
@@ -2710,7 +2428,6 @@
               </w:rPr>
               <w:t>${</w:t>
             </w:r>
-            <w:proofErr w:type="spellStart"/>
             <w:r>
               <w:rPr>
                 <w:sz w:val="16"/>
@@ -2719,7 +2436,6 @@
               </w:rPr>
               <w:t>osobye_uslovia_pogruzki</w:t>
             </w:r>
-            <w:proofErr w:type="spellEnd"/>
             <w:r>
               <w:rPr>
                 <w:sz w:val="16"/>
@@ -2847,25 +2563,7 @@
                 <w:szCs w:val="16"/>
                 <w:lang w:val="en-US"/>
               </w:rPr>
-              <w:t>${</w:t>
-            </w:r>
-            <w:proofErr w:type="spellStart"/>
-            <w:r>
-              <w:rPr>
-                <w:sz w:val="16"/>
-                <w:szCs w:val="16"/>
-                <w:lang w:val="en-US"/>
-              </w:rPr>
-              <w:t>gruzopoluchatel</w:t>
-            </w:r>
-            <w:proofErr w:type="spellEnd"/>
-            <w:r>
-              <w:rPr>
-                <w:sz w:val="16"/>
-                <w:szCs w:val="16"/>
-                <w:lang w:val="en-US"/>
-              </w:rPr>
-              <w:t>}</w:t>
+              <w:t>${gruzopoluchatel}</w:t>
             </w:r>
           </w:p>
         </w:tc>
@@ -3095,23 +2793,7 @@
                 <w:sz w:val="16"/>
                 <w:szCs w:val="16"/>
               </w:rPr>
-              <w:t>${</w:t>
-            </w:r>
-            <w:proofErr w:type="spellStart"/>
-            <w:r>
-              <w:rPr>
-                <w:sz w:val="16"/>
-                <w:szCs w:val="16"/>
-              </w:rPr>
-              <w:t>adres_SVH</w:t>
-            </w:r>
-            <w:proofErr w:type="spellEnd"/>
-            <w:r>
-              <w:rPr>
-                <w:sz w:val="16"/>
-                <w:szCs w:val="16"/>
-              </w:rPr>
-              <w:t>}</w:t>
+              <w:t>${adres_SVH}</w:t>
             </w:r>
           </w:p>
         </w:tc>
@@ -3219,23 +2901,7 @@
                 <w:sz w:val="16"/>
                 <w:szCs w:val="16"/>
               </w:rPr>
-              <w:t>${</w:t>
-            </w:r>
-            <w:proofErr w:type="spellStart"/>
-            <w:r>
-              <w:rPr>
-                <w:sz w:val="16"/>
-                <w:szCs w:val="16"/>
-              </w:rPr>
-              <w:t>kod_posta</w:t>
-            </w:r>
-            <w:proofErr w:type="spellEnd"/>
-            <w:r>
-              <w:rPr>
-                <w:sz w:val="16"/>
-                <w:szCs w:val="16"/>
-              </w:rPr>
-              <w:t>}</w:t>
+              <w:t>${kod_posta}</w:t>
             </w:r>
           </w:p>
         </w:tc>
@@ -3295,7 +2961,7 @@
                 <w:sz w:val="16"/>
                 <w:szCs w:val="16"/>
               </w:rPr>
-              <w:t>Ответственный за разгрузку (ФИО/телефон)</w:t>
+              <w:t xml:space="preserve">Ответственный за разгрузку </w:t>
             </w:r>
           </w:p>
         </w:tc>
@@ -3325,25 +2991,7 @@
                 <w:szCs w:val="16"/>
                 <w:lang w:val="en-US"/>
               </w:rPr>
-              <w:t>${</w:t>
-            </w:r>
-            <w:proofErr w:type="spellStart"/>
-            <w:r>
-              <w:rPr>
-                <w:sz w:val="16"/>
-                <w:szCs w:val="16"/>
-                <w:lang w:val="en-US"/>
-              </w:rPr>
-              <w:t>kontakt_na_vygruzke</w:t>
-            </w:r>
-            <w:proofErr w:type="spellEnd"/>
-            <w:r>
-              <w:rPr>
-                <w:sz w:val="16"/>
-                <w:szCs w:val="16"/>
-                <w:lang w:val="en-US"/>
-              </w:rPr>
-              <w:t>}</w:t>
+              <w:t>${kontakt_na_vygruzke}</w:t>
             </w:r>
           </w:p>
         </w:tc>
@@ -3433,25 +3081,7 @@
                 <w:szCs w:val="16"/>
                 <w:lang w:val="en-US"/>
               </w:rPr>
-              <w:t>${</w:t>
-            </w:r>
-            <w:proofErr w:type="spellStart"/>
-            <w:r>
-              <w:rPr>
-                <w:sz w:val="16"/>
-                <w:szCs w:val="16"/>
-                <w:lang w:val="en-US"/>
-              </w:rPr>
-              <w:t>address_vygruzki</w:t>
-            </w:r>
-            <w:proofErr w:type="spellEnd"/>
-            <w:r>
-              <w:rPr>
-                <w:sz w:val="16"/>
-                <w:szCs w:val="16"/>
-                <w:lang w:val="en-US"/>
-              </w:rPr>
-              <w:t>}</w:t>
+              <w:t>${address_vygruzki}</w:t>
             </w:r>
           </w:p>
         </w:tc>
@@ -3542,7 +3172,6 @@
               </w:rPr>
               <w:t>${</w:t>
             </w:r>
-            <w:proofErr w:type="spellStart"/>
             <w:r>
               <w:rPr>
                 <w:sz w:val="16"/>
@@ -3551,7 +3180,6 @@
               </w:rPr>
               <w:t>osobye_uslovia_vygruzki</w:t>
             </w:r>
-            <w:proofErr w:type="spellEnd"/>
             <w:r>
               <w:rPr>
                 <w:sz w:val="16"/>
@@ -3657,6 +3285,150 @@
         </w:tc>
         <w:tc>
           <w:tcPr>
+            <w:tcW w:w="2362" w:type="dxa"/>
+            <w:tcBorders>
+              <w:top w:val="single" w:sz="4" w:space="0" w:color="000000"/>
+              <w:left w:val="single" w:sz="4" w:space="0" w:color="000000"/>
+              <w:bottom w:val="single" w:sz="4" w:space="0" w:color="000000"/>
+              <w:right w:val="single" w:sz="4" w:space="0" w:color="000000"/>
+            </w:tcBorders>
+            <w:hideMark/>
+          </w:tcPr>
+          <w:p>
+            <w:pPr>
+              <w:pStyle w:val="a9"/>
+              <w:rPr>
+                <w:sz w:val="16"/>
+                <w:szCs w:val="16"/>
+              </w:rPr>
+            </w:pPr>
+            <w:r>
+              <w:rPr>
+                <w:sz w:val="16"/>
+                <w:szCs w:val="16"/>
+                <w:lang w:val="en-US"/>
+              </w:rPr>
+              <w:t>${data_vygruzki}</w:t>
+            </w:r>
+          </w:p>
+        </w:tc>
+        <w:tc>
+          <w:tcPr>
+            <w:tcW w:w="2363" w:type="dxa"/>
+            <w:tcBorders>
+              <w:top w:val="single" w:sz="4" w:space="0" w:color="000000"/>
+              <w:left w:val="single" w:sz="4" w:space="0" w:color="000000"/>
+              <w:bottom w:val="single" w:sz="4" w:space="0" w:color="000000"/>
+              <w:right w:val="single" w:sz="4" w:space="0" w:color="000000"/>
+            </w:tcBorders>
+          </w:tcPr>
+          <w:p>
+            <w:pPr>
+              <w:pStyle w:val="a9"/>
+              <w:rPr>
+                <w:sz w:val="16"/>
+                <w:szCs w:val="16"/>
+              </w:rPr>
+            </w:pPr>
+            <w:r>
+              <w:rPr>
+                <w:sz w:val="16"/>
+                <w:szCs w:val="16"/>
+              </w:rPr>
+              <w:t>Время</w:t>
+            </w:r>
+          </w:p>
+        </w:tc>
+        <w:tc>
+          <w:tcPr>
+            <w:tcW w:w="2363" w:type="dxa"/>
+            <w:tcBorders>
+              <w:top w:val="single" w:sz="4" w:space="0" w:color="000000"/>
+              <w:left w:val="single" w:sz="4" w:space="0" w:color="000000"/>
+              <w:bottom w:val="single" w:sz="4" w:space="0" w:color="000000"/>
+              <w:right w:val="single" w:sz="4" w:space="0" w:color="000000"/>
+            </w:tcBorders>
+          </w:tcPr>
+          <w:p>
+            <w:pPr>
+              <w:pStyle w:val="a9"/>
+              <w:rPr>
+                <w:sz w:val="16"/>
+                <w:szCs w:val="16"/>
+              </w:rPr>
+            </w:pPr>
+            <w:r>
+              <w:rPr>
+                <w:sz w:val="16"/>
+                <w:szCs w:val="16"/>
+                <w:lang w:val="en-US"/>
+              </w:rPr>
+              <w:t>${vremya_vygruzki}</w:t>
+            </w:r>
+          </w:p>
+        </w:tc>
+      </w:tr>
+      <w:tr>
+        <w:tc>
+          <w:tcPr>
+            <w:tcW w:w="421" w:type="dxa"/>
+            <w:tcBorders>
+              <w:top w:val="single" w:sz="4" w:space="0" w:color="000000"/>
+              <w:left w:val="single" w:sz="4" w:space="0" w:color="000000"/>
+              <w:bottom w:val="single" w:sz="4" w:space="0" w:color="000000"/>
+              <w:right w:val="single" w:sz="4" w:space="0" w:color="000000"/>
+            </w:tcBorders>
+            <w:vAlign w:val="center"/>
+            <w:hideMark/>
+          </w:tcPr>
+          <w:p>
+            <w:pPr>
+              <w:pStyle w:val="a9"/>
+              <w:rPr>
+                <w:sz w:val="16"/>
+                <w:szCs w:val="16"/>
+              </w:rPr>
+            </w:pPr>
+            <w:r>
+              <w:rPr>
+                <w:sz w:val="16"/>
+                <w:szCs w:val="16"/>
+              </w:rPr>
+              <w:t>2</w:t>
+            </w:r>
+          </w:p>
+        </w:tc>
+        <w:tc>
+          <w:tcPr>
+            <w:tcW w:w="3118" w:type="dxa"/>
+            <w:gridSpan w:val="2"/>
+            <w:tcBorders>
+              <w:top w:val="single" w:sz="4" w:space="0" w:color="000000"/>
+              <w:left w:val="single" w:sz="4" w:space="0" w:color="000000"/>
+              <w:bottom w:val="single" w:sz="4" w:space="0" w:color="000000"/>
+              <w:right w:val="single" w:sz="4" w:space="0" w:color="000000"/>
+            </w:tcBorders>
+            <w:hideMark/>
+          </w:tcPr>
+          <w:p>
+            <w:pPr>
+              <w:pStyle w:val="a9"/>
+              <w:rPr>
+                <w:sz w:val="16"/>
+                <w:szCs w:val="16"/>
+              </w:rPr>
+            </w:pPr>
+            <w:r>
+              <w:rPr>
+                <w:sz w:val="16"/>
+                <w:szCs w:val="16"/>
+              </w:rPr>
+              <w:t>Нормативы</w:t>
+            </w:r>
+          </w:p>
+        </w:tc>
+        <w:tc>
+          <w:tcPr>
             <w:tcW w:w="7088" w:type="dxa"/>
             <w:gridSpan w:val="3"/>
             <w:tcBorders>
@@ -3679,45 +3451,8 @@
               <w:rPr>
                 <w:sz w:val="16"/>
                 <w:szCs w:val="16"/>
-                <w:lang w:val="en-US"/>
-              </w:rPr>
-              <w:t>${</w:t>
-            </w:r>
-            <w:proofErr w:type="spellStart"/>
-            <w:r>
-              <w:rPr>
-                <w:sz w:val="16"/>
-                <w:szCs w:val="16"/>
-                <w:lang w:val="en-US"/>
-              </w:rPr>
-              <w:t>data_vygruzki</w:t>
-            </w:r>
-            <w:proofErr w:type="spellEnd"/>
-            <w:r>
-              <w:rPr>
-                <w:sz w:val="16"/>
-                <w:szCs w:val="16"/>
-                <w:lang w:val="en-US"/>
-              </w:rPr>
-              <w:t>}, ${</w:t>
-            </w:r>
-            <w:proofErr w:type="spellStart"/>
-            <w:r>
-              <w:rPr>
-                <w:sz w:val="16"/>
-                <w:szCs w:val="16"/>
-                <w:lang w:val="en-US"/>
-              </w:rPr>
-              <w:t>vremya_vygruzki</w:t>
-            </w:r>
-            <w:proofErr w:type="spellEnd"/>
-            <w:r>
-              <w:rPr>
-                <w:sz w:val="16"/>
-                <w:szCs w:val="16"/>
-                <w:lang w:val="en-US"/>
-              </w:rPr>
-              <w:t>}</w:t>
+              </w:rPr>
+              <w:t>${normativ}</w:t>
             </w:r>
           </w:p>
         </w:tc>
@@ -3748,7 +3483,7 @@
                 <w:sz w:val="16"/>
                 <w:szCs w:val="16"/>
               </w:rPr>
-              <w:t>2</w:t>
+              <w:t>3</w:t>
             </w:r>
           </w:p>
         </w:tc>
@@ -3777,7 +3512,7 @@
                 <w:sz w:val="16"/>
                 <w:szCs w:val="16"/>
               </w:rPr>
-              <w:t>Нормативы</w:t>
+              <w:t>Стоимость перевозки</w:t>
             </w:r>
           </w:p>
         </w:tc>
@@ -3799,30 +3534,48 @@
               <w:rPr>
                 <w:sz w:val="16"/>
                 <w:szCs w:val="16"/>
-              </w:rPr>
-            </w:pPr>
-            <w:r>
-              <w:rPr>
-                <w:sz w:val="16"/>
-                <w:szCs w:val="16"/>
+                <w:lang w:val="en-US"/>
+              </w:rPr>
+            </w:pPr>
+            <w:r>
+              <w:rPr>
+                <w:sz w:val="16"/>
+                <w:szCs w:val="16"/>
+                <w:lang w:val="en-US"/>
               </w:rPr>
               <w:t>${</w:t>
             </w:r>
-            <w:proofErr w:type="spellStart"/>
-            <w:r>
-              <w:rPr>
-                <w:sz w:val="16"/>
-                <w:szCs w:val="16"/>
-              </w:rPr>
-              <w:t>normativ</w:t>
-            </w:r>
-            <w:proofErr w:type="spellEnd"/>
-            <w:r>
-              <w:rPr>
-                <w:sz w:val="16"/>
-                <w:szCs w:val="16"/>
-              </w:rPr>
-              <w:t>}</w:t>
+            <w:r>
+              <w:rPr>
+                <w:sz w:val="16"/>
+                <w:szCs w:val="16"/>
+                <w:lang w:val="en-US"/>
+              </w:rPr>
+              <w:t>dp_stavka</w:t>
+            </w:r>
+            <w:r>
+              <w:rPr>
+                <w:sz w:val="16"/>
+                <w:szCs w:val="16"/>
+                <w:lang w:val="en-US"/>
+              </w:rPr>
+              <w:t>}, ${</w:t>
+            </w:r>
+            <w:r>
+              <w:rPr>
+                <w:sz w:val="16"/>
+                <w:szCs w:val="16"/>
+                <w:lang w:val="en-US"/>
+              </w:rPr>
+              <w:t>dp_</w:t>
+            </w:r>
+            <w:r>
+              <w:rPr>
+                <w:sz w:val="16"/>
+                <w:szCs w:val="16"/>
+                <w:lang w:val="en-US"/>
+              </w:rPr>
+              <w:t>forma_oplaty}</w:t>
             </w:r>
           </w:p>
         </w:tc>
@@ -3853,7 +3606,7 @@
                 <w:sz w:val="16"/>
                 <w:szCs w:val="16"/>
               </w:rPr>
-              <w:t>3</w:t>
+              <w:t>4</w:t>
             </w:r>
           </w:p>
         </w:tc>
@@ -3882,7 +3635,7 @@
                 <w:sz w:val="16"/>
                 <w:szCs w:val="16"/>
               </w:rPr>
-              <w:t>Стоимость перевозки</w:t>
+              <w:t>Условия оплаты</w:t>
             </w:r>
           </w:p>
         </w:tc>
@@ -3904,60 +3657,50 @@
               <w:rPr>
                 <w:sz w:val="16"/>
                 <w:szCs w:val="16"/>
-                <w:lang w:val="en-US"/>
-              </w:rPr>
-            </w:pPr>
-            <w:r>
-              <w:rPr>
-                <w:sz w:val="16"/>
-                <w:szCs w:val="16"/>
-                <w:lang w:val="en-US"/>
+              </w:rPr>
+            </w:pPr>
+            <w:r>
+              <w:rPr>
+                <w:sz w:val="16"/>
+                <w:szCs w:val="16"/>
               </w:rPr>
               <w:t>${</w:t>
             </w:r>
-            <w:proofErr w:type="spellStart"/>
-            <w:proofErr w:type="gramStart"/>
-            <w:r>
-              <w:rPr>
-                <w:sz w:val="16"/>
-                <w:szCs w:val="16"/>
-                <w:lang w:val="en-US"/>
-              </w:rPr>
-              <w:t>order.carrier</w:t>
-            </w:r>
-            <w:proofErr w:type="gramEnd"/>
-            <w:r>
-              <w:rPr>
-                <w:sz w:val="16"/>
-                <w:szCs w:val="16"/>
-                <w:lang w:val="en-US"/>
-              </w:rPr>
-              <w:t>_rate_with_currency</w:t>
-            </w:r>
-            <w:proofErr w:type="spellEnd"/>
-            <w:r>
-              <w:rPr>
-                <w:sz w:val="16"/>
-                <w:szCs w:val="16"/>
-                <w:lang w:val="en-US"/>
-              </w:rPr>
-              <w:t>}, ${</w:t>
-            </w:r>
-            <w:proofErr w:type="spellStart"/>
-            <w:r>
-              <w:rPr>
-                <w:sz w:val="16"/>
-                <w:szCs w:val="16"/>
-                <w:lang w:val="en-US"/>
-              </w:rPr>
-              <w:t>forma_oplaty</w:t>
-            </w:r>
-            <w:proofErr w:type="spellEnd"/>
-            <w:r>
-              <w:rPr>
-                <w:sz w:val="16"/>
-                <w:szCs w:val="16"/>
-                <w:lang w:val="en-US"/>
+            <w:r>
+              <w:rPr>
+                <w:sz w:val="16"/>
+                <w:szCs w:val="16"/>
+                <w:lang w:val="en-US"/>
+              </w:rPr>
+              <w:t>dp_</w:t>
+            </w:r>
+            <w:r>
+              <w:rPr>
+                <w:sz w:val="16"/>
+                <w:szCs w:val="16"/>
+                <w:lang w:val="en-US"/>
+              </w:rPr>
+              <w:t>usloviya</w:t>
+            </w:r>
+            <w:r>
+              <w:rPr>
+                <w:sz w:val="16"/>
+                <w:szCs w:val="16"/>
+              </w:rPr>
+              <w:t>_</w:t>
+            </w:r>
+            <w:r>
+              <w:rPr>
+                <w:sz w:val="16"/>
+                <w:szCs w:val="16"/>
+                <w:lang w:val="en-US"/>
+              </w:rPr>
+              <w:t>oplaty</w:t>
+            </w:r>
+            <w:r>
+              <w:rPr>
+                <w:sz w:val="16"/>
+                <w:szCs w:val="16"/>
               </w:rPr>
               <w:t>}</w:t>
             </w:r>
@@ -3990,7 +3733,7 @@
                 <w:sz w:val="16"/>
                 <w:szCs w:val="16"/>
               </w:rPr>
-              <w:t>4</w:t>
+              <w:t>5</w:t>
             </w:r>
           </w:p>
         </w:tc>
@@ -4019,129 +3762,6 @@
                 <w:sz w:val="16"/>
                 <w:szCs w:val="16"/>
               </w:rPr>
-              <w:t>Условия оплаты</w:t>
-            </w:r>
-          </w:p>
-        </w:tc>
-        <w:tc>
-          <w:tcPr>
-            <w:tcW w:w="7088" w:type="dxa"/>
-            <w:gridSpan w:val="3"/>
-            <w:tcBorders>
-              <w:top w:val="single" w:sz="4" w:space="0" w:color="000000"/>
-              <w:left w:val="single" w:sz="4" w:space="0" w:color="000000"/>
-              <w:bottom w:val="single" w:sz="4" w:space="0" w:color="000000"/>
-              <w:right w:val="single" w:sz="4" w:space="0" w:color="000000"/>
-            </w:tcBorders>
-            <w:hideMark/>
-          </w:tcPr>
-          <w:p>
-            <w:pPr>
-              <w:pStyle w:val="a9"/>
-              <w:rPr>
-                <w:sz w:val="16"/>
-                <w:szCs w:val="16"/>
-              </w:rPr>
-            </w:pPr>
-            <w:r>
-              <w:rPr>
-                <w:sz w:val="16"/>
-                <w:szCs w:val="16"/>
-              </w:rPr>
-              <w:t>${</w:t>
-            </w:r>
-            <w:proofErr w:type="spellStart"/>
-            <w:r>
-              <w:rPr>
-                <w:sz w:val="16"/>
-                <w:szCs w:val="16"/>
-                <w:lang w:val="en-US"/>
-              </w:rPr>
-              <w:t>usloviya</w:t>
-            </w:r>
-            <w:proofErr w:type="spellEnd"/>
-            <w:r>
-              <w:rPr>
-                <w:sz w:val="16"/>
-                <w:szCs w:val="16"/>
-              </w:rPr>
-              <w:t>_</w:t>
-            </w:r>
-            <w:proofErr w:type="spellStart"/>
-            <w:r>
-              <w:rPr>
-                <w:sz w:val="16"/>
-                <w:szCs w:val="16"/>
-                <w:lang w:val="en-US"/>
-              </w:rPr>
-              <w:t>oplaty</w:t>
-            </w:r>
-            <w:proofErr w:type="spellEnd"/>
-            <w:r>
-              <w:rPr>
-                <w:sz w:val="16"/>
-                <w:szCs w:val="16"/>
-              </w:rPr>
-              <w:t>}</w:t>
-            </w:r>
-          </w:p>
-        </w:tc>
-      </w:tr>
-      <w:tr>
-        <w:tc>
-          <w:tcPr>
-            <w:tcW w:w="421" w:type="dxa"/>
-            <w:tcBorders>
-              <w:top w:val="single" w:sz="4" w:space="0" w:color="000000"/>
-              <w:left w:val="single" w:sz="4" w:space="0" w:color="000000"/>
-              <w:bottom w:val="single" w:sz="4" w:space="0" w:color="000000"/>
-              <w:right w:val="single" w:sz="4" w:space="0" w:color="000000"/>
-            </w:tcBorders>
-            <w:vAlign w:val="center"/>
-            <w:hideMark/>
-          </w:tcPr>
-          <w:p>
-            <w:pPr>
-              <w:pStyle w:val="a9"/>
-              <w:rPr>
-                <w:sz w:val="16"/>
-                <w:szCs w:val="16"/>
-              </w:rPr>
-            </w:pPr>
-            <w:r>
-              <w:rPr>
-                <w:sz w:val="16"/>
-                <w:szCs w:val="16"/>
-              </w:rPr>
-              <w:t>5</w:t>
-            </w:r>
-          </w:p>
-        </w:tc>
-        <w:tc>
-          <w:tcPr>
-            <w:tcW w:w="3118" w:type="dxa"/>
-            <w:gridSpan w:val="2"/>
-            <w:tcBorders>
-              <w:top w:val="single" w:sz="4" w:space="0" w:color="000000"/>
-              <w:left w:val="single" w:sz="4" w:space="0" w:color="000000"/>
-              <w:bottom w:val="single" w:sz="4" w:space="0" w:color="000000"/>
-              <w:right w:val="single" w:sz="4" w:space="0" w:color="000000"/>
-            </w:tcBorders>
-            <w:hideMark/>
-          </w:tcPr>
-          <w:p>
-            <w:pPr>
-              <w:pStyle w:val="a9"/>
-              <w:rPr>
-                <w:sz w:val="16"/>
-                <w:szCs w:val="16"/>
-              </w:rPr>
-            </w:pPr>
-            <w:r>
-              <w:rPr>
-                <w:sz w:val="16"/>
-                <w:szCs w:val="16"/>
-              </w:rPr>
               <w:t>Транспортное средство</w:t>
             </w:r>
           </w:p>
@@ -4172,25 +3792,7 @@
                 <w:szCs w:val="16"/>
                 <w:lang w:val="en-US"/>
               </w:rPr>
-              <w:t>${</w:t>
-            </w:r>
-            <w:proofErr w:type="spellStart"/>
-            <w:r>
-              <w:rPr>
-                <w:sz w:val="16"/>
-                <w:szCs w:val="16"/>
-                <w:lang w:val="en-US"/>
-              </w:rPr>
-              <w:t>marka_avto</w:t>
-            </w:r>
-            <w:proofErr w:type="spellEnd"/>
-            <w:r>
-              <w:rPr>
-                <w:sz w:val="16"/>
-                <w:szCs w:val="16"/>
-                <w:lang w:val="en-US"/>
-              </w:rPr>
-              <w:t>}</w:t>
+              <w:t>${marka_avto}</w:t>
             </w:r>
           </w:p>
         </w:tc>
@@ -4246,25 +3848,7 @@
                 <w:szCs w:val="16"/>
                 <w:lang w:val="en-US"/>
               </w:rPr>
-              <w:t>${</w:t>
-            </w:r>
-            <w:proofErr w:type="spellStart"/>
-            <w:r>
-              <w:rPr>
-                <w:sz w:val="16"/>
-                <w:szCs w:val="16"/>
-                <w:lang w:val="en-US"/>
-              </w:rPr>
-              <w:t>gosnomer</w:t>
-            </w:r>
-            <w:proofErr w:type="spellEnd"/>
-            <w:r>
-              <w:rPr>
-                <w:sz w:val="16"/>
-                <w:szCs w:val="16"/>
-                <w:lang w:val="en-US"/>
-              </w:rPr>
-              <w:t>}</w:t>
+              <w:t>${gosnomer}</w:t>
             </w:r>
           </w:p>
         </w:tc>
@@ -4404,7 +3988,6 @@
               </w:rPr>
               <w:t>_</w:t>
             </w:r>
-            <w:proofErr w:type="spellStart"/>
             <w:r>
               <w:rPr>
                 <w:sz w:val="16"/>
@@ -4413,7 +3996,6 @@
               </w:rPr>
               <w:t>voditel</w:t>
             </w:r>
-            <w:proofErr w:type="spellEnd"/>
             <w:r>
               <w:rPr>
                 <w:sz w:val="16"/>
@@ -4544,7 +4126,6 @@
               </w:rPr>
               <w:t>_</w:t>
             </w:r>
-            <w:proofErr w:type="spellStart"/>
             <w:r>
               <w:rPr>
                 <w:sz w:val="16"/>
@@ -4553,7 +4134,6 @@
               </w:rPr>
               <w:t>voditel</w:t>
             </w:r>
-            <w:proofErr w:type="spellEnd"/>
             <w:r>
               <w:rPr>
                 <w:sz w:val="16"/>
@@ -4666,7 +4246,6 @@
               </w:rPr>
               <w:t>${</w:t>
             </w:r>
-            <w:proofErr w:type="spellStart"/>
             <w:r>
               <w:rPr>
                 <w:sz w:val="16"/>
@@ -4675,7 +4254,6 @@
               </w:rPr>
               <w:t>tel</w:t>
             </w:r>
-            <w:proofErr w:type="spellEnd"/>
             <w:r>
               <w:rPr>
                 <w:sz w:val="16"/>
@@ -4683,7 +4261,6 @@
               </w:rPr>
               <w:t>_</w:t>
             </w:r>
-            <w:proofErr w:type="spellStart"/>
             <w:r>
               <w:rPr>
                 <w:sz w:val="16"/>
@@ -4692,7 +4269,6 @@
               </w:rPr>
               <w:t>voditel</w:t>
             </w:r>
-            <w:proofErr w:type="spellEnd"/>
             <w:r>
               <w:rPr>
                 <w:sz w:val="16"/>
@@ -4724,8 +4300,10 @@
         <w:tblLook w:val="0400" w:firstRow="0" w:lastRow="0" w:firstColumn="0" w:lastColumn="0" w:noHBand="0" w:noVBand="1"/>
       </w:tblPr>
       <w:tblGrid>
-        <w:gridCol w:w="5240"/>
-        <w:gridCol w:w="5387"/>
+        <w:gridCol w:w="2620"/>
+        <w:gridCol w:w="2620"/>
+        <w:gridCol w:w="2693"/>
+        <w:gridCol w:w="2694"/>
       </w:tblGrid>
       <w:tr>
         <w:trPr>
@@ -4734,6 +4312,7 @@
         <w:tc>
           <w:tcPr>
             <w:tcW w:w="5240" w:type="dxa"/>
+            <w:gridSpan w:val="2"/>
             <w:tcBorders>
               <w:top w:val="single" w:sz="4" w:space="0" w:color="auto"/>
               <w:left w:val="single" w:sz="4" w:space="0" w:color="auto"/>
@@ -4761,11 +4340,49 @@
               </w:rPr>
               <w:t>Заказчик:</w:t>
             </w:r>
+            <w:r>
+              <w:rPr>
+                <w:b/>
+                <w:bCs/>
+                <w:sz w:val="20"/>
+                <w:szCs w:val="20"/>
+              </w:rPr>
+              <w:t xml:space="preserve"> </w:t>
+            </w:r>
+            <w:r>
+              <w:rPr>
+                <w:b/>
+                <w:bCs/>
+                <w:sz w:val="16"/>
+                <w:szCs w:val="16"/>
+              </w:rPr>
+              <w:t>${</w:t>
+            </w:r>
+            <w:r>
+              <w:rPr>
+                <w:b/>
+                <w:bCs/>
+                <w:sz w:val="16"/>
+                <w:szCs w:val="16"/>
+                <w:lang w:val="en-US"/>
+              </w:rPr>
+              <w:t>lp_nazv</w:t>
+            </w:r>
+            <w:r>
+              <w:rPr>
+                <w:b/>
+                <w:bCs/>
+                <w:sz w:val="16"/>
+                <w:szCs w:val="16"/>
+              </w:rPr>
+              <w:t>}</w:t>
+            </w:r>
           </w:p>
         </w:tc>
         <w:tc>
           <w:tcPr>
             <w:tcW w:w="5387" w:type="dxa"/>
+            <w:gridSpan w:val="2"/>
             <w:tcBorders>
               <w:top w:val="single" w:sz="4" w:space="0" w:color="auto"/>
               <w:left w:val="single" w:sz="4" w:space="0" w:color="auto"/>
@@ -4792,6 +4409,37 @@
                 <w:szCs w:val="20"/>
               </w:rPr>
               <w:t>Перевозчик:</w:t>
+            </w:r>
+            <w:r>
+              <w:rPr>
+                <w:b/>
+                <w:bCs/>
+                <w:sz w:val="20"/>
+                <w:szCs w:val="20"/>
+              </w:rPr>
+              <w:t xml:space="preserve"> </w:t>
+            </w:r>
+            <w:r>
+              <w:rPr>
+                <w:sz w:val="16"/>
+                <w:szCs w:val="16"/>
+              </w:rPr>
+              <w:t>${</w:t>
+            </w:r>
+            <w:r>
+              <w:rPr>
+                <w:sz w:val="16"/>
+                <w:szCs w:val="16"/>
+                <w:lang w:val="en-US"/>
+              </w:rPr>
+              <w:t>kratk_nazv_perev</w:t>
+            </w:r>
+            <w:r>
+              <w:rPr>
+                <w:sz w:val="16"/>
+                <w:szCs w:val="16"/>
+              </w:rPr>
+              <w:t>}</w:t>
             </w:r>
           </w:p>
         </w:tc>
@@ -4803,8 +4451,9 @@
         <w:tc>
           <w:tcPr>
             <w:tcW w:w="5240" w:type="dxa"/>
-            <w:tcBorders>
-              <w:top w:val="single" w:sz="4" w:space="0" w:color="auto"/>
+            <w:gridSpan w:val="2"/>
+            <w:tcBorders>
+              <w:top w:val="nil"/>
               <w:left w:val="single" w:sz="4" w:space="0" w:color="auto"/>
               <w:bottom w:val="nil"/>
               <w:right w:val="single" w:sz="4" w:space="0" w:color="auto"/>
@@ -4816,29 +4465,60 @@
               <w:rPr>
                 <w:sz w:val="16"/>
                 <w:szCs w:val="16"/>
-              </w:rPr>
-            </w:pPr>
-            <w:r>
-              <w:rPr>
-                <w:sz w:val="16"/>
-                <w:szCs w:val="16"/>
-              </w:rPr>
-              <w:t>${</w:t>
-            </w:r>
-            <w:proofErr w:type="spellStart"/>
-            <w:r>
-              <w:rPr>
-                <w:sz w:val="16"/>
-                <w:szCs w:val="16"/>
-                <w:lang w:val="en-US"/>
-              </w:rPr>
-              <w:t>compania</w:t>
-            </w:r>
-            <w:proofErr w:type="spellEnd"/>
-            <w:r>
-              <w:rPr>
-                <w:sz w:val="16"/>
-                <w:szCs w:val="16"/>
+                <w:lang w:val="en-US"/>
+              </w:rPr>
+            </w:pPr>
+            <w:r>
+              <w:rPr>
+                <w:sz w:val="16"/>
+                <w:szCs w:val="16"/>
+              </w:rPr>
+              <w:t>Юр</w:t>
+            </w:r>
+            <w:r>
+              <w:rPr>
+                <w:sz w:val="16"/>
+                <w:szCs w:val="16"/>
+                <w:lang w:val="en-US"/>
+              </w:rPr>
+              <w:t xml:space="preserve">. </w:t>
+            </w:r>
+            <w:r>
+              <w:rPr>
+                <w:sz w:val="16"/>
+                <w:szCs w:val="16"/>
+              </w:rPr>
+              <w:t>адрес</w:t>
+            </w:r>
+            <w:r>
+              <w:rPr>
+                <w:sz w:val="16"/>
+                <w:szCs w:val="16"/>
+                <w:lang w:val="en-US"/>
+              </w:rPr>
+              <w:t>: ${</w:t>
+            </w:r>
+            <w:r>
+              <w:rPr>
+                <w:sz w:val="16"/>
+                <w:szCs w:val="16"/>
+                <w:lang w:val="en-US"/>
+              </w:rPr>
+              <w:t>lp</w:t>
+            </w:r>
+            <w:r>
+              <w:rPr>
+                <w:sz w:val="16"/>
+                <w:szCs w:val="16"/>
+                <w:lang w:val="en-US"/>
+              </w:rPr>
+              <w:t>_address</w:t>
+            </w:r>
+            <w:r>
+              <w:rPr>
+                <w:sz w:val="16"/>
+                <w:szCs w:val="16"/>
+                <w:lang w:val="en-US"/>
               </w:rPr>
               <w:t>}</w:t>
             </w:r>
@@ -4847,8 +4527,9 @@
         <w:tc>
           <w:tcPr>
             <w:tcW w:w="5387" w:type="dxa"/>
-            <w:tcBorders>
-              <w:top w:val="single" w:sz="4" w:space="0" w:color="auto"/>
+            <w:gridSpan w:val="2"/>
+            <w:tcBorders>
+              <w:top w:val="nil"/>
               <w:left w:val="single" w:sz="4" w:space="0" w:color="auto"/>
               <w:bottom w:val="nil"/>
               <w:right w:val="single" w:sz="4" w:space="0" w:color="auto"/>
@@ -4860,31 +4541,54 @@
               <w:rPr>
                 <w:sz w:val="16"/>
                 <w:szCs w:val="16"/>
-              </w:rPr>
-            </w:pPr>
-            <w:r>
-              <w:rPr>
-                <w:sz w:val="16"/>
-                <w:szCs w:val="16"/>
-              </w:rPr>
-              <w:t>${</w:t>
-            </w:r>
-            <w:proofErr w:type="spellStart"/>
-            <w:r>
-              <w:rPr>
-                <w:sz w:val="16"/>
-                <w:szCs w:val="16"/>
-                <w:lang w:val="en-US"/>
-              </w:rPr>
-              <w:t>kratk_nazv_perev</w:t>
-            </w:r>
-            <w:proofErr w:type="spellEnd"/>
-            <w:r>
-              <w:rPr>
-                <w:sz w:val="16"/>
-                <w:szCs w:val="16"/>
-              </w:rPr>
-              <w:t>}</w:t>
+                <w:lang w:val="en-US"/>
+              </w:rPr>
+            </w:pPr>
+            <w:r>
+              <w:rPr>
+                <w:sz w:val="16"/>
+                <w:szCs w:val="16"/>
+              </w:rPr>
+              <w:t>Юр</w:t>
+            </w:r>
+            <w:r>
+              <w:rPr>
+                <w:sz w:val="16"/>
+                <w:szCs w:val="16"/>
+                <w:lang w:val="en-US"/>
+              </w:rPr>
+              <w:t xml:space="preserve">. </w:t>
+            </w:r>
+            <w:r>
+              <w:rPr>
+                <w:sz w:val="16"/>
+                <w:szCs w:val="16"/>
+              </w:rPr>
+              <w:t>адрес</w:t>
+            </w:r>
+            <w:r>
+              <w:rPr>
+                <w:sz w:val="16"/>
+                <w:szCs w:val="16"/>
+                <w:lang w:val="en-US"/>
+              </w:rPr>
+              <w:t>: ${</w:t>
+            </w:r>
+            <w:r>
+              <w:rPr>
+                <w:sz w:val="16"/>
+                <w:szCs w:val="16"/>
+                <w:lang w:val="en-US"/>
+              </w:rPr>
+              <w:t>dp_</w:t>
+            </w:r>
+            <w:r>
+              <w:rPr>
+                <w:sz w:val="16"/>
+                <w:szCs w:val="16"/>
+                <w:lang w:val="en-US"/>
+              </w:rPr>
+              <w:t>yur_address}</w:t>
             </w:r>
           </w:p>
         </w:tc>
@@ -4896,6 +4600,7 @@
         <w:tc>
           <w:tcPr>
             <w:tcW w:w="5240" w:type="dxa"/>
+            <w:gridSpan w:val="2"/>
             <w:tcBorders>
               <w:top w:val="nil"/>
               <w:left w:val="single" w:sz="4" w:space="0" w:color="auto"/>
@@ -4917,7 +4622,7 @@
                 <w:sz w:val="16"/>
                 <w:szCs w:val="16"/>
               </w:rPr>
-              <w:t>Юр</w:t>
+              <w:t>Почт</w:t>
             </w:r>
             <w:r>
               <w:rPr>
@@ -4940,41 +4645,14 @@
                 <w:szCs w:val="16"/>
                 <w:lang w:val="en-US"/>
               </w:rPr>
-              <w:t>: ${</w:t>
-            </w:r>
-            <w:proofErr w:type="spellStart"/>
-            <w:proofErr w:type="gramStart"/>
-            <w:r>
-              <w:rPr>
-                <w:sz w:val="16"/>
-                <w:szCs w:val="16"/>
-                <w:lang w:val="en-US"/>
-              </w:rPr>
-              <w:t>customer.legal</w:t>
-            </w:r>
-            <w:proofErr w:type="gramEnd"/>
-            <w:r>
-              <w:rPr>
-                <w:sz w:val="16"/>
-                <w:szCs w:val="16"/>
-                <w:lang w:val="en-US"/>
-              </w:rPr>
-              <w:t>_address</w:t>
-            </w:r>
-            <w:proofErr w:type="spellEnd"/>
-            <w:r>
-              <w:rPr>
-                <w:sz w:val="16"/>
-                <w:szCs w:val="16"/>
-                <w:lang w:val="en-US"/>
-              </w:rPr>
-              <w:t>}</w:t>
+              <w:t>: ${lp_pocht_address}</w:t>
             </w:r>
           </w:p>
         </w:tc>
         <w:tc>
           <w:tcPr>
             <w:tcW w:w="5387" w:type="dxa"/>
+            <w:gridSpan w:val="2"/>
             <w:tcBorders>
               <w:top w:val="nil"/>
               <w:left w:val="single" w:sz="4" w:space="0" w:color="auto"/>
@@ -4996,7 +4674,7 @@
                 <w:sz w:val="16"/>
                 <w:szCs w:val="16"/>
               </w:rPr>
-              <w:t>Юр</w:t>
+              <w:t>Почт</w:t>
             </w:r>
             <w:r>
               <w:rPr>
@@ -5021,23 +4699,21 @@
               </w:rPr>
               <w:t>: ${</w:t>
             </w:r>
-            <w:proofErr w:type="spellStart"/>
-            <w:r>
-              <w:rPr>
-                <w:sz w:val="16"/>
-                <w:szCs w:val="16"/>
-                <w:lang w:val="en-US"/>
-              </w:rPr>
-              <w:t>yur_address_per</w:t>
-            </w:r>
-            <w:proofErr w:type="spellEnd"/>
-            <w:r>
-              <w:rPr>
-                <w:sz w:val="16"/>
-                <w:szCs w:val="16"/>
-                <w:lang w:val="en-US"/>
-              </w:rPr>
-              <w:t>}</w:t>
+            <w:r>
+              <w:rPr>
+                <w:sz w:val="16"/>
+                <w:szCs w:val="16"/>
+                <w:lang w:val="en-US"/>
+              </w:rPr>
+              <w:t>dp_</w:t>
+            </w:r>
+            <w:r>
+              <w:rPr>
+                <w:sz w:val="16"/>
+                <w:szCs w:val="16"/>
+                <w:lang w:val="en-US"/>
+              </w:rPr>
+              <w:t>pocht_address_perev}</w:t>
             </w:r>
           </w:p>
         </w:tc>
@@ -5049,6 +4725,7 @@
         <w:tc>
           <w:tcPr>
             <w:tcW w:w="5240" w:type="dxa"/>
+            <w:gridSpan w:val="2"/>
             <w:tcBorders>
               <w:top w:val="nil"/>
               <w:left w:val="single" w:sz="4" w:space="0" w:color="auto"/>
@@ -5062,62 +4739,29 @@
               <w:rPr>
                 <w:sz w:val="16"/>
                 <w:szCs w:val="16"/>
-                <w:lang w:val="en-US"/>
-              </w:rPr>
-            </w:pPr>
-            <w:r>
-              <w:rPr>
-                <w:sz w:val="16"/>
-                <w:szCs w:val="16"/>
-              </w:rPr>
-              <w:t>Почт</w:t>
-            </w:r>
-            <w:r>
-              <w:rPr>
-                <w:sz w:val="16"/>
-                <w:szCs w:val="16"/>
-                <w:lang w:val="en-US"/>
-              </w:rPr>
-              <w:t xml:space="preserve">. </w:t>
-            </w:r>
-            <w:r>
-              <w:rPr>
-                <w:sz w:val="16"/>
-                <w:szCs w:val="16"/>
-              </w:rPr>
-              <w:t>адрес</w:t>
-            </w:r>
-            <w:r>
-              <w:rPr>
-                <w:sz w:val="16"/>
-                <w:szCs w:val="16"/>
-                <w:lang w:val="en-US"/>
-              </w:rPr>
-              <w:t>: ${</w:t>
-            </w:r>
-            <w:proofErr w:type="spellStart"/>
-            <w:r>
-              <w:rPr>
-                <w:sz w:val="16"/>
-                <w:szCs w:val="16"/>
-                <w:lang w:val="en-US"/>
-              </w:rPr>
-              <w:t>lp_pocht_address</w:t>
-            </w:r>
-            <w:proofErr w:type="spellEnd"/>
-            <w:r>
-              <w:rPr>
-                <w:sz w:val="16"/>
-                <w:szCs w:val="16"/>
-                <w:lang w:val="en-US"/>
-              </w:rPr>
-              <w:t>}</w:t>
+              </w:rPr>
+            </w:pPr>
+            <w:r>
+              <w:rPr>
+                <w:sz w:val="16"/>
+                <w:szCs w:val="16"/>
+              </w:rPr>
+              <w:t xml:space="preserve">ОГРН </w:t>
+            </w:r>
+            <w:r>
+              <w:rPr>
+                <w:sz w:val="16"/>
+                <w:szCs w:val="16"/>
+                <w:lang w:val="en-US"/>
+              </w:rPr>
+              <w:t>${lp_ogrn}</w:t>
             </w:r>
           </w:p>
         </w:tc>
         <w:tc>
           <w:tcPr>
             <w:tcW w:w="5387" w:type="dxa"/>
+            <w:gridSpan w:val="2"/>
             <w:tcBorders>
               <w:top w:val="nil"/>
               <w:left w:val="single" w:sz="4" w:space="0" w:color="auto"/>
@@ -5131,56 +4775,38 @@
               <w:rPr>
                 <w:sz w:val="16"/>
                 <w:szCs w:val="16"/>
-                <w:lang w:val="en-US"/>
-              </w:rPr>
-            </w:pPr>
-            <w:r>
-              <w:rPr>
-                <w:sz w:val="16"/>
-                <w:szCs w:val="16"/>
-              </w:rPr>
-              <w:t>Почт</w:t>
-            </w:r>
-            <w:r>
-              <w:rPr>
-                <w:sz w:val="16"/>
-                <w:szCs w:val="16"/>
-                <w:lang w:val="en-US"/>
-              </w:rPr>
-              <w:t xml:space="preserve">. </w:t>
-            </w:r>
-            <w:r>
-              <w:rPr>
-                <w:sz w:val="16"/>
-                <w:szCs w:val="16"/>
-              </w:rPr>
-              <w:t>адрес</w:t>
-            </w:r>
-            <w:r>
-              <w:rPr>
-                <w:sz w:val="16"/>
-                <w:szCs w:val="16"/>
-                <w:lang w:val="en-US"/>
-              </w:rPr>
-              <w:t>: ${</w:t>
-            </w:r>
-            <w:proofErr w:type="spellStart"/>
-            <w:r>
-              <w:rPr>
-                <w:sz w:val="16"/>
-                <w:szCs w:val="16"/>
-                <w:lang w:val="en-US"/>
-              </w:rPr>
-              <w:t>pocht_address_perev</w:t>
-            </w:r>
-            <w:proofErr w:type="spellEnd"/>
-            <w:r>
-              <w:rPr>
-                <w:sz w:val="16"/>
-                <w:szCs w:val="16"/>
-                <w:lang w:val="en-US"/>
-              </w:rPr>
-              <w:t>}</w:t>
+              </w:rPr>
+            </w:pPr>
+            <w:r>
+              <w:rPr>
+                <w:sz w:val="16"/>
+                <w:szCs w:val="16"/>
+              </w:rPr>
+              <w:t xml:space="preserve">ОГРН: </w:t>
+            </w:r>
+            <w:r>
+              <w:rPr>
+                <w:sz w:val="16"/>
+                <w:szCs w:val="16"/>
+                <w:lang w:val="en-US"/>
+              </w:rPr>
+              <w:t>${</w:t>
+            </w:r>
+            <w:r>
+              <w:rPr>
+                <w:sz w:val="16"/>
+                <w:szCs w:val="16"/>
+                <w:lang w:val="en-US"/>
+              </w:rPr>
+              <w:t>dp_</w:t>
+            </w:r>
+            <w:r>
+              <w:rPr>
+                <w:sz w:val="16"/>
+                <w:szCs w:val="16"/>
+                <w:lang w:val="en-US"/>
+              </w:rPr>
+              <w:t>OGRN}</w:t>
             </w:r>
           </w:p>
         </w:tc>
@@ -5191,52 +4817,114 @@
         </w:trPr>
         <w:tc>
           <w:tcPr>
-            <w:tcW w:w="5240" w:type="dxa"/>
+            <w:tcW w:w="2620" w:type="dxa"/>
             <w:tcBorders>
               <w:top w:val="nil"/>
               <w:left w:val="single" w:sz="4" w:space="0" w:color="auto"/>
               <w:bottom w:val="nil"/>
+              <w:right w:val="nil"/>
+            </w:tcBorders>
+            <w:hideMark/>
+          </w:tcPr>
+          <w:p>
+            <w:pPr>
+              <w:rPr>
+                <w:sz w:val="16"/>
+                <w:szCs w:val="16"/>
+                <w:lang w:val="en-US"/>
+              </w:rPr>
+            </w:pPr>
+            <w:r>
+              <w:rPr>
+                <w:sz w:val="16"/>
+                <w:szCs w:val="16"/>
+              </w:rPr>
+              <w:t>ИНН ${</w:t>
+            </w:r>
+            <w:r>
+              <w:rPr>
+                <w:sz w:val="16"/>
+                <w:szCs w:val="16"/>
+                <w:lang w:val="en-US"/>
+              </w:rPr>
+              <w:t>lp</w:t>
+            </w:r>
+            <w:r>
+              <w:rPr>
+                <w:sz w:val="16"/>
+                <w:szCs w:val="16"/>
+              </w:rPr>
+              <w:t>_</w:t>
+            </w:r>
+            <w:r>
+              <w:rPr>
+                <w:sz w:val="16"/>
+                <w:szCs w:val="16"/>
+                <w:lang w:val="en-US"/>
+              </w:rPr>
+              <w:t>inn</w:t>
+            </w:r>
+            <w:r>
+              <w:rPr>
+                <w:sz w:val="16"/>
+                <w:szCs w:val="16"/>
+              </w:rPr>
+              <w:t>}</w:t>
+            </w:r>
+          </w:p>
+        </w:tc>
+        <w:tc>
+          <w:tcPr>
+            <w:tcW w:w="2620" w:type="dxa"/>
+            <w:tcBorders>
+              <w:top w:val="nil"/>
+              <w:left w:val="nil"/>
+              <w:bottom w:val="nil"/>
               <w:right w:val="single" w:sz="4" w:space="0" w:color="auto"/>
             </w:tcBorders>
-            <w:hideMark/>
-          </w:tcPr>
-          <w:p>
-            <w:pPr>
-              <w:rPr>
-                <w:sz w:val="16"/>
-                <w:szCs w:val="16"/>
-              </w:rPr>
-            </w:pPr>
-            <w:r>
-              <w:rPr>
-                <w:sz w:val="16"/>
-                <w:szCs w:val="16"/>
-              </w:rPr>
-              <w:t xml:space="preserve">ОГРН </w:t>
-            </w:r>
-            <w:r>
-              <w:rPr>
-                <w:sz w:val="16"/>
-                <w:szCs w:val="16"/>
-                <w:lang w:val="en-US"/>
-              </w:rPr>
-              <w:t>${</w:t>
-            </w:r>
-            <w:proofErr w:type="spellStart"/>
-            <w:r>
-              <w:rPr>
-                <w:sz w:val="16"/>
-                <w:szCs w:val="16"/>
-                <w:lang w:val="en-US"/>
-              </w:rPr>
-              <w:t>lp_ogrn</w:t>
-            </w:r>
-            <w:proofErr w:type="spellEnd"/>
-            <w:r>
-              <w:rPr>
-                <w:sz w:val="16"/>
-                <w:szCs w:val="16"/>
-                <w:lang w:val="en-US"/>
+          </w:tcPr>
+          <w:p>
+            <w:pPr>
+              <w:rPr>
+                <w:sz w:val="16"/>
+                <w:szCs w:val="16"/>
+                <w:lang w:val="en-US"/>
+              </w:rPr>
+            </w:pPr>
+            <w:r>
+              <w:rPr>
+                <w:sz w:val="16"/>
+                <w:szCs w:val="16"/>
+              </w:rPr>
+              <w:t>КПП ${</w:t>
+            </w:r>
+            <w:r>
+              <w:rPr>
+                <w:sz w:val="16"/>
+                <w:szCs w:val="16"/>
+                <w:lang w:val="en-US"/>
+              </w:rPr>
+              <w:t>lp</w:t>
+            </w:r>
+            <w:r>
+              <w:rPr>
+                <w:sz w:val="16"/>
+                <w:szCs w:val="16"/>
+              </w:rPr>
+              <w:t>_</w:t>
+            </w:r>
+            <w:r>
+              <w:rPr>
+                <w:sz w:val="16"/>
+                <w:szCs w:val="16"/>
+                <w:lang w:val="en-US"/>
+              </w:rPr>
+              <w:t>kpp</w:t>
+            </w:r>
+            <w:r>
+              <w:rPr>
+                <w:sz w:val="16"/>
+                <w:szCs w:val="16"/>
               </w:rPr>
               <w:t>}</w:t>
             </w:r>
@@ -5244,54 +4932,102 @@
         </w:tc>
         <w:tc>
           <w:tcPr>
-            <w:tcW w:w="5387" w:type="dxa"/>
+            <w:tcW w:w="2693" w:type="dxa"/>
             <w:tcBorders>
               <w:top w:val="nil"/>
               <w:left w:val="single" w:sz="4" w:space="0" w:color="auto"/>
               <w:bottom w:val="nil"/>
+              <w:right w:val="nil"/>
+            </w:tcBorders>
+            <w:hideMark/>
+          </w:tcPr>
+          <w:p>
+            <w:pPr>
+              <w:rPr>
+                <w:sz w:val="16"/>
+                <w:szCs w:val="16"/>
+              </w:rPr>
+            </w:pPr>
+            <w:r>
+              <w:rPr>
+                <w:sz w:val="16"/>
+                <w:szCs w:val="16"/>
+              </w:rPr>
+              <w:t xml:space="preserve">ИНН: </w:t>
+            </w:r>
+            <w:r>
+              <w:rPr>
+                <w:sz w:val="16"/>
+                <w:szCs w:val="16"/>
+                <w:lang w:val="en-US"/>
+              </w:rPr>
+              <w:t>${</w:t>
+            </w:r>
+            <w:r>
+              <w:rPr>
+                <w:sz w:val="16"/>
+                <w:szCs w:val="16"/>
+                <w:lang w:val="en-US"/>
+              </w:rPr>
+              <w:t>dp_</w:t>
+            </w:r>
+            <w:r>
+              <w:rPr>
+                <w:sz w:val="16"/>
+                <w:szCs w:val="16"/>
+                <w:lang w:val="en-US"/>
+              </w:rPr>
+              <w:t>INN}</w:t>
+            </w:r>
+          </w:p>
+        </w:tc>
+        <w:tc>
+          <w:tcPr>
+            <w:tcW w:w="2694" w:type="dxa"/>
+            <w:tcBorders>
+              <w:top w:val="nil"/>
+              <w:left w:val="nil"/>
+              <w:bottom w:val="nil"/>
               <w:right w:val="single" w:sz="4" w:space="0" w:color="auto"/>
             </w:tcBorders>
-            <w:hideMark/>
-          </w:tcPr>
-          <w:p>
-            <w:pPr>
-              <w:rPr>
-                <w:sz w:val="16"/>
-                <w:szCs w:val="16"/>
-              </w:rPr>
-            </w:pPr>
-            <w:r>
-              <w:rPr>
-                <w:sz w:val="16"/>
-                <w:szCs w:val="16"/>
-              </w:rPr>
-              <w:t xml:space="preserve">ОГРН: </w:t>
-            </w:r>
-            <w:r>
-              <w:rPr>
-                <w:sz w:val="16"/>
-                <w:szCs w:val="16"/>
-                <w:lang w:val="en-US"/>
-              </w:rPr>
-              <w:t>${</w:t>
-            </w:r>
-            <w:proofErr w:type="spellStart"/>
-            <w:r>
-              <w:rPr>
-                <w:sz w:val="16"/>
-                <w:szCs w:val="16"/>
-                <w:lang w:val="en-US"/>
-              </w:rPr>
-              <w:t>OGRN_perev</w:t>
-            </w:r>
-            <w:proofErr w:type="spellEnd"/>
-            <w:r>
-              <w:rPr>
-                <w:sz w:val="16"/>
-                <w:szCs w:val="16"/>
-                <w:lang w:val="en-US"/>
-              </w:rPr>
-              <w:t>}</w:t>
+          </w:tcPr>
+          <w:p>
+            <w:pPr>
+              <w:rPr>
+                <w:sz w:val="16"/>
+                <w:szCs w:val="16"/>
+              </w:rPr>
+            </w:pPr>
+            <w:r>
+              <w:rPr>
+                <w:sz w:val="16"/>
+                <w:szCs w:val="16"/>
+              </w:rPr>
+              <w:t>КПП:</w:t>
+            </w:r>
+            <w:r>
+              <w:rPr>
+                <w:sz w:val="16"/>
+                <w:szCs w:val="16"/>
+                <w:lang w:val="en-US"/>
+              </w:rPr>
+              <w:t xml:space="preserve"> ${</w:t>
+            </w:r>
+            <w:r>
+              <w:rPr>
+                <w:sz w:val="16"/>
+                <w:szCs w:val="16"/>
+                <w:lang w:val="en-US"/>
+              </w:rPr>
+              <w:t>dp_</w:t>
+            </w:r>
+            <w:r>
+              <w:rPr>
+                <w:sz w:val="16"/>
+                <w:szCs w:val="16"/>
+                <w:lang w:val="en-US"/>
+              </w:rPr>
+              <w:t>KPP}</w:t>
             </w:r>
           </w:p>
         </w:tc>
@@ -5303,6 +5039,7 @@
         <w:tc>
           <w:tcPr>
             <w:tcW w:w="5240" w:type="dxa"/>
+            <w:gridSpan w:val="2"/>
             <w:tcBorders>
               <w:top w:val="nil"/>
               <w:left w:val="single" w:sz="4" w:space="0" w:color="auto"/>
@@ -5324,45 +5061,37 @@
                 <w:sz w:val="16"/>
                 <w:szCs w:val="16"/>
               </w:rPr>
-              <w:t>ИНН ${</w:t>
-            </w:r>
-            <w:proofErr w:type="spellStart"/>
-            <w:r>
-              <w:rPr>
-                <w:sz w:val="16"/>
-                <w:szCs w:val="16"/>
-                <w:lang w:val="en-US"/>
-              </w:rPr>
-              <w:t>lp</w:t>
-            </w:r>
-            <w:proofErr w:type="spellEnd"/>
-            <w:r>
-              <w:rPr>
-                <w:sz w:val="16"/>
-                <w:szCs w:val="16"/>
-              </w:rPr>
-              <w:t>_</w:t>
-            </w:r>
-            <w:r>
-              <w:rPr>
-                <w:sz w:val="16"/>
-                <w:szCs w:val="16"/>
-                <w:lang w:val="en-US"/>
-              </w:rPr>
-              <w:t>inn</w:t>
-            </w:r>
-            <w:r>
-              <w:rPr>
-                <w:sz w:val="16"/>
-                <w:szCs w:val="16"/>
-              </w:rPr>
-              <w:t>}</w:t>
+              <w:t>р</w:t>
+            </w:r>
+            <w:r>
+              <w:rPr>
+                <w:sz w:val="16"/>
+                <w:szCs w:val="16"/>
+                <w:lang w:val="en-US"/>
+              </w:rPr>
+              <w:t>/</w:t>
+            </w:r>
+            <w:r>
+              <w:rPr>
+                <w:sz w:val="16"/>
+                <w:szCs w:val="16"/>
+              </w:rPr>
+              <w:t>с</w:t>
+            </w:r>
+            <w:r>
+              <w:rPr>
+                <w:sz w:val="16"/>
+                <w:szCs w:val="16"/>
+                <w:lang w:val="en-US"/>
+              </w:rPr>
+              <w:t xml:space="preserve"> ${lp_rs}</w:t>
             </w:r>
           </w:p>
         </w:tc>
         <w:tc>
           <w:tcPr>
             <w:tcW w:w="5387" w:type="dxa"/>
+            <w:gridSpan w:val="2"/>
             <w:tcBorders>
               <w:top w:val="nil"/>
               <w:left w:val="single" w:sz="4" w:space="0" w:color="auto"/>
@@ -5383,7 +5112,7 @@
                 <w:sz w:val="16"/>
                 <w:szCs w:val="16"/>
               </w:rPr>
-              <w:t xml:space="preserve">ИНН: </w:t>
+              <w:t xml:space="preserve">р/с </w:t>
             </w:r>
             <w:r>
               <w:rPr>
@@ -5393,23 +5122,21 @@
               </w:rPr>
               <w:t>${</w:t>
             </w:r>
-            <w:proofErr w:type="spellStart"/>
-            <w:r>
-              <w:rPr>
-                <w:sz w:val="16"/>
-                <w:szCs w:val="16"/>
-                <w:lang w:val="en-US"/>
-              </w:rPr>
-              <w:t>INN_perev</w:t>
-            </w:r>
-            <w:proofErr w:type="spellEnd"/>
-            <w:r>
-              <w:rPr>
-                <w:sz w:val="16"/>
-                <w:szCs w:val="16"/>
-                <w:lang w:val="en-US"/>
-              </w:rPr>
-              <w:t>}</w:t>
+            <w:r>
+              <w:rPr>
+                <w:sz w:val="16"/>
+                <w:szCs w:val="16"/>
+                <w:lang w:val="en-US"/>
+              </w:rPr>
+              <w:t>dp_</w:t>
+            </w:r>
+            <w:r>
+              <w:rPr>
+                <w:sz w:val="16"/>
+                <w:szCs w:val="16"/>
+                <w:lang w:val="en-US"/>
+              </w:rPr>
+              <w:t>r/s}</w:t>
             </w:r>
           </w:p>
         </w:tc>
@@ -5421,6 +5148,7 @@
         <w:tc>
           <w:tcPr>
             <w:tcW w:w="5240" w:type="dxa"/>
+            <w:gridSpan w:val="2"/>
             <w:tcBorders>
               <w:top w:val="nil"/>
               <w:left w:val="single" w:sz="4" w:space="0" w:color="auto"/>
@@ -5434,54 +5162,30 @@
               <w:rPr>
                 <w:sz w:val="16"/>
                 <w:szCs w:val="16"/>
-              </w:rPr>
-            </w:pPr>
-            <w:r>
-              <w:rPr>
-                <w:sz w:val="16"/>
-                <w:szCs w:val="16"/>
-              </w:rPr>
-              <w:t>КПП ${</w:t>
-            </w:r>
-            <w:proofErr w:type="spellStart"/>
-            <w:r>
-              <w:rPr>
-                <w:sz w:val="16"/>
-                <w:szCs w:val="16"/>
-                <w:lang w:val="en-US"/>
-              </w:rPr>
-              <w:t>lp</w:t>
-            </w:r>
-            <w:proofErr w:type="spellEnd"/>
-            <w:r>
-              <w:rPr>
-                <w:sz w:val="16"/>
-                <w:szCs w:val="16"/>
-              </w:rPr>
-              <w:t>_</w:t>
-            </w:r>
-            <w:proofErr w:type="spellStart"/>
-            <w:r>
-              <w:rPr>
-                <w:sz w:val="16"/>
-                <w:szCs w:val="16"/>
-                <w:lang w:val="en-US"/>
-              </w:rPr>
-              <w:t>kpp</w:t>
-            </w:r>
-            <w:proofErr w:type="spellEnd"/>
-            <w:r>
-              <w:rPr>
-                <w:sz w:val="16"/>
-                <w:szCs w:val="16"/>
-              </w:rPr>
-              <w:t>}</w:t>
+                <w:lang w:val="en-US"/>
+              </w:rPr>
+            </w:pPr>
+            <w:r>
+              <w:rPr>
+                <w:sz w:val="16"/>
+                <w:szCs w:val="16"/>
+              </w:rPr>
+              <w:t>Банк</w:t>
+            </w:r>
+            <w:r>
+              <w:rPr>
+                <w:sz w:val="16"/>
+                <w:szCs w:val="16"/>
+                <w:lang w:val="en-US"/>
+              </w:rPr>
+              <w:t xml:space="preserve"> ${lp_bank}</w:t>
             </w:r>
           </w:p>
         </w:tc>
         <w:tc>
           <w:tcPr>
             <w:tcW w:w="5387" w:type="dxa"/>
+            <w:gridSpan w:val="2"/>
             <w:tcBorders>
               <w:top w:val="nil"/>
               <w:left w:val="single" w:sz="4" w:space="0" w:color="auto"/>
@@ -5502,33 +5206,31 @@
                 <w:sz w:val="16"/>
                 <w:szCs w:val="16"/>
               </w:rPr>
-              <w:t>КПП:</w:t>
-            </w:r>
-            <w:r>
-              <w:rPr>
-                <w:sz w:val="16"/>
-                <w:szCs w:val="16"/>
-                <w:lang w:val="en-US"/>
-              </w:rPr>
-              <w:t xml:space="preserve"> ${</w:t>
-            </w:r>
-            <w:proofErr w:type="spellStart"/>
-            <w:r>
-              <w:rPr>
-                <w:sz w:val="16"/>
-                <w:szCs w:val="16"/>
-                <w:lang w:val="en-US"/>
-              </w:rPr>
-              <w:t>KPP_perev</w:t>
-            </w:r>
-            <w:proofErr w:type="spellEnd"/>
-            <w:r>
-              <w:rPr>
-                <w:sz w:val="16"/>
-                <w:szCs w:val="16"/>
-                <w:lang w:val="en-US"/>
-              </w:rPr>
-              <w:t>}</w:t>
+              <w:t xml:space="preserve">Банк: </w:t>
+            </w:r>
+            <w:r>
+              <w:rPr>
+                <w:sz w:val="16"/>
+                <w:szCs w:val="16"/>
+                <w:lang w:val="en-US"/>
+              </w:rPr>
+              <w:t>${</w:t>
+            </w:r>
+            <w:r>
+              <w:rPr>
+                <w:sz w:val="16"/>
+                <w:szCs w:val="16"/>
+                <w:lang w:val="en-US"/>
+              </w:rPr>
+              <w:t>dp_</w:t>
+            </w:r>
+            <w:r>
+              <w:rPr>
+                <w:sz w:val="16"/>
+                <w:szCs w:val="16"/>
+                <w:lang w:val="en-US"/>
+              </w:rPr>
+              <w:t>bank}</w:t>
             </w:r>
           </w:p>
         </w:tc>
@@ -5540,6 +5242,7 @@
         <w:tc>
           <w:tcPr>
             <w:tcW w:w="5240" w:type="dxa"/>
+            <w:gridSpan w:val="2"/>
             <w:tcBorders>
               <w:top w:val="nil"/>
               <w:left w:val="single" w:sz="4" w:space="0" w:color="auto"/>
@@ -5561,7 +5264,7 @@
                 <w:sz w:val="16"/>
                 <w:szCs w:val="16"/>
               </w:rPr>
-              <w:t>р</w:t>
+              <w:t>к</w:t>
             </w:r>
             <w:r>
               <w:rPr>
@@ -5584,31 +5287,14 @@
                 <w:szCs w:val="16"/>
                 <w:lang w:val="en-US"/>
               </w:rPr>
-              <w:t xml:space="preserve"> ${</w:t>
-            </w:r>
-            <w:proofErr w:type="spellStart"/>
-            <w:r>
-              <w:rPr>
-                <w:sz w:val="16"/>
-                <w:szCs w:val="16"/>
-                <w:lang w:val="en-US"/>
-              </w:rPr>
-              <w:t>lp_rs</w:t>
-            </w:r>
-            <w:proofErr w:type="spellEnd"/>
-            <w:r>
-              <w:rPr>
-                <w:sz w:val="16"/>
-                <w:szCs w:val="16"/>
-                <w:lang w:val="en-US"/>
-              </w:rPr>
-              <w:t>}</w:t>
+              <w:t xml:space="preserve"> ${lp_ks}</w:t>
             </w:r>
           </w:p>
         </w:tc>
         <w:tc>
           <w:tcPr>
             <w:tcW w:w="5387" w:type="dxa"/>
+            <w:gridSpan w:val="2"/>
             <w:tcBorders>
               <w:top w:val="nil"/>
               <w:left w:val="single" w:sz="4" w:space="0" w:color="auto"/>
@@ -5629,33 +5315,31 @@
                 <w:sz w:val="16"/>
                 <w:szCs w:val="16"/>
               </w:rPr>
-              <w:t xml:space="preserve">р/с </w:t>
-            </w:r>
-            <w:r>
-              <w:rPr>
-                <w:sz w:val="16"/>
-                <w:szCs w:val="16"/>
-                <w:lang w:val="en-US"/>
-              </w:rPr>
-              <w:t>${r/</w:t>
-            </w:r>
-            <w:proofErr w:type="spellStart"/>
-            <w:r>
-              <w:rPr>
-                <w:sz w:val="16"/>
-                <w:szCs w:val="16"/>
-                <w:lang w:val="en-US"/>
-              </w:rPr>
-              <w:t>s_perev</w:t>
-            </w:r>
-            <w:proofErr w:type="spellEnd"/>
-            <w:r>
-              <w:rPr>
-                <w:sz w:val="16"/>
-                <w:szCs w:val="16"/>
-                <w:lang w:val="en-US"/>
-              </w:rPr>
-              <w:t>}</w:t>
+              <w:t xml:space="preserve">к/с </w:t>
+            </w:r>
+            <w:r>
+              <w:rPr>
+                <w:sz w:val="16"/>
+                <w:szCs w:val="16"/>
+                <w:lang w:val="en-US"/>
+              </w:rPr>
+              <w:t>${</w:t>
+            </w:r>
+            <w:r>
+              <w:rPr>
+                <w:sz w:val="16"/>
+                <w:szCs w:val="16"/>
+                <w:lang w:val="en-US"/>
+              </w:rPr>
+              <w:t>dp_</w:t>
+            </w:r>
+            <w:r>
+              <w:rPr>
+                <w:sz w:val="16"/>
+                <w:szCs w:val="16"/>
+                <w:lang w:val="en-US"/>
+              </w:rPr>
+              <w:t>k/s}</w:t>
             </w:r>
           </w:p>
         </w:tc>
@@ -5667,6 +5351,7 @@
         <w:tc>
           <w:tcPr>
             <w:tcW w:w="5240" w:type="dxa"/>
+            <w:gridSpan w:val="2"/>
             <w:tcBorders>
               <w:top w:val="nil"/>
               <w:left w:val="single" w:sz="4" w:space="0" w:color="auto"/>
@@ -5680,47 +5365,29 @@
               <w:rPr>
                 <w:sz w:val="16"/>
                 <w:szCs w:val="16"/>
-                <w:lang w:val="en-US"/>
-              </w:rPr>
-            </w:pPr>
-            <w:r>
-              <w:rPr>
-                <w:sz w:val="16"/>
-                <w:szCs w:val="16"/>
-              </w:rPr>
-              <w:t>Банк</w:t>
-            </w:r>
-            <w:r>
-              <w:rPr>
-                <w:sz w:val="16"/>
-                <w:szCs w:val="16"/>
-                <w:lang w:val="en-US"/>
-              </w:rPr>
-              <w:t xml:space="preserve"> ${</w:t>
-            </w:r>
-            <w:proofErr w:type="spellStart"/>
-            <w:r>
-              <w:rPr>
-                <w:sz w:val="16"/>
-                <w:szCs w:val="16"/>
-                <w:lang w:val="en-US"/>
-              </w:rPr>
-              <w:t>lp_bank</w:t>
-            </w:r>
-            <w:proofErr w:type="spellEnd"/>
-            <w:r>
-              <w:rPr>
-                <w:sz w:val="16"/>
-                <w:szCs w:val="16"/>
-                <w:lang w:val="en-US"/>
-              </w:rPr>
-              <w:t>}</w:t>
+              </w:rPr>
+            </w:pPr>
+            <w:r>
+              <w:rPr>
+                <w:sz w:val="16"/>
+                <w:szCs w:val="16"/>
+              </w:rPr>
+              <w:t>БИК</w:t>
+            </w:r>
+            <w:r>
+              <w:rPr>
+                <w:sz w:val="16"/>
+                <w:szCs w:val="16"/>
+                <w:lang w:val="en-US"/>
+              </w:rPr>
+              <w:t xml:space="preserve"> ${lp_bik}</w:t>
             </w:r>
           </w:p>
         </w:tc>
         <w:tc>
           <w:tcPr>
             <w:tcW w:w="5387" w:type="dxa"/>
+            <w:gridSpan w:val="2"/>
             <w:tcBorders>
               <w:top w:val="nil"/>
               <w:left w:val="single" w:sz="4" w:space="0" w:color="auto"/>
@@ -5741,7 +5408,7 @@
                 <w:sz w:val="16"/>
                 <w:szCs w:val="16"/>
               </w:rPr>
-              <w:t xml:space="preserve">Банк: </w:t>
+              <w:t xml:space="preserve">БИК </w:t>
             </w:r>
             <w:r>
               <w:rPr>
@@ -5751,23 +5418,21 @@
               </w:rPr>
               <w:t>${</w:t>
             </w:r>
-            <w:proofErr w:type="spellStart"/>
-            <w:r>
-              <w:rPr>
-                <w:sz w:val="16"/>
-                <w:szCs w:val="16"/>
-                <w:lang w:val="en-US"/>
-              </w:rPr>
-              <w:t>bank_perev</w:t>
-            </w:r>
-            <w:proofErr w:type="spellEnd"/>
-            <w:r>
-              <w:rPr>
-                <w:sz w:val="16"/>
-                <w:szCs w:val="16"/>
-                <w:lang w:val="en-US"/>
-              </w:rPr>
-              <w:t>}</w:t>
+            <w:r>
+              <w:rPr>
+                <w:sz w:val="16"/>
+                <w:szCs w:val="16"/>
+                <w:lang w:val="en-US"/>
+              </w:rPr>
+              <w:t>dp_</w:t>
+            </w:r>
+            <w:r>
+              <w:rPr>
+                <w:sz w:val="16"/>
+                <w:szCs w:val="16"/>
+                <w:lang w:val="en-US"/>
+              </w:rPr>
+              <w:t>BIK}</w:t>
             </w:r>
           </w:p>
         </w:tc>
@@ -5779,6 +5444,7 @@
         <w:tc>
           <w:tcPr>
             <w:tcW w:w="5240" w:type="dxa"/>
+            <w:gridSpan w:val="2"/>
             <w:tcBorders>
               <w:top w:val="nil"/>
               <w:left w:val="single" w:sz="4" w:space="0" w:color="auto"/>
@@ -5800,54 +5466,53 @@
                 <w:sz w:val="16"/>
                 <w:szCs w:val="16"/>
               </w:rPr>
-              <w:t>к</w:t>
-            </w:r>
-            <w:r>
-              <w:rPr>
-                <w:sz w:val="16"/>
-                <w:szCs w:val="16"/>
-                <w:lang w:val="en-US"/>
-              </w:rPr>
-              <w:t>/</w:t>
-            </w:r>
-            <w:r>
-              <w:rPr>
-                <w:sz w:val="16"/>
-                <w:szCs w:val="16"/>
-              </w:rPr>
-              <w:t>с</w:t>
-            </w:r>
-            <w:r>
-              <w:rPr>
-                <w:sz w:val="16"/>
-                <w:szCs w:val="16"/>
-                <w:lang w:val="en-US"/>
-              </w:rPr>
-              <w:t xml:space="preserve"> ${</w:t>
-            </w:r>
-            <w:proofErr w:type="spellStart"/>
-            <w:r>
-              <w:rPr>
-                <w:sz w:val="16"/>
-                <w:szCs w:val="16"/>
-                <w:lang w:val="en-US"/>
-              </w:rPr>
-              <w:t>lp_ks</w:t>
-            </w:r>
-            <w:proofErr w:type="spellEnd"/>
-            <w:r>
-              <w:rPr>
-                <w:sz w:val="16"/>
-                <w:szCs w:val="16"/>
-                <w:lang w:val="en-US"/>
-              </w:rPr>
-              <w:t>}</w:t>
+              <w:t>Эл</w:t>
+            </w:r>
+            <w:r>
+              <w:rPr>
+                <w:sz w:val="16"/>
+                <w:szCs w:val="16"/>
+                <w:lang w:val="en-US"/>
+              </w:rPr>
+              <w:t xml:space="preserve">. </w:t>
+            </w:r>
+            <w:r>
+              <w:rPr>
+                <w:sz w:val="16"/>
+                <w:szCs w:val="16"/>
+              </w:rPr>
+              <w:t>почта</w:t>
+            </w:r>
+            <w:r>
+              <w:rPr>
+                <w:sz w:val="16"/>
+                <w:szCs w:val="16"/>
+                <w:lang w:val="en-US"/>
+              </w:rPr>
+              <w:t>: ${</w:t>
+            </w:r>
+            <w:r>
+              <w:rPr>
+                <w:sz w:val="16"/>
+                <w:szCs w:val="16"/>
+                <w:lang w:val="en-US"/>
+              </w:rPr>
+              <w:t>lp_</w:t>
+            </w:r>
+            <w:r>
+              <w:rPr>
+                <w:sz w:val="16"/>
+                <w:szCs w:val="16"/>
+                <w:lang w:val="en-US"/>
+              </w:rPr>
+              <w:t>manager_email}</w:t>
             </w:r>
           </w:p>
         </w:tc>
         <w:tc>
           <w:tcPr>
             <w:tcW w:w="5387" w:type="dxa"/>
+            <w:gridSpan w:val="2"/>
             <w:tcBorders>
               <w:top w:val="nil"/>
               <w:left w:val="single" w:sz="4" w:space="0" w:color="auto"/>
@@ -5861,40 +5526,54 @@
               <w:rPr>
                 <w:sz w:val="16"/>
                 <w:szCs w:val="16"/>
-              </w:rPr>
-            </w:pPr>
-            <w:r>
-              <w:rPr>
-                <w:sz w:val="16"/>
-                <w:szCs w:val="16"/>
-              </w:rPr>
-              <w:t xml:space="preserve">к/с </w:t>
-            </w:r>
-            <w:r>
-              <w:rPr>
-                <w:sz w:val="16"/>
-                <w:szCs w:val="16"/>
-                <w:lang w:val="en-US"/>
-              </w:rPr>
-              <w:t>${k/</w:t>
-            </w:r>
-            <w:proofErr w:type="spellStart"/>
-            <w:r>
-              <w:rPr>
-                <w:sz w:val="16"/>
-                <w:szCs w:val="16"/>
-                <w:lang w:val="en-US"/>
-              </w:rPr>
-              <w:t>s_perev</w:t>
-            </w:r>
-            <w:proofErr w:type="spellEnd"/>
-            <w:r>
-              <w:rPr>
-                <w:sz w:val="16"/>
-                <w:szCs w:val="16"/>
-                <w:lang w:val="en-US"/>
-              </w:rPr>
-              <w:t>}</w:t>
+                <w:lang w:val="en-US"/>
+              </w:rPr>
+            </w:pPr>
+            <w:r>
+              <w:rPr>
+                <w:sz w:val="16"/>
+                <w:szCs w:val="16"/>
+              </w:rPr>
+              <w:t>Эл</w:t>
+            </w:r>
+            <w:r>
+              <w:rPr>
+                <w:sz w:val="16"/>
+                <w:szCs w:val="16"/>
+                <w:lang w:val="en-US"/>
+              </w:rPr>
+              <w:t xml:space="preserve">. </w:t>
+            </w:r>
+            <w:r>
+              <w:rPr>
+                <w:sz w:val="16"/>
+                <w:szCs w:val="16"/>
+              </w:rPr>
+              <w:t>почта</w:t>
+            </w:r>
+            <w:r>
+              <w:rPr>
+                <w:sz w:val="16"/>
+                <w:szCs w:val="16"/>
+                <w:lang w:val="en-US"/>
+              </w:rPr>
+              <w:t>: ${</w:t>
+            </w:r>
+            <w:r>
+              <w:rPr>
+                <w:sz w:val="16"/>
+                <w:szCs w:val="16"/>
+                <w:lang w:val="en-US"/>
+              </w:rPr>
+              <w:t>dp_</w:t>
+            </w:r>
+            <w:r>
+              <w:rPr>
+                <w:sz w:val="16"/>
+                <w:szCs w:val="16"/>
+                <w:lang w:val="en-US"/>
+              </w:rPr>
+              <w:t>kontakt_email}</w:t>
             </w:r>
           </w:p>
         </w:tc>
@@ -5906,363 +5585,7 @@
         <w:tc>
           <w:tcPr>
             <w:tcW w:w="5240" w:type="dxa"/>
-            <w:tcBorders>
-              <w:top w:val="nil"/>
-              <w:left w:val="single" w:sz="4" w:space="0" w:color="auto"/>
-              <w:bottom w:val="nil"/>
-              <w:right w:val="single" w:sz="4" w:space="0" w:color="auto"/>
-            </w:tcBorders>
-            <w:hideMark/>
-          </w:tcPr>
-          <w:p>
-            <w:pPr>
-              <w:rPr>
-                <w:sz w:val="16"/>
-                <w:szCs w:val="16"/>
-              </w:rPr>
-            </w:pPr>
-            <w:r>
-              <w:rPr>
-                <w:sz w:val="16"/>
-                <w:szCs w:val="16"/>
-              </w:rPr>
-              <w:t>БИК</w:t>
-            </w:r>
-            <w:r>
-              <w:rPr>
-                <w:sz w:val="16"/>
-                <w:szCs w:val="16"/>
-                <w:lang w:val="en-US"/>
-              </w:rPr>
-              <w:t xml:space="preserve"> ${</w:t>
-            </w:r>
-            <w:proofErr w:type="spellStart"/>
-            <w:r>
-              <w:rPr>
-                <w:sz w:val="16"/>
-                <w:szCs w:val="16"/>
-                <w:lang w:val="en-US"/>
-              </w:rPr>
-              <w:t>lp_bik</w:t>
-            </w:r>
-            <w:proofErr w:type="spellEnd"/>
-            <w:r>
-              <w:rPr>
-                <w:sz w:val="16"/>
-                <w:szCs w:val="16"/>
-                <w:lang w:val="en-US"/>
-              </w:rPr>
-              <w:t>}</w:t>
-            </w:r>
-          </w:p>
-        </w:tc>
-        <w:tc>
-          <w:tcPr>
-            <w:tcW w:w="5387" w:type="dxa"/>
-            <w:tcBorders>
-              <w:top w:val="nil"/>
-              <w:left w:val="single" w:sz="4" w:space="0" w:color="auto"/>
-              <w:bottom w:val="nil"/>
-              <w:right w:val="single" w:sz="4" w:space="0" w:color="auto"/>
-            </w:tcBorders>
-            <w:hideMark/>
-          </w:tcPr>
-          <w:p>
-            <w:pPr>
-              <w:rPr>
-                <w:sz w:val="16"/>
-                <w:szCs w:val="16"/>
-              </w:rPr>
-            </w:pPr>
-            <w:r>
-              <w:rPr>
-                <w:sz w:val="16"/>
-                <w:szCs w:val="16"/>
-              </w:rPr>
-              <w:t xml:space="preserve">БИК </w:t>
-            </w:r>
-            <w:r>
-              <w:rPr>
-                <w:sz w:val="16"/>
-                <w:szCs w:val="16"/>
-                <w:lang w:val="en-US"/>
-              </w:rPr>
-              <w:t>${</w:t>
-            </w:r>
-            <w:proofErr w:type="spellStart"/>
-            <w:r>
-              <w:rPr>
-                <w:sz w:val="16"/>
-                <w:szCs w:val="16"/>
-                <w:lang w:val="en-US"/>
-              </w:rPr>
-              <w:t>BIK_perev</w:t>
-            </w:r>
-            <w:proofErr w:type="spellEnd"/>
-            <w:r>
-              <w:rPr>
-                <w:sz w:val="16"/>
-                <w:szCs w:val="16"/>
-                <w:lang w:val="en-US"/>
-              </w:rPr>
-              <w:t>}</w:t>
-            </w:r>
-          </w:p>
-        </w:tc>
-      </w:tr>
-      <w:tr>
-        <w:trPr>
-          <w:trHeight w:val="242"/>
-        </w:trPr>
-        <w:tc>
-          <w:tcPr>
-            <w:tcW w:w="5240" w:type="dxa"/>
-            <w:tcBorders>
-              <w:top w:val="nil"/>
-              <w:left w:val="single" w:sz="4" w:space="0" w:color="auto"/>
-              <w:bottom w:val="nil"/>
-              <w:right w:val="single" w:sz="4" w:space="0" w:color="auto"/>
-            </w:tcBorders>
-            <w:hideMark/>
-          </w:tcPr>
-          <w:p>
-            <w:pPr>
-              <w:rPr>
-                <w:sz w:val="16"/>
-                <w:szCs w:val="16"/>
-                <w:lang w:val="en-US"/>
-              </w:rPr>
-            </w:pPr>
-            <w:r>
-              <w:rPr>
-                <w:sz w:val="16"/>
-                <w:szCs w:val="16"/>
-              </w:rPr>
-              <w:t>Исполнитель</w:t>
-            </w:r>
-            <w:r>
-              <w:rPr>
-                <w:sz w:val="16"/>
-                <w:szCs w:val="16"/>
-                <w:lang w:val="en-US"/>
-              </w:rPr>
-              <w:t>: ${manager}</w:t>
-            </w:r>
-          </w:p>
-        </w:tc>
-        <w:tc>
-          <w:tcPr>
-            <w:tcW w:w="5387" w:type="dxa"/>
-            <w:tcBorders>
-              <w:top w:val="nil"/>
-              <w:left w:val="single" w:sz="4" w:space="0" w:color="auto"/>
-              <w:bottom w:val="nil"/>
-              <w:right w:val="single" w:sz="4" w:space="0" w:color="auto"/>
-            </w:tcBorders>
-            <w:hideMark/>
-          </w:tcPr>
-          <w:p>
-            <w:pPr>
-              <w:rPr>
-                <w:sz w:val="16"/>
-                <w:szCs w:val="16"/>
-              </w:rPr>
-            </w:pPr>
-            <w:r>
-              <w:rPr>
-                <w:sz w:val="16"/>
-                <w:szCs w:val="16"/>
-              </w:rPr>
-              <w:t>Исполнитель: ${</w:t>
-            </w:r>
-            <w:proofErr w:type="spellStart"/>
-            <w:r>
-              <w:rPr>
-                <w:sz w:val="16"/>
-                <w:szCs w:val="16"/>
-                <w:lang w:val="en-US"/>
-              </w:rPr>
-              <w:t>kontakt_perevoz</w:t>
-            </w:r>
-            <w:proofErr w:type="spellEnd"/>
-            <w:r>
-              <w:rPr>
-                <w:sz w:val="16"/>
-                <w:szCs w:val="16"/>
-              </w:rPr>
-              <w:t>}</w:t>
-            </w:r>
-          </w:p>
-        </w:tc>
-      </w:tr>
-      <w:tr>
-        <w:trPr>
-          <w:trHeight w:val="242"/>
-        </w:trPr>
-        <w:tc>
-          <w:tcPr>
-            <w:tcW w:w="5240" w:type="dxa"/>
-            <w:tcBorders>
-              <w:top w:val="nil"/>
-              <w:left w:val="single" w:sz="4" w:space="0" w:color="auto"/>
-              <w:bottom w:val="nil"/>
-              <w:right w:val="single" w:sz="4" w:space="0" w:color="auto"/>
-            </w:tcBorders>
-            <w:hideMark/>
-          </w:tcPr>
-          <w:p>
-            <w:pPr>
-              <w:rPr>
-                <w:sz w:val="16"/>
-                <w:szCs w:val="16"/>
-                <w:lang w:val="en-US"/>
-              </w:rPr>
-            </w:pPr>
-            <w:r>
-              <w:rPr>
-                <w:sz w:val="16"/>
-                <w:szCs w:val="16"/>
-              </w:rPr>
-              <w:t>Эл</w:t>
-            </w:r>
-            <w:r>
-              <w:rPr>
-                <w:sz w:val="16"/>
-                <w:szCs w:val="16"/>
-                <w:lang w:val="en-US"/>
-              </w:rPr>
-              <w:t xml:space="preserve">. </w:t>
-            </w:r>
-            <w:r>
-              <w:rPr>
-                <w:sz w:val="16"/>
-                <w:szCs w:val="16"/>
-              </w:rPr>
-              <w:t>почта</w:t>
-            </w:r>
-            <w:r>
-              <w:rPr>
-                <w:sz w:val="16"/>
-                <w:szCs w:val="16"/>
-                <w:lang w:val="en-US"/>
-              </w:rPr>
-              <w:t>: ${</w:t>
-            </w:r>
-            <w:proofErr w:type="spellStart"/>
-            <w:r>
-              <w:rPr>
-                <w:sz w:val="16"/>
-                <w:szCs w:val="16"/>
-                <w:lang w:val="en-US"/>
-              </w:rPr>
-              <w:t>manager_email</w:t>
-            </w:r>
-            <w:proofErr w:type="spellEnd"/>
-            <w:r>
-              <w:rPr>
-                <w:sz w:val="16"/>
-                <w:szCs w:val="16"/>
-                <w:lang w:val="en-US"/>
-              </w:rPr>
-              <w:t>}</w:t>
-            </w:r>
-          </w:p>
-        </w:tc>
-        <w:tc>
-          <w:tcPr>
-            <w:tcW w:w="5387" w:type="dxa"/>
-            <w:tcBorders>
-              <w:top w:val="nil"/>
-              <w:left w:val="single" w:sz="4" w:space="0" w:color="auto"/>
-              <w:bottom w:val="nil"/>
-              <w:right w:val="single" w:sz="4" w:space="0" w:color="auto"/>
-            </w:tcBorders>
-            <w:hideMark/>
-          </w:tcPr>
-          <w:p>
-            <w:pPr>
-              <w:rPr>
-                <w:sz w:val="16"/>
-                <w:szCs w:val="16"/>
-                <w:lang w:val="en-US"/>
-              </w:rPr>
-            </w:pPr>
-            <w:r>
-              <w:rPr>
-                <w:sz w:val="16"/>
-                <w:szCs w:val="16"/>
-              </w:rPr>
-              <w:t>Эл</w:t>
-            </w:r>
-            <w:r>
-              <w:rPr>
-                <w:sz w:val="16"/>
-                <w:szCs w:val="16"/>
-                <w:lang w:val="en-US"/>
-              </w:rPr>
-              <w:t xml:space="preserve">. </w:t>
-            </w:r>
-            <w:r>
-              <w:rPr>
-                <w:sz w:val="16"/>
-                <w:szCs w:val="16"/>
-              </w:rPr>
-              <w:t>почта</w:t>
-            </w:r>
-            <w:r>
-              <w:rPr>
-                <w:sz w:val="16"/>
-                <w:szCs w:val="16"/>
-                <w:lang w:val="en-US"/>
-              </w:rPr>
-              <w:t xml:space="preserve">: </w:t>
-            </w:r>
-            <w:proofErr w:type="gramStart"/>
-            <w:r>
-              <w:rPr>
-                <w:sz w:val="16"/>
-                <w:szCs w:val="16"/>
-                <w:lang w:val="en-US"/>
-              </w:rPr>
-              <w:t xml:space="preserve">${ </w:t>
-            </w:r>
-            <w:proofErr w:type="spellStart"/>
-            <w:r>
-              <w:rPr>
-                <w:sz w:val="16"/>
-                <w:szCs w:val="16"/>
-                <w:lang w:val="en-US"/>
-              </w:rPr>
-              <w:t>kontakt</w:t>
-            </w:r>
-            <w:proofErr w:type="gramEnd"/>
-            <w:r>
-              <w:rPr>
-                <w:sz w:val="16"/>
-                <w:szCs w:val="16"/>
-                <w:lang w:val="en-US"/>
-              </w:rPr>
-              <w:t>_perevoz_email</w:t>
-            </w:r>
-            <w:proofErr w:type="spellEnd"/>
-            <w:r>
-              <w:rPr>
-                <w:sz w:val="16"/>
-                <w:szCs w:val="16"/>
-                <w:lang w:val="en-US"/>
-              </w:rPr>
-              <w:t>}</w:t>
-            </w:r>
-          </w:p>
-        </w:tc>
-      </w:tr>
-      <w:tr>
-        <w:trPr>
-          <w:trHeight w:val="242"/>
-        </w:trPr>
-        <w:tc>
-          <w:tcPr>
-            <w:tcW w:w="5240" w:type="dxa"/>
+            <w:gridSpan w:val="2"/>
             <w:tcBorders>
               <w:top w:val="nil"/>
               <w:left w:val="single" w:sz="4" w:space="0" w:color="auto"/>
@@ -6284,48 +5607,6 @@
                 <w:sz w:val="16"/>
                 <w:szCs w:val="16"/>
               </w:rPr>
-              <w:t>Тел</w:t>
-            </w:r>
-            <w:r>
-              <w:rPr>
-                <w:sz w:val="16"/>
-                <w:szCs w:val="16"/>
-                <w:lang w:val="en-US"/>
-              </w:rPr>
-              <w:t>.: ${</w:t>
-            </w:r>
-            <w:proofErr w:type="spellStart"/>
-            <w:r>
-              <w:rPr>
-                <w:sz w:val="16"/>
-                <w:szCs w:val="16"/>
-                <w:lang w:val="en-US"/>
-              </w:rPr>
-              <w:t>manager_tel</w:t>
-            </w:r>
-            <w:proofErr w:type="spellEnd"/>
-            <w:r>
-              <w:rPr>
-                <w:sz w:val="16"/>
-                <w:szCs w:val="16"/>
-                <w:lang w:val="en-US"/>
-              </w:rPr>
-              <w:t>}</w:t>
-            </w:r>
-          </w:p>
-          <w:p>
-            <w:pPr>
-              <w:rPr>
-                <w:sz w:val="16"/>
-                <w:szCs w:val="16"/>
-                <w:lang w:val="en-US"/>
-              </w:rPr>
-            </w:pPr>
-            <w:r>
-              <w:rPr>
-                <w:sz w:val="16"/>
-                <w:szCs w:val="16"/>
-              </w:rPr>
               <w:t>ЭДО</w:t>
             </w:r>
             <w:r>
@@ -6344,47 +5625,44 @@
               </w:rPr>
               <w:t>${</w:t>
             </w:r>
-            <w:proofErr w:type="spellStart"/>
-            <w:r>
-              <w:rPr>
-                <w:sz w:val="16"/>
-                <w:szCs w:val="16"/>
-                <w:lang w:val="en-US"/>
-              </w:rPr>
-              <w:t>provayder_edo</w:t>
-            </w:r>
-            <w:proofErr w:type="spellEnd"/>
-            <w:r>
-              <w:rPr>
-                <w:sz w:val="16"/>
-                <w:szCs w:val="16"/>
-                <w:lang w:val="en-US"/>
-              </w:rPr>
-              <w:t>}, ${</w:t>
-            </w:r>
-            <w:proofErr w:type="spellStart"/>
-            <w:r>
-              <w:rPr>
-                <w:sz w:val="16"/>
-                <w:szCs w:val="16"/>
-                <w:lang w:val="en-US"/>
-              </w:rPr>
-              <w:t>nomer_edo</w:t>
-            </w:r>
-            <w:proofErr w:type="spellEnd"/>
-            <w:r>
-              <w:rPr>
-                <w:sz w:val="16"/>
-                <w:szCs w:val="16"/>
-                <w:lang w:val="en-US"/>
-              </w:rPr>
-              <w:t>}</w:t>
+            <w:r>
+              <w:rPr>
+                <w:sz w:val="16"/>
+                <w:szCs w:val="16"/>
+                <w:lang w:val="en-US"/>
+              </w:rPr>
+              <w:t>lp_</w:t>
+            </w:r>
+            <w:r>
+              <w:rPr>
+                <w:sz w:val="16"/>
+                <w:szCs w:val="16"/>
+                <w:lang w:val="en-US"/>
+              </w:rPr>
+              <w:t>provayder_edo}, ${</w:t>
+            </w:r>
+            <w:r>
+              <w:rPr>
+                <w:sz w:val="16"/>
+                <w:szCs w:val="16"/>
+                <w:lang w:val="en-US"/>
+              </w:rPr>
+              <w:t>lp_</w:t>
+            </w:r>
+            <w:r>
+              <w:rPr>
+                <w:sz w:val="16"/>
+                <w:szCs w:val="16"/>
+                <w:lang w:val="en-US"/>
+              </w:rPr>
+              <w:t>nomer_edo}</w:t>
             </w:r>
           </w:p>
         </w:tc>
         <w:tc>
           <w:tcPr>
             <w:tcW w:w="5387" w:type="dxa"/>
+            <w:gridSpan w:val="2"/>
             <w:tcBorders>
               <w:top w:val="nil"/>
               <w:left w:val="single" w:sz="4" w:space="0" w:color="auto"/>
@@ -6406,48 +5684,6 @@
                 <w:sz w:val="16"/>
                 <w:szCs w:val="16"/>
               </w:rPr>
-              <w:t>Тел</w:t>
-            </w:r>
-            <w:r>
-              <w:rPr>
-                <w:sz w:val="16"/>
-                <w:szCs w:val="16"/>
-                <w:lang w:val="en-US"/>
-              </w:rPr>
-              <w:t>.: ${</w:t>
-            </w:r>
-            <w:proofErr w:type="spellStart"/>
-            <w:r>
-              <w:rPr>
-                <w:sz w:val="16"/>
-                <w:szCs w:val="16"/>
-                <w:lang w:val="en-US"/>
-              </w:rPr>
-              <w:t>kontakt_perevoz_tel</w:t>
-            </w:r>
-            <w:proofErr w:type="spellEnd"/>
-            <w:r>
-              <w:rPr>
-                <w:sz w:val="16"/>
-                <w:szCs w:val="16"/>
-                <w:lang w:val="en-US"/>
-              </w:rPr>
-              <w:t>}</w:t>
-            </w:r>
-          </w:p>
-          <w:p>
-            <w:pPr>
-              <w:rPr>
-                <w:sz w:val="16"/>
-                <w:szCs w:val="16"/>
-                <w:lang w:val="en-US"/>
-              </w:rPr>
-            </w:pPr>
-            <w:r>
-              <w:rPr>
-                <w:sz w:val="16"/>
-                <w:szCs w:val="16"/>
-              </w:rPr>
               <w:t>ЭДО</w:t>
             </w:r>
             <w:r>
@@ -6466,34 +5702,30 @@
               </w:rPr>
               <w:t>${</w:t>
             </w:r>
-            <w:proofErr w:type="spellStart"/>
-            <w:r>
-              <w:rPr>
-                <w:sz w:val="16"/>
-                <w:szCs w:val="16"/>
-                <w:lang w:val="en-US"/>
-              </w:rPr>
-              <w:t>provayder_edo_perev</w:t>
-            </w:r>
-            <w:proofErr w:type="spellEnd"/>
-            <w:r>
-              <w:rPr>
-                <w:sz w:val="16"/>
-                <w:szCs w:val="16"/>
-                <w:lang w:val="en-US"/>
-              </w:rPr>
-              <w:t>}, ${</w:t>
-            </w:r>
-            <w:proofErr w:type="spellStart"/>
-            <w:r>
-              <w:rPr>
-                <w:sz w:val="16"/>
-                <w:szCs w:val="16"/>
-                <w:lang w:val="en-US"/>
-              </w:rPr>
-              <w:t>nomer_edo_perev</w:t>
-            </w:r>
-            <w:proofErr w:type="spellEnd"/>
+            <w:r>
+              <w:rPr>
+                <w:sz w:val="16"/>
+                <w:szCs w:val="16"/>
+                <w:lang w:val="en-US"/>
+              </w:rPr>
+              <w:t>dp_</w:t>
+            </w:r>
+            <w:r>
+              <w:rPr>
+                <w:sz w:val="16"/>
+                <w:szCs w:val="16"/>
+                <w:lang w:val="en-US"/>
+              </w:rPr>
+              <w:t>provayder_edo}, ${nomer_edo_</w:t>
+            </w:r>
+            <w:r>
+              <w:rPr>
+                <w:sz w:val="16"/>
+                <w:szCs w:val="16"/>
+                <w:lang w:val="en-US"/>
+              </w:rPr>
+              <w:t>dp</w:t>
+            </w:r>
             <w:r>
               <w:rPr>
                 <w:sz w:val="16"/>
@@ -6512,6 +5744,7 @@
         <w:tc>
           <w:tcPr>
             <w:tcW w:w="5240" w:type="dxa"/>
+            <w:gridSpan w:val="2"/>
             <w:tcBorders>
               <w:top w:val="single" w:sz="4" w:space="0" w:color="auto"/>
               <w:left w:val="single" w:sz="4" w:space="0" w:color="auto"/>
@@ -6552,43 +5785,7 @@
                 <w:szCs w:val="16"/>
                 <w:lang w:val="en-US"/>
               </w:rPr>
-              <w:t>${</w:t>
-            </w:r>
-            <w:proofErr w:type="spellStart"/>
-            <w:r>
-              <w:rPr>
-                <w:sz w:val="16"/>
-                <w:szCs w:val="16"/>
-                <w:lang w:val="en-US"/>
-              </w:rPr>
-              <w:t>lp_ceo_</w:t>
-            </w:r>
-            <w:proofErr w:type="gramStart"/>
-            <w:r>
-              <w:rPr>
-                <w:sz w:val="16"/>
-                <w:szCs w:val="16"/>
-                <w:lang w:val="en-US"/>
-              </w:rPr>
-              <w:t>title</w:t>
-            </w:r>
-            <w:proofErr w:type="spellEnd"/>
-            <w:r>
-              <w:rPr>
-                <w:sz w:val="16"/>
-                <w:szCs w:val="16"/>
-                <w:lang w:val="en-US"/>
-              </w:rPr>
-              <w:t xml:space="preserve">}   </w:t>
-            </w:r>
-            <w:proofErr w:type="gramEnd"/>
-            <w:r>
-              <w:rPr>
-                <w:sz w:val="16"/>
-                <w:szCs w:val="16"/>
-                <w:lang w:val="en-US"/>
-              </w:rPr>
-              <w:t xml:space="preserve">            </w:t>
+              <w:t xml:space="preserve">${lp_ceo_title}               </w:t>
             </w:r>
             <w:r>
               <w:rPr>
@@ -6597,9 +5794,16 @@
                 <w:u w:val="single"/>
                 <w:lang w:val="en-US"/>
               </w:rPr>
-              <w:t xml:space="preserve"> ${</w:t>
-            </w:r>
-            <w:proofErr w:type="spellStart"/>
+              <w:t xml:space="preserve"> ${internal_signature_image}</w:t>
+            </w:r>
+            <w:r>
+              <w:rPr>
+                <w:sz w:val="16"/>
+                <w:szCs w:val="16"/>
+                <w:lang w:val="en-US"/>
+              </w:rPr>
+              <w:t xml:space="preserve">                            /${</w:t>
+            </w:r>
             <w:r>
               <w:rPr>
                 <w:sz w:val="16"/>
@@ -6607,37 +5811,8 @@
                 <w:u w:val="single"/>
                 <w:lang w:val="en-US"/>
               </w:rPr>
-              <w:t>internal_signature_image</w:t>
-            </w:r>
-            <w:proofErr w:type="spellEnd"/>
-            <w:r>
-              <w:rPr>
-                <w:sz w:val="16"/>
-                <w:szCs w:val="16"/>
-                <w:u w:val="single"/>
-                <w:lang w:val="en-US"/>
-              </w:rPr>
-              <w:t>}</w:t>
-            </w:r>
-            <w:r>
-              <w:rPr>
-                <w:sz w:val="16"/>
-                <w:szCs w:val="16"/>
-                <w:lang w:val="en-US"/>
-              </w:rPr>
-              <w:t xml:space="preserve">                            /${</w:t>
-            </w:r>
-            <w:proofErr w:type="spellStart"/>
-            <w:r>
-              <w:rPr>
-                <w:sz w:val="16"/>
-                <w:szCs w:val="16"/>
-                <w:u w:val="single"/>
-                <w:lang w:val="en-US"/>
-              </w:rPr>
               <w:t>lp_ceo</w:t>
             </w:r>
-            <w:proofErr w:type="spellEnd"/>
             <w:r>
               <w:rPr>
                 <w:sz w:val="16"/>
@@ -6724,6 +5899,7 @@
         <w:tc>
           <w:tcPr>
             <w:tcW w:w="5387" w:type="dxa"/>
+            <w:gridSpan w:val="2"/>
             <w:tcBorders>
               <w:top w:val="single" w:sz="4" w:space="0" w:color="auto"/>
               <w:left w:val="single" w:sz="4" w:space="0" w:color="auto"/>
@@ -6736,41 +5912,57 @@
               <w:rPr>
                 <w:sz w:val="16"/>
                 <w:szCs w:val="16"/>
-                <w:lang w:val="fr-FR"/>
-              </w:rPr>
-            </w:pPr>
-          </w:p>
-          <w:p>
-            <w:pPr>
-              <w:rPr>
-                <w:sz w:val="16"/>
-                <w:szCs w:val="16"/>
-                <w:lang w:val="fr-FR"/>
-              </w:rPr>
-            </w:pPr>
-          </w:p>
-          <w:p>
-            <w:pPr>
-              <w:rPr>
-                <w:sz w:val="16"/>
-                <w:szCs w:val="16"/>
-                <w:lang w:val="fr-FR"/>
-              </w:rPr>
-            </w:pPr>
-            <w:r>
-              <w:rPr>
-                <w:sz w:val="16"/>
-                <w:szCs w:val="16"/>
-                <w:lang w:val="fr-FR"/>
-              </w:rPr>
-              <w:t xml:space="preserve">${podpisant_perevoz} _________ </w:t>
+                <w:lang w:val="en-US"/>
+              </w:rPr>
+            </w:pPr>
+          </w:p>
+          <w:p>
+            <w:pPr>
+              <w:rPr>
+                <w:sz w:val="16"/>
+                <w:szCs w:val="16"/>
+                <w:lang w:val="en-US"/>
+              </w:rPr>
+            </w:pPr>
+          </w:p>
+          <w:p>
+            <w:pPr>
+              <w:rPr>
+                <w:sz w:val="16"/>
+                <w:szCs w:val="16"/>
+                <w:lang w:val="en-US"/>
+              </w:rPr>
+            </w:pPr>
+            <w:r>
+              <w:rPr>
+                <w:sz w:val="16"/>
+                <w:szCs w:val="16"/>
+                <w:lang w:val="en-US"/>
+              </w:rPr>
+              <w:t>${</w:t>
+            </w:r>
+            <w:r>
+              <w:rPr>
+                <w:sz w:val="16"/>
+                <w:szCs w:val="16"/>
+                <w:lang w:val="en-US"/>
+              </w:rPr>
+              <w:t>dp_</w:t>
+            </w:r>
+            <w:r>
+              <w:rPr>
+                <w:sz w:val="16"/>
+                <w:szCs w:val="16"/>
+                <w:lang w:val="en-US"/>
+              </w:rPr>
+              <w:t xml:space="preserve">podpisant} _________ </w:t>
             </w:r>
             <w:r>
               <w:rPr>
                 <w:sz w:val="16"/>
                 <w:szCs w:val="16"/>
                 <w:u w:val="single"/>
-                <w:lang w:val="fr-FR"/>
+                <w:lang w:val="en-US"/>
               </w:rPr>
               <w:t>/${</w:t>
             </w:r>
@@ -6778,16 +5970,25 @@
               <w:rPr>
                 <w:sz w:val="16"/>
                 <w:szCs w:val="16"/>
-                <w:lang w:val="fr-FR"/>
-              </w:rPr>
-              <w:t>FIO_podpisant_perevoz_im</w:t>
-            </w:r>
-            <w:r>
-              <w:rPr>
-                <w:sz w:val="16"/>
-                <w:szCs w:val="16"/>
                 <w:u w:val="single"/>
-                <w:lang w:val="fr-FR"/>
+                <w:lang w:val="en-US"/>
+              </w:rPr>
+              <w:t>dp_</w:t>
+            </w:r>
+            <w:r>
+              <w:rPr>
+                <w:sz w:val="16"/>
+                <w:szCs w:val="16"/>
+                <w:lang w:val="en-US"/>
+              </w:rPr>
+              <w:t>FIO_podpisant_im</w:t>
+            </w:r>
+            <w:r>
+              <w:rPr>
+                <w:sz w:val="16"/>
+                <w:szCs w:val="16"/>
+                <w:u w:val="single"/>
+                <w:lang w:val="en-US"/>
               </w:rPr>
               <w:t>}</w:t>
             </w:r>
@@ -6795,7 +5996,7 @@
               <w:rPr>
                 <w:sz w:val="16"/>
                 <w:szCs w:val="16"/>
-                <w:lang w:val="fr-FR"/>
+                <w:lang w:val="en-US"/>
               </w:rPr>
               <w:t xml:space="preserve"> /  </w:t>
             </w:r>
@@ -6813,7 +6014,7 @@
                 <w:i/>
                 <w:sz w:val="16"/>
                 <w:szCs w:val="16"/>
-                <w:lang w:val="fr-FR"/>
+                <w:lang w:val="en-US"/>
               </w:rPr>
               <w:t xml:space="preserve">                                       </w:t>
             </w:r>

--- a/public/change/Заявка с перевозчиком ВЭД.docx
+++ b/public/change/Заявка с перевозчиком ВЭД.docx
@@ -5,20 +5,104 @@
     <w:p>
       <w:pPr>
         <w:pStyle w:val="a9"/>
+        <w:jc w:val="both"/>
+        <w:rPr>
+          <w:b/>
+          <w:bCs/>
+          <w:i/>
+          <w:iCs/>
+          <w:sz w:val="20"/>
+          <w:szCs w:val="20"/>
+        </w:rPr>
+      </w:pPr>
+      <w:bookmarkStart w:id="0" w:name="_Hlk230986846"/>
+      <w:r>
+        <w:rPr>
+          <w:b/>
+          <w:bCs/>
+          <w:i/>
+          <w:iCs/>
+          <w:sz w:val="20"/>
+          <w:szCs w:val="20"/>
+        </w:rPr>
+        <w:t>Настоящая Заявка является поручением Перевозчику в рамках Договора перевозки груза (публичная оферта), размещенного по адресу: [ваш-</w:t>
+      </w:r>
+      <w:proofErr w:type="spellStart"/>
+      <w:proofErr w:type="gramStart"/>
+      <w:r>
+        <w:rPr>
+          <w:b/>
+          <w:bCs/>
+          <w:i/>
+          <w:iCs/>
+          <w:sz w:val="20"/>
+          <w:szCs w:val="20"/>
+        </w:rPr>
+        <w:t>сайт.рф</w:t>
+      </w:r>
+      <w:proofErr w:type="spellEnd"/>
+      <w:proofErr w:type="gramEnd"/>
+      <w:r>
+        <w:rPr>
+          <w:b/>
+          <w:bCs/>
+          <w:i/>
+          <w:iCs/>
+          <w:sz w:val="20"/>
+          <w:szCs w:val="20"/>
+        </w:rPr>
+        <w:t>/</w:t>
+      </w:r>
+      <w:proofErr w:type="spellStart"/>
+      <w:r>
+        <w:rPr>
+          <w:b/>
+          <w:bCs/>
+          <w:i/>
+          <w:iCs/>
+          <w:sz w:val="20"/>
+          <w:szCs w:val="20"/>
+        </w:rPr>
+        <w:t>oferta-perevozchik</w:t>
+      </w:r>
+      <w:proofErr w:type="spellEnd"/>
+      <w:r>
+        <w:rPr>
+          <w:b/>
+          <w:bCs/>
+          <w:i/>
+          <w:iCs/>
+          <w:sz w:val="20"/>
+          <w:szCs w:val="20"/>
+        </w:rPr>
+        <w:t>]. Акцептом признается подтверждение Заявки или допуск ТС к погрузке.</w:t>
+      </w:r>
+    </w:p>
+    <w:bookmarkEnd w:id="0"/>
+    <w:p>
+      <w:pPr>
+        <w:pStyle w:val="a9"/>
+        <w:rPr>
+          <w:sz w:val="20"/>
+          <w:szCs w:val="20"/>
+        </w:rPr>
       </w:pPr>
     </w:p>
     <w:tbl>
       <w:tblPr>
         <w:tblStyle w:val="a8"/>
-        <w:tblW w:w="0" w:type="auto"/>
+        <w:tblW w:w="10631" w:type="dxa"/>
         <w:tblLayout w:type="fixed"/>
         <w:tblLook w:val="04A0" w:firstRow="1" w:lastRow="0" w:firstColumn="1" w:lastColumn="0" w:noHBand="0" w:noVBand="1"/>
       </w:tblPr>
       <w:tblGrid>
         <w:gridCol w:w="2433"/>
-        <w:gridCol w:w="2646"/>
-        <w:gridCol w:w="2713"/>
-        <w:gridCol w:w="2839"/>
+        <w:gridCol w:w="224"/>
+        <w:gridCol w:w="2422"/>
+        <w:gridCol w:w="236"/>
+        <w:gridCol w:w="2477"/>
+        <w:gridCol w:w="181"/>
+        <w:gridCol w:w="2658"/>
       </w:tblGrid>
       <w:tr>
         <w:trPr>
@@ -26,7 +110,7 @@
         </w:trPr>
         <w:tc>
           <w:tcPr>
-            <w:tcW w:w="5079" w:type="dxa"/>
+            <w:tcW w:w="2657" w:type="dxa"/>
             <w:gridSpan w:val="2"/>
             <w:tcBorders>
               <w:top w:val="single" w:sz="4" w:space="0" w:color="000000"/>
@@ -35,7 +119,6 @@
               <w:right w:val="single" w:sz="4" w:space="0" w:color="000000"/>
             </w:tcBorders>
             <w:vAlign w:val="center"/>
-            <w:hideMark/>
           </w:tcPr>
           <w:p>
             <w:pPr>
@@ -53,13 +136,13 @@
                 <w:sz w:val="20"/>
                 <w:szCs w:val="20"/>
               </w:rPr>
-              <w:t>Заказчик\логист</w:t>
-            </w:r>
-          </w:p>
-        </w:tc>
-        <w:tc>
-          <w:tcPr>
-            <w:tcW w:w="5552" w:type="dxa"/>
+              <w:t>Заявка №</w:t>
+            </w:r>
+          </w:p>
+        </w:tc>
+        <w:tc>
+          <w:tcPr>
+            <w:tcW w:w="2658" w:type="dxa"/>
             <w:gridSpan w:val="2"/>
             <w:tcBorders>
               <w:top w:val="single" w:sz="4" w:space="0" w:color="000000"/>
@@ -68,7 +151,6 @@
               <w:right w:val="single" w:sz="4" w:space="0" w:color="000000"/>
             </w:tcBorders>
             <w:vAlign w:val="center"/>
-            <w:hideMark/>
           </w:tcPr>
           <w:p>
             <w:pPr>
@@ -83,10 +165,147 @@
             <w:r>
               <w:rPr>
                 <w:b/>
+                <w:sz w:val="18"/>
+                <w:szCs w:val="18"/>
+              </w:rPr>
+              <w:t>${</w:t>
+            </w:r>
+            <w:proofErr w:type="spellStart"/>
+            <w:r>
+              <w:rPr>
+                <w:b/>
+                <w:sz w:val="18"/>
+                <w:szCs w:val="18"/>
+                <w:lang w:val="en-US"/>
+              </w:rPr>
+              <w:t>nomer</w:t>
+            </w:r>
+            <w:proofErr w:type="spellEnd"/>
+            <w:r>
+              <w:rPr>
+                <w:b/>
+                <w:sz w:val="18"/>
+                <w:szCs w:val="18"/>
+              </w:rPr>
+              <w:t>_</w:t>
+            </w:r>
+            <w:proofErr w:type="spellStart"/>
+            <w:r>
+              <w:rPr>
+                <w:b/>
+                <w:sz w:val="18"/>
+                <w:szCs w:val="18"/>
+                <w:lang w:val="en-US"/>
+              </w:rPr>
+              <w:t>zayavki</w:t>
+            </w:r>
+            <w:proofErr w:type="spellEnd"/>
+            <w:r>
+              <w:rPr>
+                <w:b/>
+                <w:sz w:val="18"/>
+                <w:szCs w:val="18"/>
+              </w:rPr>
+              <w:t>}</w:t>
+            </w:r>
+          </w:p>
+        </w:tc>
+        <w:tc>
+          <w:tcPr>
+            <w:tcW w:w="2658" w:type="dxa"/>
+            <w:gridSpan w:val="2"/>
+            <w:tcBorders>
+              <w:top w:val="single" w:sz="4" w:space="0" w:color="000000"/>
+              <w:left w:val="single" w:sz="4" w:space="0" w:color="000000"/>
+              <w:bottom w:val="single" w:sz="4" w:space="0" w:color="000000"/>
+              <w:right w:val="single" w:sz="4" w:space="0" w:color="000000"/>
+            </w:tcBorders>
+            <w:vAlign w:val="center"/>
+          </w:tcPr>
+          <w:p>
+            <w:pPr>
+              <w:pStyle w:val="a9"/>
+              <w:jc w:val="center"/>
+              <w:rPr>
+                <w:b/>
                 <w:sz w:val="20"/>
                 <w:szCs w:val="20"/>
               </w:rPr>
-              <w:t>Перевозчик\диспетчер</w:t>
+            </w:pPr>
+            <w:r>
+              <w:rPr>
+                <w:b/>
+                <w:sz w:val="20"/>
+                <w:szCs w:val="20"/>
+              </w:rPr>
+              <w:t>от</w:t>
+            </w:r>
+          </w:p>
+        </w:tc>
+        <w:tc>
+          <w:tcPr>
+            <w:tcW w:w="2658" w:type="dxa"/>
+            <w:tcBorders>
+              <w:top w:val="single" w:sz="4" w:space="0" w:color="000000"/>
+              <w:left w:val="single" w:sz="4" w:space="0" w:color="000000"/>
+              <w:bottom w:val="single" w:sz="4" w:space="0" w:color="000000"/>
+              <w:right w:val="single" w:sz="4" w:space="0" w:color="000000"/>
+            </w:tcBorders>
+            <w:vAlign w:val="center"/>
+          </w:tcPr>
+          <w:p>
+            <w:pPr>
+              <w:pStyle w:val="a9"/>
+              <w:jc w:val="center"/>
+              <w:rPr>
+                <w:b/>
+                <w:sz w:val="20"/>
+                <w:szCs w:val="20"/>
+              </w:rPr>
+            </w:pPr>
+            <w:r>
+              <w:rPr>
+                <w:b/>
+                <w:sz w:val="18"/>
+                <w:szCs w:val="18"/>
+              </w:rPr>
+              <w:t>${</w:t>
+            </w:r>
+            <w:r>
+              <w:rPr>
+                <w:b/>
+                <w:sz w:val="18"/>
+                <w:szCs w:val="18"/>
+                <w:lang w:val="en-US"/>
+              </w:rPr>
+              <w:t>data</w:t>
+            </w:r>
+            <w:r>
+              <w:rPr>
+                <w:b/>
+                <w:sz w:val="18"/>
+                <w:szCs w:val="18"/>
+              </w:rPr>
+              <w:t>_</w:t>
+            </w:r>
+            <w:proofErr w:type="spellStart"/>
+            <w:r>
+              <w:rPr>
+                <w:b/>
+                <w:sz w:val="18"/>
+                <w:szCs w:val="18"/>
+                <w:lang w:val="en-US"/>
+              </w:rPr>
+              <w:t>zakaza</w:t>
+            </w:r>
+            <w:proofErr w:type="spellEnd"/>
+            <w:r>
+              <w:rPr>
+                <w:b/>
+                <w:sz w:val="18"/>
+                <w:szCs w:val="18"/>
+              </w:rPr>
+              <w:t>}</w:t>
             </w:r>
           </w:p>
         </w:tc>
@@ -98,7 +317,7 @@
         <w:tc>
           <w:tcPr>
             <w:tcW w:w="5079" w:type="dxa"/>
-            <w:gridSpan w:val="2"/>
+            <w:gridSpan w:val="3"/>
             <w:tcBorders>
               <w:top w:val="single" w:sz="4" w:space="0" w:color="000000"/>
               <w:left w:val="single" w:sz="4" w:space="0" w:color="000000"/>
@@ -106,13 +325,13 @@
               <w:right w:val="single" w:sz="4" w:space="0" w:color="000000"/>
             </w:tcBorders>
             <w:vAlign w:val="center"/>
-            <w:hideMark/>
           </w:tcPr>
           <w:p>
             <w:pPr>
               <w:pStyle w:val="a9"/>
               <w:jc w:val="center"/>
               <w:rPr>
+                <w:b/>
                 <w:sz w:val="20"/>
                 <w:szCs w:val="20"/>
               </w:rPr>
@@ -120,94 +339,42 @@
             <w:r>
               <w:rPr>
                 <w:b/>
-                <w:bCs/>
                 <w:sz w:val="20"/>
                 <w:szCs w:val="20"/>
               </w:rPr>
-              <w:t>${</w:t>
-            </w:r>
-            <w:r>
+              <w:t>Заказчик\логист</w:t>
+            </w:r>
+          </w:p>
+        </w:tc>
+        <w:tc>
+          <w:tcPr>
+            <w:tcW w:w="5552" w:type="dxa"/>
+            <w:gridSpan w:val="4"/>
+            <w:tcBorders>
+              <w:top w:val="single" w:sz="4" w:space="0" w:color="000000"/>
+              <w:left w:val="single" w:sz="4" w:space="0" w:color="000000"/>
+              <w:bottom w:val="single" w:sz="4" w:space="0" w:color="000000"/>
+              <w:right w:val="single" w:sz="4" w:space="0" w:color="000000"/>
+            </w:tcBorders>
+            <w:vAlign w:val="center"/>
+          </w:tcPr>
+          <w:p>
+            <w:pPr>
+              <w:pStyle w:val="a9"/>
+              <w:jc w:val="center"/>
               <w:rPr>
                 <w:b/>
-                <w:bCs/>
                 <w:sz w:val="20"/>
                 <w:szCs w:val="20"/>
-                <w:lang w:val="en-US"/>
-              </w:rPr>
-              <w:t>lp_nazv</w:t>
-            </w:r>
+              </w:rPr>
+            </w:pPr>
             <w:r>
               <w:rPr>
                 <w:b/>
-                <w:bCs/>
                 <w:sz w:val="20"/>
                 <w:szCs w:val="20"/>
               </w:rPr>
-              <w:t>}</w:t>
-            </w:r>
-          </w:p>
-        </w:tc>
-        <w:tc>
-          <w:tcPr>
-            <w:tcW w:w="5552" w:type="dxa"/>
-            <w:gridSpan w:val="2"/>
-            <w:tcBorders>
-              <w:top w:val="single" w:sz="4" w:space="0" w:color="000000"/>
-              <w:left w:val="single" w:sz="4" w:space="0" w:color="000000"/>
-              <w:bottom w:val="single" w:sz="4" w:space="0" w:color="000000"/>
-              <w:right w:val="single" w:sz="4" w:space="0" w:color="000000"/>
-            </w:tcBorders>
-            <w:vAlign w:val="center"/>
-            <w:hideMark/>
-          </w:tcPr>
-          <w:p>
-            <w:pPr>
-              <w:pStyle w:val="a9"/>
-              <w:jc w:val="center"/>
-              <w:rPr>
-                <w:b/>
-                <w:bCs/>
-                <w:sz w:val="20"/>
-                <w:szCs w:val="20"/>
-              </w:rPr>
-            </w:pPr>
-            <w:r>
-              <w:rPr>
-                <w:b/>
-                <w:bCs/>
-                <w:sz w:val="20"/>
-                <w:szCs w:val="20"/>
-              </w:rPr>
-              <w:t>${</w:t>
-            </w:r>
-            <w:r>
-              <w:rPr>
-                <w:b/>
-                <w:bCs/>
-                <w:sz w:val="20"/>
-                <w:szCs w:val="20"/>
-                <w:lang w:val="en-US"/>
-              </w:rPr>
-              <w:t>dp</w:t>
-            </w:r>
-            <w:r>
-              <w:rPr>
-                <w:b/>
-                <w:bCs/>
-                <w:sz w:val="20"/>
-                <w:szCs w:val="20"/>
-                <w:lang w:val="en-US"/>
-              </w:rPr>
-              <w:t>_nazv</w:t>
-            </w:r>
-            <w:r>
-              <w:rPr>
-                <w:b/>
-                <w:bCs/>
-                <w:sz w:val="20"/>
-                <w:szCs w:val="20"/>
-              </w:rPr>
-              <w:t>}</w:t>
+              <w:t>Перевозчик\диспетчер</w:t>
             </w:r>
           </w:p>
         </w:tc>
@@ -218,7 +385,8 @@
         </w:trPr>
         <w:tc>
           <w:tcPr>
-            <w:tcW w:w="2433" w:type="dxa"/>
+            <w:tcW w:w="5079" w:type="dxa"/>
+            <w:gridSpan w:val="3"/>
             <w:tcBorders>
               <w:top w:val="single" w:sz="4" w:space="0" w:color="000000"/>
               <w:left w:val="single" w:sz="4" w:space="0" w:color="000000"/>
@@ -232,13 +400,21 @@
             <w:pPr>
               <w:pStyle w:val="a9"/>
               <w:jc w:val="center"/>
+              <w:rPr>
+                <w:sz w:val="20"/>
+                <w:szCs w:val="20"/>
+              </w:rPr>
+            </w:pPr>
+            <w:r>
               <w:rPr>
                 <w:b/>
                 <w:bCs/>
                 <w:sz w:val="20"/>
                 <w:szCs w:val="20"/>
               </w:rPr>
-            </w:pPr>
+              <w:t>${</w:t>
+            </w:r>
+            <w:proofErr w:type="spellStart"/>
             <w:r>
               <w:rPr>
                 <w:b/>
@@ -247,53 +423,54 @@
                 <w:szCs w:val="20"/>
                 <w:lang w:val="en-US"/>
               </w:rPr>
-              <w:t>${</w:t>
-            </w:r>
+              <w:t>lp_nazv</w:t>
+            </w:r>
+            <w:proofErr w:type="spellEnd"/>
             <w:r>
               <w:rPr>
                 <w:b/>
                 <w:bCs/>
                 <w:sz w:val="20"/>
                 <w:szCs w:val="20"/>
-                <w:lang w:val="en-US"/>
-              </w:rPr>
-              <w:t>lp_</w:t>
-            </w:r>
-            <w:r>
+              </w:rPr>
+              <w:t>}</w:t>
+            </w:r>
+          </w:p>
+        </w:tc>
+        <w:tc>
+          <w:tcPr>
+            <w:tcW w:w="5552" w:type="dxa"/>
+            <w:gridSpan w:val="4"/>
+            <w:tcBorders>
+              <w:top w:val="single" w:sz="4" w:space="0" w:color="000000"/>
+              <w:left w:val="single" w:sz="4" w:space="0" w:color="000000"/>
+              <w:bottom w:val="single" w:sz="4" w:space="0" w:color="000000"/>
+              <w:right w:val="single" w:sz="4" w:space="0" w:color="000000"/>
+            </w:tcBorders>
+            <w:vAlign w:val="center"/>
+            <w:hideMark/>
+          </w:tcPr>
+          <w:p>
+            <w:pPr>
+              <w:pStyle w:val="a9"/>
+              <w:jc w:val="center"/>
               <w:rPr>
                 <w:b/>
                 <w:bCs/>
                 <w:sz w:val="20"/>
                 <w:szCs w:val="20"/>
-                <w:lang w:val="en-US"/>
-              </w:rPr>
-              <w:t>manager}</w:t>
-            </w:r>
-          </w:p>
-        </w:tc>
-        <w:tc>
-          <w:tcPr>
-            <w:tcW w:w="2646" w:type="dxa"/>
-            <w:tcBorders>
-              <w:top w:val="single" w:sz="4" w:space="0" w:color="000000"/>
-              <w:left w:val="single" w:sz="4" w:space="0" w:color="000000"/>
-              <w:bottom w:val="single" w:sz="4" w:space="0" w:color="000000"/>
-              <w:right w:val="single" w:sz="4" w:space="0" w:color="000000"/>
-            </w:tcBorders>
-            <w:vAlign w:val="center"/>
-            <w:hideMark/>
-          </w:tcPr>
-          <w:p>
-            <w:pPr>
-              <w:pStyle w:val="a9"/>
-              <w:jc w:val="center"/>
+              </w:rPr>
+            </w:pPr>
+            <w:r>
               <w:rPr>
                 <w:b/>
                 <w:bCs/>
                 <w:sz w:val="20"/>
                 <w:szCs w:val="20"/>
               </w:rPr>
-            </w:pPr>
+              <w:t>${</w:t>
+            </w:r>
+            <w:proofErr w:type="spellStart"/>
             <w:r>
               <w:rPr>
                 <w:b/>
@@ -302,7 +479,7 @@
                 <w:szCs w:val="20"/>
                 <w:lang w:val="en-US"/>
               </w:rPr>
-              <w:t>${</w:t>
+              <w:t>dp</w:t>
             </w:r>
             <w:r>
               <w:rPr>
@@ -312,23 +489,28 @@
                 <w:szCs w:val="20"/>
                 <w:lang w:val="en-US"/>
               </w:rPr>
-              <w:t>lp_</w:t>
-            </w:r>
+              <w:t>_nazv</w:t>
+            </w:r>
+            <w:proofErr w:type="spellEnd"/>
             <w:r>
               <w:rPr>
                 <w:b/>
                 <w:bCs/>
                 <w:sz w:val="20"/>
                 <w:szCs w:val="20"/>
-                <w:lang w:val="en-US"/>
-              </w:rPr>
-              <w:t>manager_tel}</w:t>
-            </w:r>
-          </w:p>
-        </w:tc>
-        <w:tc>
-          <w:tcPr>
-            <w:tcW w:w="2713" w:type="dxa"/>
+              </w:rPr>
+              <w:t>}</w:t>
+            </w:r>
+          </w:p>
+        </w:tc>
+      </w:tr>
+      <w:tr>
+        <w:trPr>
+          <w:trHeight w:val="252"/>
+        </w:trPr>
+        <w:tc>
+          <w:tcPr>
+            <w:tcW w:w="2433" w:type="dxa"/>
             <w:tcBorders>
               <w:top w:val="single" w:sz="4" w:space="0" w:color="000000"/>
               <w:left w:val="single" w:sz="4" w:space="0" w:color="000000"/>
@@ -342,20 +524,13 @@
             <w:pPr>
               <w:pStyle w:val="a9"/>
               <w:jc w:val="center"/>
-              <w:rPr>
-                <w:sz w:val="20"/>
-                <w:szCs w:val="20"/>
-              </w:rPr>
-            </w:pPr>
-            <w:r>
               <w:rPr>
                 <w:b/>
                 <w:bCs/>
                 <w:sz w:val="20"/>
                 <w:szCs w:val="20"/>
               </w:rPr>
-              <w:t>${</w:t>
-            </w:r>
+            </w:pPr>
             <w:r>
               <w:rPr>
                 <w:b/>
@@ -364,8 +539,9 @@
                 <w:szCs w:val="20"/>
                 <w:lang w:val="en-US"/>
               </w:rPr>
-              <w:t>dp_</w:t>
-            </w:r>
+              <w:t>${</w:t>
+            </w:r>
+            <w:proofErr w:type="spellStart"/>
             <w:r>
               <w:rPr>
                 <w:b/>
@@ -374,7 +550,7 @@
                 <w:szCs w:val="20"/>
                 <w:lang w:val="en-US"/>
               </w:rPr>
-              <w:t>kontakt</w:t>
+              <w:t>lp_</w:t>
             </w:r>
             <w:r>
               <w:rPr>
@@ -382,51 +558,47 @@
                 <w:bCs/>
                 <w:sz w:val="20"/>
                 <w:szCs w:val="20"/>
-              </w:rPr>
-              <w:t>}</w:t>
-            </w:r>
-          </w:p>
-        </w:tc>
-        <w:tc>
-          <w:tcPr>
-            <w:tcW w:w="2839" w:type="dxa"/>
-            <w:tcBorders>
-              <w:top w:val="single" w:sz="4" w:space="0" w:color="000000"/>
-              <w:left w:val="single" w:sz="4" w:space="0" w:color="000000"/>
-              <w:bottom w:val="single" w:sz="4" w:space="0" w:color="000000"/>
-              <w:right w:val="single" w:sz="4" w:space="0" w:color="000000"/>
-            </w:tcBorders>
-            <w:vAlign w:val="center"/>
-            <w:hideMark/>
-          </w:tcPr>
-          <w:p>
-            <w:pPr>
-              <w:pStyle w:val="a9"/>
-              <w:jc w:val="center"/>
-              <w:rPr>
-                <w:sz w:val="20"/>
-                <w:szCs w:val="20"/>
-              </w:rPr>
-            </w:pPr>
+                <w:lang w:val="en-US"/>
+              </w:rPr>
+              <w:t>manager</w:t>
+            </w:r>
+            <w:proofErr w:type="spellEnd"/>
             <w:r>
               <w:rPr>
                 <w:b/>
                 <w:bCs/>
                 <w:sz w:val="20"/>
                 <w:szCs w:val="20"/>
-              </w:rPr>
-              <w:t>${</w:t>
-            </w:r>
-            <w:r>
+                <w:lang w:val="en-US"/>
+              </w:rPr>
+              <w:t>}</w:t>
+            </w:r>
+          </w:p>
+        </w:tc>
+        <w:tc>
+          <w:tcPr>
+            <w:tcW w:w="2646" w:type="dxa"/>
+            <w:gridSpan w:val="2"/>
+            <w:tcBorders>
+              <w:top w:val="single" w:sz="4" w:space="0" w:color="000000"/>
+              <w:left w:val="single" w:sz="4" w:space="0" w:color="000000"/>
+              <w:bottom w:val="single" w:sz="4" w:space="0" w:color="000000"/>
+              <w:right w:val="single" w:sz="4" w:space="0" w:color="000000"/>
+            </w:tcBorders>
+            <w:vAlign w:val="center"/>
+            <w:hideMark/>
+          </w:tcPr>
+          <w:p>
+            <w:pPr>
+              <w:pStyle w:val="a9"/>
+              <w:jc w:val="center"/>
               <w:rPr>
                 <w:b/>
                 <w:bCs/>
                 <w:sz w:val="20"/>
                 <w:szCs w:val="20"/>
-                <w:lang w:val="en-US"/>
-              </w:rPr>
-              <w:t>dp_</w:t>
-            </w:r>
+              </w:rPr>
+            </w:pPr>
             <w:r>
               <w:rPr>
                 <w:b/>
@@ -435,8 +607,159 @@
                 <w:szCs w:val="20"/>
                 <w:lang w:val="en-US"/>
               </w:rPr>
+              <w:t>${</w:t>
+            </w:r>
+            <w:proofErr w:type="spellStart"/>
+            <w:r>
+              <w:rPr>
+                <w:b/>
+                <w:bCs/>
+                <w:sz w:val="20"/>
+                <w:szCs w:val="20"/>
+                <w:lang w:val="en-US"/>
+              </w:rPr>
+              <w:t>lp_</w:t>
+            </w:r>
+            <w:r>
+              <w:rPr>
+                <w:b/>
+                <w:bCs/>
+                <w:sz w:val="20"/>
+                <w:szCs w:val="20"/>
+                <w:lang w:val="en-US"/>
+              </w:rPr>
+              <w:t>manager_tel</w:t>
+            </w:r>
+            <w:proofErr w:type="spellEnd"/>
+            <w:r>
+              <w:rPr>
+                <w:b/>
+                <w:bCs/>
+                <w:sz w:val="20"/>
+                <w:szCs w:val="20"/>
+                <w:lang w:val="en-US"/>
+              </w:rPr>
+              <w:t>}</w:t>
+            </w:r>
+          </w:p>
+        </w:tc>
+        <w:tc>
+          <w:tcPr>
+            <w:tcW w:w="2713" w:type="dxa"/>
+            <w:gridSpan w:val="2"/>
+            <w:tcBorders>
+              <w:top w:val="single" w:sz="4" w:space="0" w:color="000000"/>
+              <w:left w:val="single" w:sz="4" w:space="0" w:color="000000"/>
+              <w:bottom w:val="single" w:sz="4" w:space="0" w:color="000000"/>
+              <w:right w:val="single" w:sz="4" w:space="0" w:color="000000"/>
+            </w:tcBorders>
+            <w:vAlign w:val="center"/>
+            <w:hideMark/>
+          </w:tcPr>
+          <w:p>
+            <w:pPr>
+              <w:pStyle w:val="a9"/>
+              <w:jc w:val="center"/>
+              <w:rPr>
+                <w:sz w:val="20"/>
+                <w:szCs w:val="20"/>
+              </w:rPr>
+            </w:pPr>
+            <w:r>
+              <w:rPr>
+                <w:b/>
+                <w:bCs/>
+                <w:sz w:val="20"/>
+                <w:szCs w:val="20"/>
+              </w:rPr>
+              <w:t>${</w:t>
+            </w:r>
+            <w:proofErr w:type="spellStart"/>
+            <w:r>
+              <w:rPr>
+                <w:b/>
+                <w:bCs/>
+                <w:sz w:val="20"/>
+                <w:szCs w:val="20"/>
+                <w:lang w:val="en-US"/>
+              </w:rPr>
+              <w:t>dp_</w:t>
+            </w:r>
+            <w:r>
+              <w:rPr>
+                <w:b/>
+                <w:bCs/>
+                <w:sz w:val="20"/>
+                <w:szCs w:val="20"/>
+                <w:lang w:val="en-US"/>
+              </w:rPr>
+              <w:t>kontakt</w:t>
+            </w:r>
+            <w:proofErr w:type="spellEnd"/>
+            <w:r>
+              <w:rPr>
+                <w:b/>
+                <w:bCs/>
+                <w:sz w:val="20"/>
+                <w:szCs w:val="20"/>
+              </w:rPr>
+              <w:t>}</w:t>
+            </w:r>
+          </w:p>
+        </w:tc>
+        <w:tc>
+          <w:tcPr>
+            <w:tcW w:w="2839" w:type="dxa"/>
+            <w:gridSpan w:val="2"/>
+            <w:tcBorders>
+              <w:top w:val="single" w:sz="4" w:space="0" w:color="000000"/>
+              <w:left w:val="single" w:sz="4" w:space="0" w:color="000000"/>
+              <w:bottom w:val="single" w:sz="4" w:space="0" w:color="000000"/>
+              <w:right w:val="single" w:sz="4" w:space="0" w:color="000000"/>
+            </w:tcBorders>
+            <w:vAlign w:val="center"/>
+            <w:hideMark/>
+          </w:tcPr>
+          <w:p>
+            <w:pPr>
+              <w:pStyle w:val="a9"/>
+              <w:jc w:val="center"/>
+              <w:rPr>
+                <w:sz w:val="20"/>
+                <w:szCs w:val="20"/>
+              </w:rPr>
+            </w:pPr>
+            <w:r>
+              <w:rPr>
+                <w:b/>
+                <w:bCs/>
+                <w:sz w:val="20"/>
+                <w:szCs w:val="20"/>
+              </w:rPr>
+              <w:t>${</w:t>
+            </w:r>
+            <w:proofErr w:type="spellStart"/>
+            <w:r>
+              <w:rPr>
+                <w:b/>
+                <w:bCs/>
+                <w:sz w:val="20"/>
+                <w:szCs w:val="20"/>
+                <w:lang w:val="en-US"/>
+              </w:rPr>
+              <w:t>dp_</w:t>
+            </w:r>
+            <w:r>
+              <w:rPr>
+                <w:b/>
+                <w:bCs/>
+                <w:sz w:val="20"/>
+                <w:szCs w:val="20"/>
+                <w:lang w:val="en-US"/>
+              </w:rPr>
               <w:t>kontakt_tel</w:t>
             </w:r>
+            <w:proofErr w:type="spellEnd"/>
             <w:r>
               <w:rPr>
                 <w:b/>
@@ -479,11 +802,9 @@
         <w:gridCol w:w="411"/>
         <w:gridCol w:w="3128"/>
         <w:gridCol w:w="2126"/>
-        <w:gridCol w:w="378"/>
-        <w:gridCol w:w="732"/>
+        <w:gridCol w:w="1110"/>
         <w:gridCol w:w="1284"/>
-        <w:gridCol w:w="394"/>
-        <w:gridCol w:w="890"/>
+        <w:gridCol w:w="1284"/>
         <w:gridCol w:w="1284"/>
       </w:tblGrid>
       <w:tr>
@@ -586,7 +907,7 @@
         <w:tc>
           <w:tcPr>
             <w:tcW w:w="2394" w:type="dxa"/>
-            <w:gridSpan w:val="3"/>
+            <w:gridSpan w:val="2"/>
             <w:tcBorders>
               <w:top w:val="single" w:sz="4" w:space="0" w:color="auto"/>
               <w:left w:val="single" w:sz="4" w:space="0" w:color="auto"/>
@@ -617,7 +938,7 @@
         <w:tc>
           <w:tcPr>
             <w:tcW w:w="2568" w:type="dxa"/>
-            <w:gridSpan w:val="3"/>
+            <w:gridSpan w:val="2"/>
             <w:tcBorders>
               <w:top w:val="single" w:sz="4" w:space="0" w:color="000000"/>
               <w:left w:val="single" w:sz="4" w:space="0" w:color="auto"/>
@@ -697,7 +1018,23 @@
                 <w:sz w:val="16"/>
                 <w:szCs w:val="16"/>
               </w:rPr>
-              <w:t>${cargo_row_name}</w:t>
+              <w:t>${</w:t>
+            </w:r>
+            <w:proofErr w:type="spellStart"/>
+            <w:r>
+              <w:rPr>
+                <w:sz w:val="16"/>
+                <w:szCs w:val="16"/>
+              </w:rPr>
+              <w:t>cargo_row_name</w:t>
+            </w:r>
+            <w:proofErr w:type="spellEnd"/>
+            <w:r>
+              <w:rPr>
+                <w:sz w:val="16"/>
+                <w:szCs w:val="16"/>
+              </w:rPr>
+              <w:t>}</w:t>
             </w:r>
           </w:p>
         </w:tc>
@@ -725,14 +1062,30 @@
                 <w:sz w:val="16"/>
                 <w:szCs w:val="16"/>
               </w:rPr>
-              <w:t>${cargo_row_packages}</w:t>
+              <w:t>${</w:t>
+            </w:r>
+            <w:proofErr w:type="spellStart"/>
+            <w:r>
+              <w:rPr>
+                <w:sz w:val="16"/>
+                <w:szCs w:val="16"/>
+              </w:rPr>
+              <w:t>cargo_row_packages</w:t>
+            </w:r>
+            <w:proofErr w:type="spellEnd"/>
+            <w:r>
+              <w:rPr>
+                <w:sz w:val="16"/>
+                <w:szCs w:val="16"/>
+              </w:rPr>
+              <w:t>}</w:t>
             </w:r>
           </w:p>
         </w:tc>
         <w:tc>
           <w:tcPr>
             <w:tcW w:w="2394" w:type="dxa"/>
-            <w:gridSpan w:val="3"/>
+            <w:gridSpan w:val="2"/>
             <w:tcBorders>
               <w:top w:val="single" w:sz="4" w:space="0" w:color="000000"/>
               <w:left w:val="single" w:sz="4" w:space="0" w:color="000000"/>
@@ -755,14 +1108,30 @@
                 <w:sz w:val="16"/>
                 <w:szCs w:val="16"/>
               </w:rPr>
-              <w:t>${cargo_row_weight}</w:t>
+              <w:t>${</w:t>
+            </w:r>
+            <w:proofErr w:type="spellStart"/>
+            <w:r>
+              <w:rPr>
+                <w:sz w:val="16"/>
+                <w:szCs w:val="16"/>
+              </w:rPr>
+              <w:t>cargo_row_weight</w:t>
+            </w:r>
+            <w:proofErr w:type="spellEnd"/>
+            <w:r>
+              <w:rPr>
+                <w:sz w:val="16"/>
+                <w:szCs w:val="16"/>
+              </w:rPr>
+              <w:t>}</w:t>
             </w:r>
           </w:p>
         </w:tc>
         <w:tc>
           <w:tcPr>
             <w:tcW w:w="2568" w:type="dxa"/>
-            <w:gridSpan w:val="3"/>
+            <w:gridSpan w:val="2"/>
             <w:tcBorders>
               <w:top w:val="single" w:sz="4" w:space="0" w:color="000000"/>
               <w:left w:val="single" w:sz="4" w:space="0" w:color="000000"/>
@@ -785,7 +1154,23 @@
                 <w:sz w:val="16"/>
                 <w:szCs w:val="16"/>
               </w:rPr>
-              <w:t>${cargo_row_dimensions}</w:t>
+              <w:t>${</w:t>
+            </w:r>
+            <w:proofErr w:type="spellStart"/>
+            <w:r>
+              <w:rPr>
+                <w:sz w:val="16"/>
+                <w:szCs w:val="16"/>
+              </w:rPr>
+              <w:t>cargo_row_dimensions</w:t>
+            </w:r>
+            <w:proofErr w:type="spellEnd"/>
+            <w:r>
+              <w:rPr>
+                <w:sz w:val="16"/>
+                <w:szCs w:val="16"/>
+              </w:rPr>
+              <w:t>}</w:t>
             </w:r>
           </w:p>
         </w:tc>
@@ -872,14 +1257,26 @@
               </w:rPr>
               <w:t>${</w:t>
             </w:r>
-            <w:r>
-              <w:rPr>
-                <w:sz w:val="16"/>
-                <w:szCs w:val="16"/>
-                <w:lang w:val="en-US"/>
-              </w:rPr>
-              <w:t>cargo.total_packages</w:t>
-            </w:r>
+            <w:proofErr w:type="spellStart"/>
+            <w:proofErr w:type="gramStart"/>
+            <w:r>
+              <w:rPr>
+                <w:sz w:val="16"/>
+                <w:szCs w:val="16"/>
+                <w:lang w:val="en-US"/>
+              </w:rPr>
+              <w:t>cargo.total</w:t>
+            </w:r>
+            <w:proofErr w:type="gramEnd"/>
+            <w:r>
+              <w:rPr>
+                <w:sz w:val="16"/>
+                <w:szCs w:val="16"/>
+                <w:lang w:val="en-US"/>
+              </w:rPr>
+              <w:t>_packages</w:t>
+            </w:r>
+            <w:proofErr w:type="spellEnd"/>
             <w:r>
               <w:rPr>
                 <w:sz w:val="16"/>
@@ -892,7 +1289,6 @@
         <w:tc>
           <w:tcPr>
             <w:tcW w:w="1110" w:type="dxa"/>
-            <w:gridSpan w:val="2"/>
             <w:tcBorders>
               <w:top w:val="single" w:sz="4" w:space="0" w:color="000000"/>
               <w:left w:val="single" w:sz="4" w:space="0" w:color="000000"/>
@@ -943,14 +1339,26 @@
               </w:rPr>
               <w:t>${</w:t>
             </w:r>
-            <w:r>
-              <w:rPr>
-                <w:sz w:val="16"/>
-                <w:szCs w:val="16"/>
-                <w:lang w:val="en-US"/>
-              </w:rPr>
-              <w:t>cargo.total_weight</w:t>
-            </w:r>
+            <w:proofErr w:type="spellStart"/>
+            <w:proofErr w:type="gramStart"/>
+            <w:r>
+              <w:rPr>
+                <w:sz w:val="16"/>
+                <w:szCs w:val="16"/>
+                <w:lang w:val="en-US"/>
+              </w:rPr>
+              <w:t>cargo.total</w:t>
+            </w:r>
+            <w:proofErr w:type="gramEnd"/>
+            <w:r>
+              <w:rPr>
+                <w:sz w:val="16"/>
+                <w:szCs w:val="16"/>
+                <w:lang w:val="en-US"/>
+              </w:rPr>
+              <w:t>_weight</w:t>
+            </w:r>
+            <w:proofErr w:type="spellEnd"/>
             <w:r>
               <w:rPr>
                 <w:sz w:val="16"/>
@@ -963,7 +1371,6 @@
         <w:tc>
           <w:tcPr>
             <w:tcW w:w="1284" w:type="dxa"/>
-            <w:gridSpan w:val="2"/>
             <w:tcBorders>
               <w:top w:val="single" w:sz="4" w:space="0" w:color="000000"/>
               <w:left w:val="single" w:sz="4" w:space="0" w:color="000000"/>
@@ -1007,8 +1414,17 @@
               <w:rPr>
                 <w:sz w:val="16"/>
                 <w:szCs w:val="16"/>
-              </w:rPr>
-            </w:pPr>
+                <w:lang w:val="en-US"/>
+              </w:rPr>
+            </w:pPr>
+            <w:r>
+              <w:rPr>
+                <w:sz w:val="16"/>
+                <w:szCs w:val="16"/>
+                <w:lang w:val="en-US"/>
+              </w:rPr>
+              <w:t>${volume}</w:t>
+            </w:r>
           </w:p>
         </w:tc>
       </w:tr>
@@ -1079,7 +1495,7 @@
         <w:tc>
           <w:tcPr>
             <w:tcW w:w="7088" w:type="dxa"/>
-            <w:gridSpan w:val="7"/>
+            <w:gridSpan w:val="5"/>
             <w:tcBorders>
               <w:top w:val="single" w:sz="4" w:space="0" w:color="000000"/>
               <w:left w:val="single" w:sz="4" w:space="0" w:color="000000"/>
@@ -1101,7 +1517,23 @@
                 <w:sz w:val="16"/>
                 <w:szCs w:val="16"/>
               </w:rPr>
-              <w:t>${cargo_declared_sum}</w:t>
+              <w:t>${</w:t>
+            </w:r>
+            <w:proofErr w:type="spellStart"/>
+            <w:r>
+              <w:rPr>
+                <w:sz w:val="16"/>
+                <w:szCs w:val="16"/>
+              </w:rPr>
+              <w:t>cargo_declared_sum</w:t>
+            </w:r>
+            <w:proofErr w:type="spellEnd"/>
+            <w:r>
+              <w:rPr>
+                <w:sz w:val="16"/>
+                <w:szCs w:val="16"/>
+              </w:rPr>
+              <w:t>}</w:t>
             </w:r>
           </w:p>
         </w:tc>
@@ -1117,7 +1549,6 @@
               <w:right w:val="single" w:sz="4" w:space="0" w:color="000000"/>
             </w:tcBorders>
             <w:vAlign w:val="center"/>
-            <w:hideMark/>
           </w:tcPr>
           <w:p>
             <w:pPr>
@@ -1145,132 +1576,133 @@
               <w:bottom w:val="single" w:sz="4" w:space="0" w:color="000000"/>
               <w:right w:val="single" w:sz="4" w:space="0" w:color="000000"/>
             </w:tcBorders>
-            <w:hideMark/>
-          </w:tcPr>
-          <w:p>
-            <w:pPr>
-              <w:pStyle w:val="a9"/>
-              <w:rPr>
-                <w:sz w:val="16"/>
-                <w:szCs w:val="16"/>
-              </w:rPr>
-            </w:pPr>
-            <w:r>
-              <w:rPr>
-                <w:sz w:val="16"/>
-                <w:szCs w:val="16"/>
-              </w:rPr>
-              <w:t>Код(ы) ТНВЭД</w:t>
-            </w:r>
-          </w:p>
-        </w:tc>
-        <w:tc>
-          <w:tcPr>
-            <w:tcW w:w="2126" w:type="dxa"/>
-            <w:tcBorders>
-              <w:top w:val="single" w:sz="4" w:space="0" w:color="000000"/>
-              <w:left w:val="single" w:sz="4" w:space="0" w:color="000000"/>
-              <w:bottom w:val="single" w:sz="4" w:space="0" w:color="000000"/>
-              <w:right w:val="single" w:sz="4" w:space="0" w:color="000000"/>
-            </w:tcBorders>
-            <w:hideMark/>
-          </w:tcPr>
-          <w:p>
-            <w:pPr>
-              <w:pStyle w:val="a9"/>
-              <w:rPr>
-                <w:sz w:val="16"/>
-                <w:szCs w:val="16"/>
-              </w:rPr>
-            </w:pPr>
-            <w:r>
-              <w:rPr>
-                <w:sz w:val="16"/>
-                <w:szCs w:val="16"/>
-              </w:rPr>
-              <w:t>${cargo.hs_codes}</w:t>
-            </w:r>
-          </w:p>
-        </w:tc>
-        <w:tc>
-          <w:tcPr>
-            <w:tcW w:w="378" w:type="dxa"/>
-            <w:tcBorders>
-              <w:top w:val="single" w:sz="4" w:space="0" w:color="000000"/>
-              <w:left w:val="single" w:sz="4" w:space="0" w:color="000000"/>
-              <w:right w:val="single" w:sz="4" w:space="0" w:color="000000"/>
-            </w:tcBorders>
             <w:vAlign w:val="center"/>
-            <w:hideMark/>
-          </w:tcPr>
-          <w:p>
-            <w:pPr>
-              <w:pStyle w:val="a9"/>
-              <w:rPr>
-                <w:sz w:val="16"/>
-                <w:szCs w:val="16"/>
-              </w:rPr>
-            </w:pPr>
-            <w:r>
-              <w:rPr>
-                <w:sz w:val="16"/>
-                <w:szCs w:val="16"/>
-              </w:rPr>
-              <w:t>6</w:t>
-            </w:r>
-          </w:p>
-        </w:tc>
-        <w:tc>
-          <w:tcPr>
-            <w:tcW w:w="2410" w:type="dxa"/>
-            <w:gridSpan w:val="3"/>
-            <w:tcBorders>
-              <w:top w:val="single" w:sz="4" w:space="0" w:color="000000"/>
-              <w:left w:val="single" w:sz="4" w:space="0" w:color="000000"/>
-              <w:right w:val="single" w:sz="4" w:space="0" w:color="000000"/>
-            </w:tcBorders>
-          </w:tcPr>
-          <w:p>
-            <w:pPr>
-              <w:pStyle w:val="a9"/>
-              <w:rPr>
-                <w:sz w:val="16"/>
-                <w:szCs w:val="16"/>
-              </w:rPr>
-            </w:pPr>
-            <w:r>
-              <w:rPr>
-                <w:sz w:val="16"/>
-                <w:szCs w:val="16"/>
-              </w:rPr>
-              <w:t>Номер инвойса</w:t>
-            </w:r>
-          </w:p>
-        </w:tc>
-        <w:tc>
-          <w:tcPr>
-            <w:tcW w:w="2174" w:type="dxa"/>
-            <w:gridSpan w:val="2"/>
-            <w:tcBorders>
-              <w:top w:val="single" w:sz="4" w:space="0" w:color="000000"/>
-              <w:left w:val="single" w:sz="4" w:space="0" w:color="000000"/>
-              <w:right w:val="single" w:sz="4" w:space="0" w:color="000000"/>
-            </w:tcBorders>
-          </w:tcPr>
-          <w:p>
-            <w:pPr>
-              <w:pStyle w:val="a9"/>
-              <w:rPr>
-                <w:sz w:val="16"/>
-                <w:szCs w:val="16"/>
-              </w:rPr>
-            </w:pPr>
-            <w:r>
-              <w:rPr>
-                <w:sz w:val="16"/>
-                <w:szCs w:val="16"/>
-              </w:rPr>
-              <w:t>${order.invoice_number}</w:t>
+          </w:tcPr>
+          <w:p>
+            <w:pPr>
+              <w:pStyle w:val="a9"/>
+              <w:rPr>
+                <w:sz w:val="16"/>
+                <w:szCs w:val="16"/>
+              </w:rPr>
+            </w:pPr>
+            <w:r>
+              <w:rPr>
+                <w:sz w:val="16"/>
+                <w:szCs w:val="16"/>
+              </w:rPr>
+              <w:t>Маршрут перевозки</w:t>
+            </w:r>
+          </w:p>
+        </w:tc>
+        <w:tc>
+          <w:tcPr>
+            <w:tcW w:w="7088" w:type="dxa"/>
+            <w:gridSpan w:val="5"/>
+            <w:tcBorders>
+              <w:top w:val="single" w:sz="4" w:space="0" w:color="000000"/>
+              <w:left w:val="single" w:sz="4" w:space="0" w:color="000000"/>
+              <w:bottom w:val="single" w:sz="4" w:space="0" w:color="000000"/>
+              <w:right w:val="single" w:sz="4" w:space="0" w:color="000000"/>
+            </w:tcBorders>
+            <w:vAlign w:val="center"/>
+          </w:tcPr>
+          <w:p>
+            <w:pPr>
+              <w:pStyle w:val="a9"/>
+              <w:rPr>
+                <w:sz w:val="16"/>
+                <w:szCs w:val="16"/>
+              </w:rPr>
+            </w:pPr>
+            <w:r>
+              <w:rPr>
+                <w:sz w:val="16"/>
+                <w:szCs w:val="16"/>
+              </w:rPr>
+              <w:t>г.</w:t>
+            </w:r>
+            <w:r>
+              <w:rPr>
+                <w:sz w:val="16"/>
+                <w:szCs w:val="16"/>
+              </w:rPr>
+              <w:t xml:space="preserve"> </w:t>
+            </w:r>
+            <w:r>
+              <w:rPr>
+                <w:sz w:val="16"/>
+                <w:szCs w:val="16"/>
+              </w:rPr>
+              <w:t>${</w:t>
+            </w:r>
+            <w:proofErr w:type="spellStart"/>
+            <w:r>
+              <w:rPr>
+                <w:sz w:val="16"/>
+                <w:szCs w:val="16"/>
+                <w:lang w:val="en-US"/>
+              </w:rPr>
+              <w:t>gorod</w:t>
+            </w:r>
+            <w:proofErr w:type="spellEnd"/>
+            <w:r>
+              <w:rPr>
+                <w:sz w:val="16"/>
+                <w:szCs w:val="16"/>
+              </w:rPr>
+              <w:t>_</w:t>
+            </w:r>
+            <w:proofErr w:type="spellStart"/>
+            <w:r>
+              <w:rPr>
+                <w:sz w:val="16"/>
+                <w:szCs w:val="16"/>
+                <w:lang w:val="en-US"/>
+              </w:rPr>
+              <w:t>zagruzki</w:t>
+            </w:r>
+            <w:proofErr w:type="spellEnd"/>
+            <w:r>
+              <w:rPr>
+                <w:sz w:val="16"/>
+                <w:szCs w:val="16"/>
+              </w:rPr>
+              <w:t>} – г. ${</w:t>
+            </w:r>
+            <w:proofErr w:type="spellStart"/>
+            <w:r>
+              <w:rPr>
+                <w:sz w:val="16"/>
+                <w:szCs w:val="16"/>
+                <w:lang w:val="en-US"/>
+              </w:rPr>
+              <w:t>gorod</w:t>
+            </w:r>
+            <w:proofErr w:type="spellEnd"/>
+            <w:r>
+              <w:rPr>
+                <w:sz w:val="16"/>
+                <w:szCs w:val="16"/>
+              </w:rPr>
+              <w:t>_</w:t>
+            </w:r>
+            <w:proofErr w:type="spellStart"/>
+            <w:r>
+              <w:rPr>
+                <w:sz w:val="16"/>
+                <w:szCs w:val="16"/>
+                <w:lang w:val="en-US"/>
+              </w:rPr>
+              <w:t>vygruzki</w:t>
+            </w:r>
+            <w:proofErr w:type="spellEnd"/>
+            <w:r>
+              <w:rPr>
+                <w:sz w:val="16"/>
+                <w:szCs w:val="16"/>
+              </w:rPr>
+              <w:t>}</w:t>
             </w:r>
           </w:p>
         </w:tc>
@@ -1279,190 +1711,29 @@
         <w:tc>
           <w:tcPr>
             <w:tcW w:w="411" w:type="dxa"/>
-            <w:tcBorders>
-              <w:top w:val="single" w:sz="4" w:space="0" w:color="000000"/>
-              <w:left w:val="single" w:sz="4" w:space="0" w:color="000000"/>
-              <w:bottom w:val="single" w:sz="4" w:space="0" w:color="000000"/>
+            <w:vMerge w:val="restart"/>
+            <w:tcBorders>
+              <w:top w:val="single" w:sz="4" w:space="0" w:color="000000"/>
+              <w:left w:val="single" w:sz="4" w:space="0" w:color="000000"/>
               <w:right w:val="single" w:sz="4" w:space="0" w:color="000000"/>
             </w:tcBorders>
             <w:vAlign w:val="center"/>
-          </w:tcPr>
-          <w:p>
-            <w:pPr>
-              <w:pStyle w:val="a9"/>
-              <w:rPr>
-                <w:sz w:val="16"/>
-                <w:szCs w:val="16"/>
-              </w:rPr>
-            </w:pPr>
-            <w:r>
-              <w:rPr>
-                <w:sz w:val="16"/>
-                <w:szCs w:val="16"/>
-              </w:rPr>
-              <w:t>7</w:t>
-            </w:r>
-          </w:p>
-        </w:tc>
-        <w:tc>
-          <w:tcPr>
-            <w:tcW w:w="3128" w:type="dxa"/>
-            <w:tcBorders>
-              <w:top w:val="single" w:sz="4" w:space="0" w:color="000000"/>
-              <w:left w:val="single" w:sz="4" w:space="0" w:color="000000"/>
-              <w:bottom w:val="single" w:sz="4" w:space="0" w:color="000000"/>
-              <w:right w:val="single" w:sz="4" w:space="0" w:color="000000"/>
-            </w:tcBorders>
-            <w:vAlign w:val="center"/>
-          </w:tcPr>
-          <w:p>
-            <w:pPr>
-              <w:pStyle w:val="a9"/>
-              <w:rPr>
-                <w:sz w:val="16"/>
-                <w:szCs w:val="16"/>
-              </w:rPr>
-            </w:pPr>
-            <w:r>
-              <w:rPr>
-                <w:sz w:val="16"/>
-                <w:szCs w:val="16"/>
-              </w:rPr>
-              <w:t>Маршрут перевозки</w:t>
-            </w:r>
-          </w:p>
-        </w:tc>
-        <w:tc>
-          <w:tcPr>
-            <w:tcW w:w="7088" w:type="dxa"/>
-            <w:gridSpan w:val="7"/>
-            <w:tcBorders>
-              <w:top w:val="single" w:sz="4" w:space="0" w:color="000000"/>
-              <w:left w:val="single" w:sz="4" w:space="0" w:color="000000"/>
-              <w:bottom w:val="single" w:sz="4" w:space="0" w:color="000000"/>
-              <w:right w:val="single" w:sz="4" w:space="0" w:color="000000"/>
-            </w:tcBorders>
-            <w:vAlign w:val="center"/>
-          </w:tcPr>
-          <w:p>
-            <w:pPr>
-              <w:pStyle w:val="a9"/>
-              <w:rPr>
-                <w:sz w:val="16"/>
-                <w:szCs w:val="16"/>
-              </w:rPr>
-            </w:pPr>
-            <w:r>
-              <w:rPr>
-                <w:sz w:val="16"/>
-                <w:szCs w:val="16"/>
-              </w:rPr>
-              <w:t>г.</w:t>
-            </w:r>
-            <w:r>
-              <w:rPr>
-                <w:sz w:val="16"/>
-                <w:szCs w:val="16"/>
-              </w:rPr>
-              <w:t xml:space="preserve"> </w:t>
-            </w:r>
-            <w:r>
-              <w:rPr>
-                <w:sz w:val="16"/>
-                <w:szCs w:val="16"/>
-              </w:rPr>
-              <w:t>${</w:t>
-            </w:r>
-            <w:r>
-              <w:rPr>
-                <w:sz w:val="16"/>
-                <w:szCs w:val="16"/>
-                <w:lang w:val="en-US"/>
-              </w:rPr>
-              <w:t>gorod</w:t>
-            </w:r>
-            <w:r>
-              <w:rPr>
-                <w:sz w:val="16"/>
-                <w:szCs w:val="16"/>
-              </w:rPr>
-              <w:t>_</w:t>
-            </w:r>
-            <w:r>
-              <w:rPr>
-                <w:sz w:val="16"/>
-                <w:szCs w:val="16"/>
-                <w:lang w:val="en-US"/>
-              </w:rPr>
-              <w:t>zagruzki</w:t>
-            </w:r>
-            <w:r>
-              <w:rPr>
-                <w:sz w:val="16"/>
-                <w:szCs w:val="16"/>
-              </w:rPr>
-              <w:t>} – г. ${</w:t>
-            </w:r>
-            <w:r>
-              <w:rPr>
-                <w:sz w:val="16"/>
-                <w:szCs w:val="16"/>
-                <w:lang w:val="en-US"/>
-              </w:rPr>
-              <w:t>gorod</w:t>
-            </w:r>
-            <w:r>
-              <w:rPr>
-                <w:sz w:val="16"/>
-                <w:szCs w:val="16"/>
-              </w:rPr>
-              <w:t>_</w:t>
-            </w:r>
-            <w:r>
-              <w:rPr>
-                <w:sz w:val="16"/>
-                <w:szCs w:val="16"/>
-                <w:lang w:val="en-US"/>
-              </w:rPr>
-              <w:t>vygruzki</w:t>
-            </w:r>
-            <w:r>
-              <w:rPr>
-                <w:sz w:val="16"/>
-                <w:szCs w:val="16"/>
-              </w:rPr>
-              <w:t>}</w:t>
-            </w:r>
-          </w:p>
-        </w:tc>
-      </w:tr>
-      <w:tr>
-        <w:tc>
-          <w:tcPr>
-            <w:tcW w:w="411" w:type="dxa"/>
-            <w:vMerge w:val="restart"/>
-            <w:tcBorders>
-              <w:top w:val="single" w:sz="4" w:space="0" w:color="000000"/>
-              <w:left w:val="single" w:sz="4" w:space="0" w:color="000000"/>
-              <w:right w:val="single" w:sz="4" w:space="0" w:color="000000"/>
-            </w:tcBorders>
-            <w:vAlign w:val="center"/>
-            <w:hideMark/>
-          </w:tcPr>
-          <w:p>
-            <w:pPr>
-              <w:pStyle w:val="a9"/>
-              <w:rPr>
-                <w:sz w:val="16"/>
-                <w:szCs w:val="16"/>
-              </w:rPr>
-            </w:pPr>
-            <w:r>
-              <w:rPr>
-                <w:sz w:val="16"/>
-                <w:szCs w:val="16"/>
-              </w:rPr>
-              <w:t>8</w:t>
+            <w:hideMark/>
+          </w:tcPr>
+          <w:p>
+            <w:pPr>
+              <w:pStyle w:val="a9"/>
+              <w:rPr>
+                <w:sz w:val="16"/>
+                <w:szCs w:val="16"/>
+              </w:rPr>
+            </w:pPr>
+            <w:r>
+              <w:rPr>
+                <w:sz w:val="16"/>
+                <w:szCs w:val="16"/>
+              </w:rPr>
+              <w:t>6</w:t>
             </w:r>
           </w:p>
         </w:tc>
@@ -1519,37 +1790,62 @@
                 <w:sz w:val="16"/>
                 <w:szCs w:val="16"/>
               </w:rPr>
-              <w:t xml:space="preserve">8.1. Требования к ТС </w:t>
+              <w:t>6</w:t>
+            </w:r>
+            <w:r>
+              <w:rPr>
+                <w:sz w:val="16"/>
+                <w:szCs w:val="16"/>
+              </w:rPr>
+              <w:t xml:space="preserve">.1. Требования к ТС </w:t>
             </w:r>
           </w:p>
         </w:tc>
         <w:tc>
           <w:tcPr>
             <w:tcW w:w="4962" w:type="dxa"/>
-            <w:gridSpan w:val="6"/>
-            <w:tcBorders>
-              <w:top w:val="single" w:sz="4" w:space="0" w:color="000000"/>
-              <w:left w:val="single" w:sz="4" w:space="0" w:color="000000"/>
-              <w:bottom w:val="single" w:sz="4" w:space="0" w:color="000000"/>
-              <w:right w:val="single" w:sz="4" w:space="0" w:color="000000"/>
-            </w:tcBorders>
-            <w:hideMark/>
-          </w:tcPr>
-          <w:p>
-            <w:pPr>
-              <w:pStyle w:val="a9"/>
-              <w:rPr>
-                <w:sz w:val="16"/>
-                <w:szCs w:val="16"/>
-              </w:rPr>
-            </w:pPr>
-            <w:r>
-              <w:rPr>
-                <w:sz w:val="16"/>
-                <w:szCs w:val="16"/>
-                <w:lang w:val="en-US"/>
-              </w:rPr>
-              <w:t>${tip_pritsepa}</w:t>
+            <w:gridSpan w:val="4"/>
+            <w:tcBorders>
+              <w:top w:val="single" w:sz="4" w:space="0" w:color="000000"/>
+              <w:left w:val="single" w:sz="4" w:space="0" w:color="000000"/>
+              <w:bottom w:val="single" w:sz="4" w:space="0" w:color="000000"/>
+              <w:right w:val="single" w:sz="4" w:space="0" w:color="000000"/>
+            </w:tcBorders>
+            <w:hideMark/>
+          </w:tcPr>
+          <w:p>
+            <w:pPr>
+              <w:pStyle w:val="a9"/>
+              <w:rPr>
+                <w:sz w:val="16"/>
+                <w:szCs w:val="16"/>
+              </w:rPr>
+            </w:pPr>
+            <w:r>
+              <w:rPr>
+                <w:sz w:val="16"/>
+                <w:szCs w:val="16"/>
+                <w:lang w:val="en-US"/>
+              </w:rPr>
+              <w:t>${</w:t>
+            </w:r>
+            <w:proofErr w:type="spellStart"/>
+            <w:r>
+              <w:rPr>
+                <w:sz w:val="16"/>
+                <w:szCs w:val="16"/>
+                <w:lang w:val="en-US"/>
+              </w:rPr>
+              <w:t>tip_pritsepa</w:t>
+            </w:r>
+            <w:proofErr w:type="spellEnd"/>
+            <w:r>
+              <w:rPr>
+                <w:sz w:val="16"/>
+                <w:szCs w:val="16"/>
+                <w:lang w:val="en-US"/>
+              </w:rPr>
+              <w:t>}</w:t>
             </w:r>
           </w:p>
         </w:tc>
@@ -1624,14 +1920,21 @@
                 <w:sz w:val="16"/>
                 <w:szCs w:val="16"/>
               </w:rPr>
-              <w:t>8.2. Класс опасности</w:t>
+              <w:t>6</w:t>
+            </w:r>
+            <w:r>
+              <w:rPr>
+                <w:sz w:val="16"/>
+                <w:szCs w:val="16"/>
+              </w:rPr>
+              <w:t>.2. Класс опасности</w:t>
             </w:r>
           </w:p>
         </w:tc>
         <w:tc>
           <w:tcPr>
             <w:tcW w:w="4962" w:type="dxa"/>
-            <w:gridSpan w:val="6"/>
+            <w:gridSpan w:val="4"/>
             <w:tcBorders>
               <w:top w:val="single" w:sz="4" w:space="0" w:color="000000"/>
               <w:left w:val="single" w:sz="4" w:space="0" w:color="000000"/>
@@ -1654,6 +1957,7 @@
               </w:rPr>
               <w:t>${</w:t>
             </w:r>
+            <w:proofErr w:type="spellStart"/>
             <w:r>
               <w:rPr>
                 <w:sz w:val="16"/>
@@ -1662,6 +1966,7 @@
               </w:rPr>
               <w:t>class_opasnosti</w:t>
             </w:r>
+            <w:proofErr w:type="spellEnd"/>
             <w:r>
               <w:rPr>
                 <w:sz w:val="16"/>
@@ -1739,7 +2044,28 @@
                 <w:sz w:val="16"/>
                 <w:szCs w:val="16"/>
               </w:rPr>
-              <w:t xml:space="preserve">8.4 </w:t>
+              <w:t>6</w:t>
+            </w:r>
+            <w:r>
+              <w:rPr>
+                <w:sz w:val="16"/>
+                <w:szCs w:val="16"/>
+              </w:rPr>
+              <w:t>.</w:t>
+            </w:r>
+            <w:r>
+              <w:rPr>
+                <w:sz w:val="16"/>
+                <w:szCs w:val="16"/>
+              </w:rPr>
+              <w:t>3</w:t>
+            </w:r>
+            <w:r>
+              <w:rPr>
+                <w:sz w:val="16"/>
+                <w:szCs w:val="16"/>
+              </w:rPr>
+              <w:t xml:space="preserve"> </w:t>
             </w:r>
             <w:r>
               <w:rPr>
@@ -1753,7 +2079,7 @@
         <w:tc>
           <w:tcPr>
             <w:tcW w:w="4962" w:type="dxa"/>
-            <w:gridSpan w:val="6"/>
+            <w:gridSpan w:val="4"/>
             <w:tcBorders>
               <w:left w:val="single" w:sz="4" w:space="0" w:color="000000"/>
               <w:right w:val="single" w:sz="4" w:space="0" w:color="000000"/>
@@ -1839,7 +2165,28 @@
                 <w:sz w:val="16"/>
                 <w:szCs w:val="16"/>
               </w:rPr>
-              <w:t>8.5. Д</w:t>
+              <w:t>6</w:t>
+            </w:r>
+            <w:r>
+              <w:rPr>
+                <w:sz w:val="16"/>
+                <w:szCs w:val="16"/>
+              </w:rPr>
+              <w:t>.</w:t>
+            </w:r>
+            <w:r>
+              <w:rPr>
+                <w:sz w:val="16"/>
+                <w:szCs w:val="16"/>
+              </w:rPr>
+              <w:t>4</w:t>
+            </w:r>
+            <w:r>
+              <w:rPr>
+                <w:sz w:val="16"/>
+                <w:szCs w:val="16"/>
+              </w:rPr>
+              <w:t>. Д</w:t>
             </w:r>
             <w:r>
               <w:rPr>
@@ -1853,7 +2200,7 @@
         <w:tc>
           <w:tcPr>
             <w:tcW w:w="4962" w:type="dxa"/>
-            <w:gridSpan w:val="6"/>
+            <w:gridSpan w:val="4"/>
             <w:tcBorders>
               <w:left w:val="single" w:sz="4" w:space="0" w:color="000000"/>
               <w:bottom w:val="single" w:sz="4" w:space="0" w:color="000000"/>
@@ -1928,7 +2275,7 @@
                 <w:sz w:val="16"/>
                 <w:szCs w:val="16"/>
               </w:rPr>
-              <w:t>1</w:t>
+              <w:t>9</w:t>
             </w:r>
           </w:p>
         </w:tc>
@@ -1987,7 +2334,25 @@
                 <w:szCs w:val="16"/>
                 <w:lang w:val="en-US"/>
               </w:rPr>
-              <w:t>${gruzootpavitel}</w:t>
+              <w:t>${</w:t>
+            </w:r>
+            <w:proofErr w:type="spellStart"/>
+            <w:r>
+              <w:rPr>
+                <w:sz w:val="16"/>
+                <w:szCs w:val="16"/>
+                <w:lang w:val="en-US"/>
+              </w:rPr>
+              <w:t>gruzootpavitel</w:t>
+            </w:r>
+            <w:proofErr w:type="spellEnd"/>
+            <w:r>
+              <w:rPr>
+                <w:sz w:val="16"/>
+                <w:szCs w:val="16"/>
+                <w:lang w:val="en-US"/>
+              </w:rPr>
+              <w:t>}</w:t>
             </w:r>
           </w:p>
         </w:tc>
@@ -2018,7 +2383,7 @@
                 <w:sz w:val="16"/>
                 <w:szCs w:val="16"/>
               </w:rPr>
-              <w:t>2</w:t>
+              <w:t>10</w:t>
             </w:r>
           </w:p>
         </w:tc>
@@ -2075,7 +2440,25 @@
                 <w:szCs w:val="16"/>
                 <w:lang w:val="en-US"/>
               </w:rPr>
-              <w:t>${address_zagruzki}</w:t>
+              <w:t>${</w:t>
+            </w:r>
+            <w:proofErr w:type="spellStart"/>
+            <w:r>
+              <w:rPr>
+                <w:sz w:val="16"/>
+                <w:szCs w:val="16"/>
+                <w:lang w:val="en-US"/>
+              </w:rPr>
+              <w:t>address_zagruzki</w:t>
+            </w:r>
+            <w:proofErr w:type="spellEnd"/>
+            <w:r>
+              <w:rPr>
+                <w:sz w:val="16"/>
+                <w:szCs w:val="16"/>
+                <w:lang w:val="en-US"/>
+              </w:rPr>
+              <w:t>}</w:t>
             </w:r>
           </w:p>
         </w:tc>
@@ -2106,7 +2489,7 @@
                 <w:sz w:val="16"/>
                 <w:szCs w:val="16"/>
               </w:rPr>
-              <w:t>3</w:t>
+              <w:t>11</w:t>
             </w:r>
           </w:p>
         </w:tc>
@@ -2163,7 +2546,43 @@
                 <w:szCs w:val="16"/>
                 <w:lang w:val="en-US"/>
               </w:rPr>
-              <w:t>${data_zagruzki}, ${vremya_zagruzki}</w:t>
+              <w:t>${</w:t>
+            </w:r>
+            <w:proofErr w:type="spellStart"/>
+            <w:r>
+              <w:rPr>
+                <w:sz w:val="16"/>
+                <w:szCs w:val="16"/>
+                <w:lang w:val="en-US"/>
+              </w:rPr>
+              <w:t>data_zagruzki</w:t>
+            </w:r>
+            <w:proofErr w:type="spellEnd"/>
+            <w:r>
+              <w:rPr>
+                <w:sz w:val="16"/>
+                <w:szCs w:val="16"/>
+                <w:lang w:val="en-US"/>
+              </w:rPr>
+              <w:t>}, ${</w:t>
+            </w:r>
+            <w:proofErr w:type="spellStart"/>
+            <w:r>
+              <w:rPr>
+                <w:sz w:val="16"/>
+                <w:szCs w:val="16"/>
+                <w:lang w:val="en-US"/>
+              </w:rPr>
+              <w:t>vremya_zagruzki</w:t>
+            </w:r>
+            <w:proofErr w:type="spellEnd"/>
+            <w:r>
+              <w:rPr>
+                <w:sz w:val="16"/>
+                <w:szCs w:val="16"/>
+                <w:lang w:val="en-US"/>
+              </w:rPr>
+              <w:t>}</w:t>
             </w:r>
           </w:p>
         </w:tc>
@@ -2194,7 +2613,7 @@
                 <w:sz w:val="16"/>
                 <w:szCs w:val="16"/>
               </w:rPr>
-              <w:t>4</w:t>
+              <w:t>12</w:t>
             </w:r>
           </w:p>
         </w:tc>
@@ -2251,7 +2670,25 @@
                 <w:szCs w:val="16"/>
                 <w:lang w:val="en-US"/>
               </w:rPr>
-              <w:t>${kontakt_na_zagruzke}</w:t>
+              <w:t>${</w:t>
+            </w:r>
+            <w:proofErr w:type="spellStart"/>
+            <w:r>
+              <w:rPr>
+                <w:sz w:val="16"/>
+                <w:szCs w:val="16"/>
+                <w:lang w:val="en-US"/>
+              </w:rPr>
+              <w:t>kontakt_na_zagruzke</w:t>
+            </w:r>
+            <w:proofErr w:type="spellEnd"/>
+            <w:r>
+              <w:rPr>
+                <w:sz w:val="16"/>
+                <w:szCs w:val="16"/>
+                <w:lang w:val="en-US"/>
+              </w:rPr>
+              <w:t>}</w:t>
             </w:r>
           </w:p>
         </w:tc>
@@ -2267,22 +2704,21 @@
               <w:right w:val="single" w:sz="4" w:space="0" w:color="000000"/>
             </w:tcBorders>
             <w:vAlign w:val="center"/>
-            <w:hideMark/>
-          </w:tcPr>
-          <w:p>
-            <w:pPr>
-              <w:pStyle w:val="a9"/>
-              <w:rPr>
-                <w:sz w:val="16"/>
-                <w:szCs w:val="16"/>
-              </w:rPr>
-            </w:pPr>
-            <w:r>
-              <w:rPr>
-                <w:sz w:val="16"/>
-                <w:szCs w:val="16"/>
-              </w:rPr>
-              <w:t>5</w:t>
+          </w:tcPr>
+          <w:p>
+            <w:pPr>
+              <w:pStyle w:val="a9"/>
+              <w:rPr>
+                <w:sz w:val="16"/>
+                <w:szCs w:val="16"/>
+              </w:rPr>
+            </w:pPr>
+            <w:r>
+              <w:rPr>
+                <w:sz w:val="16"/>
+                <w:szCs w:val="16"/>
+              </w:rPr>
+              <w:t>13</w:t>
             </w:r>
           </w:p>
         </w:tc>
@@ -2295,7 +2731,6 @@
               <w:bottom w:val="single" w:sz="4" w:space="0" w:color="000000"/>
               <w:right w:val="single" w:sz="4" w:space="0" w:color="000000"/>
             </w:tcBorders>
-            <w:hideMark/>
           </w:tcPr>
           <w:p>
             <w:pPr>
@@ -2323,23 +2758,38 @@
               <w:bottom w:val="single" w:sz="4" w:space="0" w:color="000000"/>
               <w:right w:val="single" w:sz="4" w:space="0" w:color="000000"/>
             </w:tcBorders>
-            <w:hideMark/>
-          </w:tcPr>
-          <w:p>
-            <w:pPr>
-              <w:pStyle w:val="a9"/>
-              <w:rPr>
-                <w:sz w:val="16"/>
-                <w:szCs w:val="16"/>
-                <w:lang w:val="en-US"/>
-              </w:rPr>
-            </w:pPr>
-            <w:r>
-              <w:rPr>
-                <w:sz w:val="16"/>
-                <w:szCs w:val="16"/>
-              </w:rPr>
-              <w:t>${mesto_oformleniya_EX}</w:t>
+          </w:tcPr>
+          <w:p>
+            <w:pPr>
+              <w:pStyle w:val="a9"/>
+              <w:rPr>
+                <w:sz w:val="16"/>
+                <w:szCs w:val="16"/>
+                <w:lang w:val="en-US"/>
+              </w:rPr>
+            </w:pPr>
+            <w:r>
+              <w:rPr>
+                <w:sz w:val="16"/>
+                <w:szCs w:val="16"/>
+              </w:rPr>
+              <w:t>${</w:t>
+            </w:r>
+            <w:proofErr w:type="spellStart"/>
+            <w:r>
+              <w:rPr>
+                <w:sz w:val="16"/>
+                <w:szCs w:val="16"/>
+              </w:rPr>
+              <w:t>mesto_oformleniya_EX</w:t>
+            </w:r>
+            <w:proofErr w:type="spellEnd"/>
+            <w:r>
+              <w:rPr>
+                <w:sz w:val="16"/>
+                <w:szCs w:val="16"/>
+              </w:rPr>
+              <w:t>}</w:t>
             </w:r>
           </w:p>
         </w:tc>
@@ -2355,22 +2805,21 @@
               <w:right w:val="single" w:sz="4" w:space="0" w:color="000000"/>
             </w:tcBorders>
             <w:vAlign w:val="center"/>
-            <w:hideMark/>
-          </w:tcPr>
-          <w:p>
-            <w:pPr>
-              <w:pStyle w:val="a9"/>
-              <w:rPr>
-                <w:sz w:val="16"/>
-                <w:szCs w:val="16"/>
-              </w:rPr>
-            </w:pPr>
-            <w:r>
-              <w:rPr>
-                <w:sz w:val="16"/>
-                <w:szCs w:val="16"/>
-              </w:rPr>
-              <w:t>6</w:t>
+          </w:tcPr>
+          <w:p>
+            <w:pPr>
+              <w:pStyle w:val="a9"/>
+              <w:rPr>
+                <w:sz w:val="16"/>
+                <w:szCs w:val="16"/>
+              </w:rPr>
+            </w:pPr>
+            <w:r>
+              <w:rPr>
+                <w:sz w:val="16"/>
+                <w:szCs w:val="16"/>
+              </w:rPr>
+              <w:t>14</w:t>
             </w:r>
           </w:p>
         </w:tc>
@@ -2383,7 +2832,6 @@
               <w:bottom w:val="single" w:sz="4" w:space="0" w:color="000000"/>
               <w:right w:val="single" w:sz="4" w:space="0" w:color="000000"/>
             </w:tcBorders>
-            <w:hideMark/>
           </w:tcPr>
           <w:p>
             <w:pPr>
@@ -2411,14 +2859,14 @@
               <w:bottom w:val="single" w:sz="4" w:space="0" w:color="000000"/>
               <w:right w:val="single" w:sz="4" w:space="0" w:color="000000"/>
             </w:tcBorders>
-            <w:hideMark/>
-          </w:tcPr>
-          <w:p>
-            <w:pPr>
-              <w:pStyle w:val="a9"/>
-              <w:rPr>
-                <w:sz w:val="16"/>
-                <w:szCs w:val="16"/>
+          </w:tcPr>
+          <w:p>
+            <w:pPr>
+              <w:pStyle w:val="a9"/>
+              <w:rPr>
+                <w:sz w:val="16"/>
+                <w:szCs w:val="16"/>
+                <w:lang w:val="en-US"/>
               </w:rPr>
             </w:pPr>
             <w:r>
@@ -2428,6 +2876,7 @@
               </w:rPr>
               <w:t>${</w:t>
             </w:r>
+            <w:proofErr w:type="spellStart"/>
             <w:r>
               <w:rPr>
                 <w:sz w:val="16"/>
@@ -2436,6 +2885,7 @@
               </w:rPr>
               <w:t>osobye_uslovia_pogruzki</w:t>
             </w:r>
+            <w:proofErr w:type="spellEnd"/>
             <w:r>
               <w:rPr>
                 <w:sz w:val="16"/>
@@ -2506,6 +2956,13 @@
               </w:rPr>
               <w:t>1</w:t>
             </w:r>
+            <w:r>
+              <w:rPr>
+                <w:sz w:val="16"/>
+                <w:szCs w:val="16"/>
+              </w:rPr>
+              <w:t>5</w:t>
+            </w:r>
           </w:p>
         </w:tc>
         <w:tc>
@@ -2563,7 +3020,25 @@
                 <w:szCs w:val="16"/>
                 <w:lang w:val="en-US"/>
               </w:rPr>
-              <w:t>${gruzopoluchatel}</w:t>
+              <w:t>${</w:t>
+            </w:r>
+            <w:proofErr w:type="spellStart"/>
+            <w:r>
+              <w:rPr>
+                <w:sz w:val="16"/>
+                <w:szCs w:val="16"/>
+                <w:lang w:val="en-US"/>
+              </w:rPr>
+              <w:t>gruzopoluchatel</w:t>
+            </w:r>
+            <w:proofErr w:type="spellEnd"/>
+            <w:r>
+              <w:rPr>
+                <w:sz w:val="16"/>
+                <w:szCs w:val="16"/>
+                <w:lang w:val="en-US"/>
+              </w:rPr>
+              <w:t>}</w:t>
             </w:r>
           </w:p>
         </w:tc>
@@ -2598,7 +3073,7 @@
                 <w:sz w:val="16"/>
                 <w:szCs w:val="16"/>
               </w:rPr>
-              <w:t>2</w:t>
+              <w:t>16</w:t>
             </w:r>
           </w:p>
         </w:tc>
@@ -2793,7 +3268,23 @@
                 <w:sz w:val="16"/>
                 <w:szCs w:val="16"/>
               </w:rPr>
-              <w:t>${adres_SVH}</w:t>
+              <w:t>${</w:t>
+            </w:r>
+            <w:proofErr w:type="spellStart"/>
+            <w:r>
+              <w:rPr>
+                <w:sz w:val="16"/>
+                <w:szCs w:val="16"/>
+              </w:rPr>
+              <w:t>adres_SVH</w:t>
+            </w:r>
+            <w:proofErr w:type="spellEnd"/>
+            <w:r>
+              <w:rPr>
+                <w:sz w:val="16"/>
+                <w:szCs w:val="16"/>
+              </w:rPr>
+              <w:t>}</w:t>
             </w:r>
           </w:p>
         </w:tc>
@@ -2901,7 +3392,23 @@
                 <w:sz w:val="16"/>
                 <w:szCs w:val="16"/>
               </w:rPr>
-              <w:t>${kod_posta}</w:t>
+              <w:t>${</w:t>
+            </w:r>
+            <w:proofErr w:type="spellStart"/>
+            <w:r>
+              <w:rPr>
+                <w:sz w:val="16"/>
+                <w:szCs w:val="16"/>
+              </w:rPr>
+              <w:t>kod_posta</w:t>
+            </w:r>
+            <w:proofErr w:type="spellEnd"/>
+            <w:r>
+              <w:rPr>
+                <w:sz w:val="16"/>
+                <w:szCs w:val="16"/>
+              </w:rPr>
+              <w:t>}</w:t>
             </w:r>
           </w:p>
         </w:tc>
@@ -2932,7 +3439,7 @@
                 <w:sz w:val="16"/>
                 <w:szCs w:val="16"/>
               </w:rPr>
-              <w:t>3</w:t>
+              <w:t>17</w:t>
             </w:r>
           </w:p>
         </w:tc>
@@ -2991,7 +3498,25 @@
                 <w:szCs w:val="16"/>
                 <w:lang w:val="en-US"/>
               </w:rPr>
-              <w:t>${kontakt_na_vygruzke}</w:t>
+              <w:t>${</w:t>
+            </w:r>
+            <w:proofErr w:type="spellStart"/>
+            <w:r>
+              <w:rPr>
+                <w:sz w:val="16"/>
+                <w:szCs w:val="16"/>
+                <w:lang w:val="en-US"/>
+              </w:rPr>
+              <w:t>kontakt_na_vygruzke</w:t>
+            </w:r>
+            <w:proofErr w:type="spellEnd"/>
+            <w:r>
+              <w:rPr>
+                <w:sz w:val="16"/>
+                <w:szCs w:val="16"/>
+                <w:lang w:val="en-US"/>
+              </w:rPr>
+              <w:t>}</w:t>
             </w:r>
           </w:p>
         </w:tc>
@@ -3022,7 +3547,7 @@
                 <w:sz w:val="16"/>
                 <w:szCs w:val="16"/>
               </w:rPr>
-              <w:t>4</w:t>
+              <w:t>18</w:t>
             </w:r>
           </w:p>
         </w:tc>
@@ -3081,7 +3606,25 @@
                 <w:szCs w:val="16"/>
                 <w:lang w:val="en-US"/>
               </w:rPr>
-              <w:t>${address_vygruzki}</w:t>
+              <w:t>${</w:t>
+            </w:r>
+            <w:proofErr w:type="spellStart"/>
+            <w:r>
+              <w:rPr>
+                <w:sz w:val="16"/>
+                <w:szCs w:val="16"/>
+                <w:lang w:val="en-US"/>
+              </w:rPr>
+              <w:t>address_vygruzki</w:t>
+            </w:r>
+            <w:proofErr w:type="spellEnd"/>
+            <w:r>
+              <w:rPr>
+                <w:sz w:val="16"/>
+                <w:szCs w:val="16"/>
+                <w:lang w:val="en-US"/>
+              </w:rPr>
+              <w:t>}</w:t>
             </w:r>
           </w:p>
         </w:tc>
@@ -3112,7 +3655,7 @@
                 <w:sz w:val="16"/>
                 <w:szCs w:val="16"/>
               </w:rPr>
-              <w:t>5</w:t>
+              <w:t>19</w:t>
             </w:r>
           </w:p>
         </w:tc>
@@ -3172,6 +3715,7 @@
               </w:rPr>
               <w:t>${</w:t>
             </w:r>
+            <w:proofErr w:type="spellStart"/>
             <w:r>
               <w:rPr>
                 <w:sz w:val="16"/>
@@ -3180,6 +3724,7 @@
               </w:rPr>
               <w:t>osobye_uslovia_vygruzki</w:t>
             </w:r>
+            <w:proofErr w:type="spellEnd"/>
             <w:r>
               <w:rPr>
                 <w:sz w:val="16"/>
@@ -3250,7 +3795,14 @@
                 <w:sz w:val="16"/>
                 <w:szCs w:val="16"/>
               </w:rPr>
-              <w:t>1</w:t>
+              <w:t>2</w:t>
+            </w:r>
+            <w:r>
+              <w:rPr>
+                <w:sz w:val="16"/>
+                <w:szCs w:val="16"/>
+              </w:rPr>
+              <w:t>0</w:t>
             </w:r>
           </w:p>
         </w:tc>
@@ -3308,7 +3860,25 @@
                 <w:szCs w:val="16"/>
                 <w:lang w:val="en-US"/>
               </w:rPr>
-              <w:t>${data_vygruzki}</w:t>
+              <w:t>${</w:t>
+            </w:r>
+            <w:proofErr w:type="spellStart"/>
+            <w:r>
+              <w:rPr>
+                <w:sz w:val="16"/>
+                <w:szCs w:val="16"/>
+                <w:lang w:val="en-US"/>
+              </w:rPr>
+              <w:t>data_vygruzki</w:t>
+            </w:r>
+            <w:proofErr w:type="spellEnd"/>
+            <w:r>
+              <w:rPr>
+                <w:sz w:val="16"/>
+                <w:szCs w:val="16"/>
+                <w:lang w:val="en-US"/>
+              </w:rPr>
+              <w:t>}</w:t>
             </w:r>
           </w:p>
         </w:tc>
@@ -3363,7 +3933,25 @@
                 <w:szCs w:val="16"/>
                 <w:lang w:val="en-US"/>
               </w:rPr>
-              <w:t>${vremya_vygruzki}</w:t>
+              <w:t>${</w:t>
+            </w:r>
+            <w:proofErr w:type="spellStart"/>
+            <w:r>
+              <w:rPr>
+                <w:sz w:val="16"/>
+                <w:szCs w:val="16"/>
+                <w:lang w:val="en-US"/>
+              </w:rPr>
+              <w:t>vremya_vygruzki</w:t>
+            </w:r>
+            <w:proofErr w:type="spellEnd"/>
+            <w:r>
+              <w:rPr>
+                <w:sz w:val="16"/>
+                <w:szCs w:val="16"/>
+                <w:lang w:val="en-US"/>
+              </w:rPr>
+              <w:t>}</w:t>
             </w:r>
           </w:p>
         </w:tc>
@@ -3394,7 +3982,7 @@
                 <w:sz w:val="16"/>
                 <w:szCs w:val="16"/>
               </w:rPr>
-              <w:t>2</w:t>
+              <w:t>21</w:t>
             </w:r>
           </w:p>
         </w:tc>
@@ -3452,7 +4040,23 @@
                 <w:sz w:val="16"/>
                 <w:szCs w:val="16"/>
               </w:rPr>
-              <w:t>${normativ}</w:t>
+              <w:t>${</w:t>
+            </w:r>
+            <w:proofErr w:type="spellStart"/>
+            <w:r>
+              <w:rPr>
+                <w:sz w:val="16"/>
+                <w:szCs w:val="16"/>
+              </w:rPr>
+              <w:t>normativ</w:t>
+            </w:r>
+            <w:proofErr w:type="spellEnd"/>
+            <w:r>
+              <w:rPr>
+                <w:sz w:val="16"/>
+                <w:szCs w:val="16"/>
+              </w:rPr>
+              <w:t>}</w:t>
             </w:r>
           </w:p>
         </w:tc>
@@ -3483,7 +4087,7 @@
                 <w:sz w:val="16"/>
                 <w:szCs w:val="16"/>
               </w:rPr>
-              <w:t>3</w:t>
+              <w:t>22</w:t>
             </w:r>
           </w:p>
         </w:tc>
@@ -3545,6 +4149,7 @@
               </w:rPr>
               <w:t>${</w:t>
             </w:r>
+            <w:proofErr w:type="spellStart"/>
             <w:r>
               <w:rPr>
                 <w:sz w:val="16"/>
@@ -3553,6 +4158,7 @@
               </w:rPr>
               <w:t>dp_stavka</w:t>
             </w:r>
+            <w:proofErr w:type="spellEnd"/>
             <w:r>
               <w:rPr>
                 <w:sz w:val="16"/>
@@ -3561,6 +4167,7 @@
               </w:rPr>
               <w:t>}, ${</w:t>
             </w:r>
+            <w:proofErr w:type="spellStart"/>
             <w:r>
               <w:rPr>
                 <w:sz w:val="16"/>
@@ -3575,7 +4182,16 @@
                 <w:szCs w:val="16"/>
                 <w:lang w:val="en-US"/>
               </w:rPr>
-              <w:t>forma_oplaty}</w:t>
+              <w:t>forma_oplaty</w:t>
+            </w:r>
+            <w:proofErr w:type="spellEnd"/>
+            <w:r>
+              <w:rPr>
+                <w:sz w:val="16"/>
+                <w:szCs w:val="16"/>
+                <w:lang w:val="en-US"/>
+              </w:rPr>
+              <w:t>}</w:t>
             </w:r>
           </w:p>
         </w:tc>
@@ -3606,7 +4222,7 @@
                 <w:sz w:val="16"/>
                 <w:szCs w:val="16"/>
               </w:rPr>
-              <w:t>4</w:t>
+              <w:t>23</w:t>
             </w:r>
           </w:p>
         </w:tc>
@@ -3666,6 +4282,7 @@
               </w:rPr>
               <w:t>${</w:t>
             </w:r>
+            <w:proofErr w:type="spellStart"/>
             <w:r>
               <w:rPr>
                 <w:sz w:val="16"/>
@@ -3682,6 +4299,7 @@
               </w:rPr>
               <w:t>usloviya</w:t>
             </w:r>
+            <w:proofErr w:type="spellEnd"/>
             <w:r>
               <w:rPr>
                 <w:sz w:val="16"/>
@@ -3689,6 +4307,7 @@
               </w:rPr>
               <w:t>_</w:t>
             </w:r>
+            <w:proofErr w:type="spellStart"/>
             <w:r>
               <w:rPr>
                 <w:sz w:val="16"/>
@@ -3697,6 +4316,7 @@
               </w:rPr>
               <w:t>oplaty</w:t>
             </w:r>
+            <w:proofErr w:type="spellEnd"/>
             <w:r>
               <w:rPr>
                 <w:sz w:val="16"/>
@@ -3733,7 +4353,7 @@
                 <w:sz w:val="16"/>
                 <w:szCs w:val="16"/>
               </w:rPr>
-              <w:t>5</w:t>
+              <w:t>24</w:t>
             </w:r>
           </w:p>
         </w:tc>
@@ -3792,7 +4412,25 @@
                 <w:szCs w:val="16"/>
                 <w:lang w:val="en-US"/>
               </w:rPr>
-              <w:t>${marka_avto}</w:t>
+              <w:t>${</w:t>
+            </w:r>
+            <w:proofErr w:type="spellStart"/>
+            <w:r>
+              <w:rPr>
+                <w:sz w:val="16"/>
+                <w:szCs w:val="16"/>
+                <w:lang w:val="en-US"/>
+              </w:rPr>
+              <w:t>marka_avto</w:t>
+            </w:r>
+            <w:proofErr w:type="spellEnd"/>
+            <w:r>
+              <w:rPr>
+                <w:sz w:val="16"/>
+                <w:szCs w:val="16"/>
+                <w:lang w:val="en-US"/>
+              </w:rPr>
+              <w:t>}</w:t>
             </w:r>
           </w:p>
         </w:tc>
@@ -3848,7 +4486,25 @@
                 <w:szCs w:val="16"/>
                 <w:lang w:val="en-US"/>
               </w:rPr>
-              <w:t>${gosnomer}</w:t>
+              <w:t>${</w:t>
+            </w:r>
+            <w:proofErr w:type="spellStart"/>
+            <w:r>
+              <w:rPr>
+                <w:sz w:val="16"/>
+                <w:szCs w:val="16"/>
+                <w:lang w:val="en-US"/>
+              </w:rPr>
+              <w:t>gosnomer</w:t>
+            </w:r>
+            <w:proofErr w:type="spellEnd"/>
+            <w:r>
+              <w:rPr>
+                <w:sz w:val="16"/>
+                <w:szCs w:val="16"/>
+                <w:lang w:val="en-US"/>
+              </w:rPr>
+              <w:t>}</w:t>
             </w:r>
           </w:p>
         </w:tc>
@@ -3883,7 +4539,7 @@
                 <w:sz w:val="16"/>
                 <w:szCs w:val="16"/>
               </w:rPr>
-              <w:t>6</w:t>
+              <w:t>25</w:t>
             </w:r>
           </w:p>
         </w:tc>
@@ -3988,6 +4644,7 @@
               </w:rPr>
               <w:t>_</w:t>
             </w:r>
+            <w:proofErr w:type="spellStart"/>
             <w:r>
               <w:rPr>
                 <w:sz w:val="16"/>
@@ -3996,6 +4653,7 @@
               </w:rPr>
               <w:t>voditel</w:t>
             </w:r>
+            <w:proofErr w:type="spellEnd"/>
             <w:r>
               <w:rPr>
                 <w:sz w:val="16"/>
@@ -4126,6 +4784,7 @@
               </w:rPr>
               <w:t>_</w:t>
             </w:r>
+            <w:proofErr w:type="spellStart"/>
             <w:r>
               <w:rPr>
                 <w:sz w:val="16"/>
@@ -4134,6 +4793,7 @@
               </w:rPr>
               <w:t>voditel</w:t>
             </w:r>
+            <w:proofErr w:type="spellEnd"/>
             <w:r>
               <w:rPr>
                 <w:sz w:val="16"/>
@@ -4246,6 +4906,7 @@
               </w:rPr>
               <w:t>${</w:t>
             </w:r>
+            <w:proofErr w:type="spellStart"/>
             <w:r>
               <w:rPr>
                 <w:sz w:val="16"/>
@@ -4254,6 +4915,7 @@
               </w:rPr>
               <w:t>tel</w:t>
             </w:r>
+            <w:proofErr w:type="spellEnd"/>
             <w:r>
               <w:rPr>
                 <w:sz w:val="16"/>
@@ -4261,6 +4923,7 @@
               </w:rPr>
               <w:t>_</w:t>
             </w:r>
+            <w:proofErr w:type="spellStart"/>
             <w:r>
               <w:rPr>
                 <w:sz w:val="16"/>
@@ -4269,6 +4932,7 @@
               </w:rPr>
               <w:t>voditel</w:t>
             </w:r>
+            <w:proofErr w:type="spellEnd"/>
             <w:r>
               <w:rPr>
                 <w:sz w:val="16"/>
@@ -4358,6 +5022,7 @@
               </w:rPr>
               <w:t>${</w:t>
             </w:r>
+            <w:proofErr w:type="spellStart"/>
             <w:r>
               <w:rPr>
                 <w:b/>
@@ -4368,6 +5033,7 @@
               </w:rPr>
               <w:t>lp_nazv</w:t>
             </w:r>
+            <w:proofErr w:type="spellEnd"/>
             <w:r>
               <w:rPr>
                 <w:b/>
@@ -4426,6 +5092,7 @@
               </w:rPr>
               <w:t>${</w:t>
             </w:r>
+            <w:proofErr w:type="spellStart"/>
             <w:r>
               <w:rPr>
                 <w:sz w:val="16"/>
@@ -4434,6 +5101,7 @@
               </w:rPr>
               <w:t>kratk_nazv_perev</w:t>
             </w:r>
+            <w:proofErr w:type="spellEnd"/>
             <w:r>
               <w:rPr>
                 <w:sz w:val="16"/>
@@ -4498,6 +5166,7 @@
               </w:rPr>
               <w:t>: ${</w:t>
             </w:r>
+            <w:proofErr w:type="spellStart"/>
             <w:r>
               <w:rPr>
                 <w:sz w:val="16"/>
@@ -4514,6 +5183,7 @@
               </w:rPr>
               <w:t>_address</w:t>
             </w:r>
+            <w:proofErr w:type="spellEnd"/>
             <w:r>
               <w:rPr>
                 <w:sz w:val="16"/>
@@ -4574,6 +5244,7 @@
               </w:rPr>
               <w:t>: ${</w:t>
             </w:r>
+            <w:proofErr w:type="spellStart"/>
             <w:r>
               <w:rPr>
                 <w:sz w:val="16"/>
@@ -4588,7 +5259,16 @@
                 <w:szCs w:val="16"/>
                 <w:lang w:val="en-US"/>
               </w:rPr>
-              <w:t>yur_address}</w:t>
+              <w:t>yur_address</w:t>
+            </w:r>
+            <w:proofErr w:type="spellEnd"/>
+            <w:r>
+              <w:rPr>
+                <w:sz w:val="16"/>
+                <w:szCs w:val="16"/>
+                <w:lang w:val="en-US"/>
+              </w:rPr>
+              <w:t>}</w:t>
             </w:r>
           </w:p>
         </w:tc>
@@ -4645,7 +5325,25 @@
                 <w:szCs w:val="16"/>
                 <w:lang w:val="en-US"/>
               </w:rPr>
-              <w:t>: ${lp_pocht_address}</w:t>
+              <w:t>: ${</w:t>
+            </w:r>
+            <w:proofErr w:type="spellStart"/>
+            <w:r>
+              <w:rPr>
+                <w:sz w:val="16"/>
+                <w:szCs w:val="16"/>
+                <w:lang w:val="en-US"/>
+              </w:rPr>
+              <w:t>lp_pocht_address</w:t>
+            </w:r>
+            <w:proofErr w:type="spellEnd"/>
+            <w:r>
+              <w:rPr>
+                <w:sz w:val="16"/>
+                <w:szCs w:val="16"/>
+                <w:lang w:val="en-US"/>
+              </w:rPr>
+              <w:t>}</w:t>
             </w:r>
           </w:p>
         </w:tc>
@@ -4699,6 +5397,7 @@
               </w:rPr>
               <w:t>: ${</w:t>
             </w:r>
+            <w:proofErr w:type="spellStart"/>
             <w:r>
               <w:rPr>
                 <w:sz w:val="16"/>
@@ -4713,7 +5412,16 @@
                 <w:szCs w:val="16"/>
                 <w:lang w:val="en-US"/>
               </w:rPr>
-              <w:t>pocht_address_perev}</w:t>
+              <w:t>pocht_address_perev</w:t>
+            </w:r>
+            <w:proofErr w:type="spellEnd"/>
+            <w:r>
+              <w:rPr>
+                <w:sz w:val="16"/>
+                <w:szCs w:val="16"/>
+                <w:lang w:val="en-US"/>
+              </w:rPr>
+              <w:t>}</w:t>
             </w:r>
           </w:p>
         </w:tc>
@@ -4754,7 +5462,25 @@
                 <w:szCs w:val="16"/>
                 <w:lang w:val="en-US"/>
               </w:rPr>
-              <w:t>${lp_ogrn}</w:t>
+              <w:t>${</w:t>
+            </w:r>
+            <w:proofErr w:type="spellStart"/>
+            <w:r>
+              <w:rPr>
+                <w:sz w:val="16"/>
+                <w:szCs w:val="16"/>
+                <w:lang w:val="en-US"/>
+              </w:rPr>
+              <w:t>lp_ogrn</w:t>
+            </w:r>
+            <w:proofErr w:type="spellEnd"/>
+            <w:r>
+              <w:rPr>
+                <w:sz w:val="16"/>
+                <w:szCs w:val="16"/>
+                <w:lang w:val="en-US"/>
+              </w:rPr>
+              <w:t>}</w:t>
             </w:r>
           </w:p>
         </w:tc>
@@ -4792,6 +5518,7 @@
               </w:rPr>
               <w:t>${</w:t>
             </w:r>
+            <w:proofErr w:type="spellStart"/>
             <w:r>
               <w:rPr>
                 <w:sz w:val="16"/>
@@ -4806,7 +5533,16 @@
                 <w:szCs w:val="16"/>
                 <w:lang w:val="en-US"/>
               </w:rPr>
-              <w:t>OGRN}</w:t>
+              <w:t>OGRN</w:t>
+            </w:r>
+            <w:proofErr w:type="spellEnd"/>
+            <w:r>
+              <w:rPr>
+                <w:sz w:val="16"/>
+                <w:szCs w:val="16"/>
+                <w:lang w:val="en-US"/>
+              </w:rPr>
+              <w:t>}</w:t>
             </w:r>
           </w:p>
         </w:tc>
@@ -4841,6 +5577,7 @@
               </w:rPr>
               <w:t>ИНН ${</w:t>
             </w:r>
+            <w:proofErr w:type="spellStart"/>
             <w:r>
               <w:rPr>
                 <w:sz w:val="16"/>
@@ -4849,6 +5586,7 @@
               </w:rPr>
               <w:t>lp</w:t>
             </w:r>
+            <w:proofErr w:type="spellEnd"/>
             <w:r>
               <w:rPr>
                 <w:sz w:val="16"/>
@@ -4898,6 +5636,7 @@
               </w:rPr>
               <w:t>КПП ${</w:t>
             </w:r>
+            <w:proofErr w:type="spellStart"/>
             <w:r>
               <w:rPr>
                 <w:sz w:val="16"/>
@@ -4906,6 +5645,7 @@
               </w:rPr>
               <w:t>lp</w:t>
             </w:r>
+            <w:proofErr w:type="spellEnd"/>
             <w:r>
               <w:rPr>
                 <w:sz w:val="16"/>
@@ -4913,6 +5653,7 @@
               </w:rPr>
               <w:t>_</w:t>
             </w:r>
+            <w:proofErr w:type="spellStart"/>
             <w:r>
               <w:rPr>
                 <w:sz w:val="16"/>
@@ -4921,6 +5662,7 @@
               </w:rPr>
               <w:t>kpp</w:t>
             </w:r>
+            <w:proofErr w:type="spellEnd"/>
             <w:r>
               <w:rPr>
                 <w:sz w:val="16"/>
@@ -4963,6 +5705,7 @@
               </w:rPr>
               <w:t>${</w:t>
             </w:r>
+            <w:proofErr w:type="spellStart"/>
             <w:r>
               <w:rPr>
                 <w:sz w:val="16"/>
@@ -4977,7 +5720,16 @@
                 <w:szCs w:val="16"/>
                 <w:lang w:val="en-US"/>
               </w:rPr>
-              <w:t>INN}</w:t>
+              <w:t>INN</w:t>
+            </w:r>
+            <w:proofErr w:type="spellEnd"/>
+            <w:r>
+              <w:rPr>
+                <w:sz w:val="16"/>
+                <w:szCs w:val="16"/>
+                <w:lang w:val="en-US"/>
+              </w:rPr>
+              <w:t>}</w:t>
             </w:r>
           </w:p>
         </w:tc>
@@ -5013,6 +5765,7 @@
               </w:rPr>
               <w:t xml:space="preserve"> ${</w:t>
             </w:r>
+            <w:proofErr w:type="spellStart"/>
             <w:r>
               <w:rPr>
                 <w:sz w:val="16"/>
@@ -5027,7 +5780,16 @@
                 <w:szCs w:val="16"/>
                 <w:lang w:val="en-US"/>
               </w:rPr>
-              <w:t>KPP}</w:t>
+              <w:t>KPP</w:t>
+            </w:r>
+            <w:proofErr w:type="spellEnd"/>
+            <w:r>
+              <w:rPr>
+                <w:sz w:val="16"/>
+                <w:szCs w:val="16"/>
+                <w:lang w:val="en-US"/>
+              </w:rPr>
+              <w:t>}</w:t>
             </w:r>
           </w:p>
         </w:tc>
@@ -5084,7 +5846,25 @@
                 <w:szCs w:val="16"/>
                 <w:lang w:val="en-US"/>
               </w:rPr>
-              <w:t xml:space="preserve"> ${lp_rs}</w:t>
+              <w:t xml:space="preserve"> ${</w:t>
+            </w:r>
+            <w:proofErr w:type="spellStart"/>
+            <w:r>
+              <w:rPr>
+                <w:sz w:val="16"/>
+                <w:szCs w:val="16"/>
+                <w:lang w:val="en-US"/>
+              </w:rPr>
+              <w:t>lp_rs</w:t>
+            </w:r>
+            <w:proofErr w:type="spellEnd"/>
+            <w:r>
+              <w:rPr>
+                <w:sz w:val="16"/>
+                <w:szCs w:val="16"/>
+                <w:lang w:val="en-US"/>
+              </w:rPr>
+              <w:t>}</w:t>
             </w:r>
           </w:p>
         </w:tc>
@@ -5122,6 +5902,7 @@
               </w:rPr>
               <w:t>${</w:t>
             </w:r>
+            <w:proofErr w:type="spellStart"/>
             <w:r>
               <w:rPr>
                 <w:sz w:val="16"/>
@@ -5136,7 +5917,16 @@
                 <w:szCs w:val="16"/>
                 <w:lang w:val="en-US"/>
               </w:rPr>
-              <w:t>r/s}</w:t>
+              <w:t>r</w:t>
+            </w:r>
+            <w:proofErr w:type="spellEnd"/>
+            <w:r>
+              <w:rPr>
+                <w:sz w:val="16"/>
+                <w:szCs w:val="16"/>
+                <w:lang w:val="en-US"/>
+              </w:rPr>
+              <w:t>/s}</w:t>
             </w:r>
           </w:p>
         </w:tc>
@@ -5178,7 +5968,25 @@
                 <w:szCs w:val="16"/>
                 <w:lang w:val="en-US"/>
               </w:rPr>
-              <w:t xml:space="preserve"> ${lp_bank}</w:t>
+              <w:t xml:space="preserve"> ${</w:t>
+            </w:r>
+            <w:proofErr w:type="spellStart"/>
+            <w:r>
+              <w:rPr>
+                <w:sz w:val="16"/>
+                <w:szCs w:val="16"/>
+                <w:lang w:val="en-US"/>
+              </w:rPr>
+              <w:t>lp_bank</w:t>
+            </w:r>
+            <w:proofErr w:type="spellEnd"/>
+            <w:r>
+              <w:rPr>
+                <w:sz w:val="16"/>
+                <w:szCs w:val="16"/>
+                <w:lang w:val="en-US"/>
+              </w:rPr>
+              <w:t>}</w:t>
             </w:r>
           </w:p>
         </w:tc>
@@ -5216,6 +6024,7 @@
               </w:rPr>
               <w:t>${</w:t>
             </w:r>
+            <w:proofErr w:type="spellStart"/>
             <w:r>
               <w:rPr>
                 <w:sz w:val="16"/>
@@ -5230,7 +6039,16 @@
                 <w:szCs w:val="16"/>
                 <w:lang w:val="en-US"/>
               </w:rPr>
-              <w:t>bank}</w:t>
+              <w:t>bank</w:t>
+            </w:r>
+            <w:proofErr w:type="spellEnd"/>
+            <w:r>
+              <w:rPr>
+                <w:sz w:val="16"/>
+                <w:szCs w:val="16"/>
+                <w:lang w:val="en-US"/>
+              </w:rPr>
+              <w:t>}</w:t>
             </w:r>
           </w:p>
         </w:tc>
@@ -5287,7 +6105,25 @@
                 <w:szCs w:val="16"/>
                 <w:lang w:val="en-US"/>
               </w:rPr>
-              <w:t xml:space="preserve"> ${lp_ks}</w:t>
+              <w:t xml:space="preserve"> ${</w:t>
+            </w:r>
+            <w:proofErr w:type="spellStart"/>
+            <w:r>
+              <w:rPr>
+                <w:sz w:val="16"/>
+                <w:szCs w:val="16"/>
+                <w:lang w:val="en-US"/>
+              </w:rPr>
+              <w:t>lp_ks</w:t>
+            </w:r>
+            <w:proofErr w:type="spellEnd"/>
+            <w:r>
+              <w:rPr>
+                <w:sz w:val="16"/>
+                <w:szCs w:val="16"/>
+                <w:lang w:val="en-US"/>
+              </w:rPr>
+              <w:t>}</w:t>
             </w:r>
           </w:p>
         </w:tc>
@@ -5325,6 +6161,7 @@
               </w:rPr>
               <w:t>${</w:t>
             </w:r>
+            <w:proofErr w:type="spellStart"/>
             <w:r>
               <w:rPr>
                 <w:sz w:val="16"/>
@@ -5339,7 +6176,16 @@
                 <w:szCs w:val="16"/>
                 <w:lang w:val="en-US"/>
               </w:rPr>
-              <w:t>k/s}</w:t>
+              <w:t>k</w:t>
+            </w:r>
+            <w:proofErr w:type="spellEnd"/>
+            <w:r>
+              <w:rPr>
+                <w:sz w:val="16"/>
+                <w:szCs w:val="16"/>
+                <w:lang w:val="en-US"/>
+              </w:rPr>
+              <w:t>/s}</w:t>
             </w:r>
           </w:p>
         </w:tc>
@@ -5380,7 +6226,25 @@
                 <w:szCs w:val="16"/>
                 <w:lang w:val="en-US"/>
               </w:rPr>
-              <w:t xml:space="preserve"> ${lp_bik}</w:t>
+              <w:t xml:space="preserve"> ${</w:t>
+            </w:r>
+            <w:proofErr w:type="spellStart"/>
+            <w:r>
+              <w:rPr>
+                <w:sz w:val="16"/>
+                <w:szCs w:val="16"/>
+                <w:lang w:val="en-US"/>
+              </w:rPr>
+              <w:t>lp_bik</w:t>
+            </w:r>
+            <w:proofErr w:type="spellEnd"/>
+            <w:r>
+              <w:rPr>
+                <w:sz w:val="16"/>
+                <w:szCs w:val="16"/>
+                <w:lang w:val="en-US"/>
+              </w:rPr>
+              <w:t>}</w:t>
             </w:r>
           </w:p>
         </w:tc>
@@ -5418,6 +6282,7 @@
               </w:rPr>
               <w:t>${</w:t>
             </w:r>
+            <w:proofErr w:type="spellStart"/>
             <w:r>
               <w:rPr>
                 <w:sz w:val="16"/>
@@ -5432,7 +6297,16 @@
                 <w:szCs w:val="16"/>
                 <w:lang w:val="en-US"/>
               </w:rPr>
-              <w:t>BIK}</w:t>
+              <w:t>BIK</w:t>
+            </w:r>
+            <w:proofErr w:type="spellEnd"/>
+            <w:r>
+              <w:rPr>
+                <w:sz w:val="16"/>
+                <w:szCs w:val="16"/>
+                <w:lang w:val="en-US"/>
+              </w:rPr>
+              <w:t>}</w:t>
             </w:r>
           </w:p>
         </w:tc>
@@ -5491,6 +6365,7 @@
               </w:rPr>
               <w:t>: ${</w:t>
             </w:r>
+            <w:proofErr w:type="spellStart"/>
             <w:r>
               <w:rPr>
                 <w:sz w:val="16"/>
@@ -5505,7 +6380,16 @@
                 <w:szCs w:val="16"/>
                 <w:lang w:val="en-US"/>
               </w:rPr>
-              <w:t>manager_email}</w:t>
+              <w:t>manager_email</w:t>
+            </w:r>
+            <w:proofErr w:type="spellEnd"/>
+            <w:r>
+              <w:rPr>
+                <w:sz w:val="16"/>
+                <w:szCs w:val="16"/>
+                <w:lang w:val="en-US"/>
+              </w:rPr>
+              <w:t>}</w:t>
             </w:r>
           </w:p>
         </w:tc>
@@ -5559,6 +6443,7 @@
               </w:rPr>
               <w:t>: ${</w:t>
             </w:r>
+            <w:proofErr w:type="spellStart"/>
             <w:r>
               <w:rPr>
                 <w:sz w:val="16"/>
@@ -5573,7 +6458,16 @@
                 <w:szCs w:val="16"/>
                 <w:lang w:val="en-US"/>
               </w:rPr>
-              <w:t>kontakt_email}</w:t>
+              <w:t>kontakt_email</w:t>
+            </w:r>
+            <w:proofErr w:type="spellEnd"/>
+            <w:r>
+              <w:rPr>
+                <w:sz w:val="16"/>
+                <w:szCs w:val="16"/>
+                <w:lang w:val="en-US"/>
+              </w:rPr>
+              <w:t>}</w:t>
             </w:r>
           </w:p>
         </w:tc>
@@ -5625,6 +6519,7 @@
               </w:rPr>
               <w:t>${</w:t>
             </w:r>
+            <w:proofErr w:type="spellStart"/>
             <w:r>
               <w:rPr>
                 <w:sz w:val="16"/>
@@ -5639,8 +6534,18 @@
                 <w:szCs w:val="16"/>
                 <w:lang w:val="en-US"/>
               </w:rPr>
-              <w:t>provayder_edo}, ${</w:t>
-            </w:r>
+              <w:t>provayder_edo</w:t>
+            </w:r>
+            <w:proofErr w:type="spellEnd"/>
+            <w:r>
+              <w:rPr>
+                <w:sz w:val="16"/>
+                <w:szCs w:val="16"/>
+                <w:lang w:val="en-US"/>
+              </w:rPr>
+              <w:t>}, ${</w:t>
+            </w:r>
+            <w:proofErr w:type="spellStart"/>
             <w:r>
               <w:rPr>
                 <w:sz w:val="16"/>
@@ -5655,7 +6560,16 @@
                 <w:szCs w:val="16"/>
                 <w:lang w:val="en-US"/>
               </w:rPr>
-              <w:t>nomer_edo}</w:t>
+              <w:t>nomer_edo</w:t>
+            </w:r>
+            <w:proofErr w:type="spellEnd"/>
+            <w:r>
+              <w:rPr>
+                <w:sz w:val="16"/>
+                <w:szCs w:val="16"/>
+                <w:lang w:val="en-US"/>
+              </w:rPr>
+              <w:t>}</w:t>
             </w:r>
           </w:p>
         </w:tc>
@@ -5702,6 +6616,7 @@
               </w:rPr>
               <w:t>${</w:t>
             </w:r>
+            <w:proofErr w:type="spellStart"/>
             <w:r>
               <w:rPr>
                 <w:sz w:val="16"/>
@@ -5716,7 +6631,25 @@
                 <w:szCs w:val="16"/>
                 <w:lang w:val="en-US"/>
               </w:rPr>
-              <w:t>provayder_edo}, ${nomer_edo_</w:t>
+              <w:t>provayder_edo</w:t>
+            </w:r>
+            <w:proofErr w:type="spellEnd"/>
+            <w:r>
+              <w:rPr>
+                <w:sz w:val="16"/>
+                <w:szCs w:val="16"/>
+                <w:lang w:val="en-US"/>
+              </w:rPr>
+              <w:t>}, ${</w:t>
+            </w:r>
+            <w:proofErr w:type="spellStart"/>
+            <w:r>
+              <w:rPr>
+                <w:sz w:val="16"/>
+                <w:szCs w:val="16"/>
+                <w:lang w:val="en-US"/>
+              </w:rPr>
+              <w:t>nomer_edo_</w:t>
             </w:r>
             <w:r>
               <w:rPr>
@@ -5726,6 +6659,7 @@
               </w:rPr>
               <w:t>dp</w:t>
             </w:r>
+            <w:proofErr w:type="spellEnd"/>
             <w:r>
               <w:rPr>
                 <w:sz w:val="16"/>
@@ -5785,7 +6719,43 @@
                 <w:szCs w:val="16"/>
                 <w:lang w:val="en-US"/>
               </w:rPr>
-              <w:t xml:space="preserve">${lp_ceo_title}               </w:t>
+              <w:t>${</w:t>
+            </w:r>
+            <w:proofErr w:type="spellStart"/>
+            <w:r>
+              <w:rPr>
+                <w:sz w:val="16"/>
+                <w:szCs w:val="16"/>
+                <w:lang w:val="en-US"/>
+              </w:rPr>
+              <w:t>lp_ceo_</w:t>
+            </w:r>
+            <w:proofErr w:type="gramStart"/>
+            <w:r>
+              <w:rPr>
+                <w:sz w:val="16"/>
+                <w:szCs w:val="16"/>
+                <w:lang w:val="en-US"/>
+              </w:rPr>
+              <w:t>title</w:t>
+            </w:r>
+            <w:proofErr w:type="spellEnd"/>
+            <w:r>
+              <w:rPr>
+                <w:sz w:val="16"/>
+                <w:szCs w:val="16"/>
+                <w:lang w:val="en-US"/>
+              </w:rPr>
+              <w:t xml:space="preserve">}   </w:t>
+            </w:r>
+            <w:proofErr w:type="gramEnd"/>
+            <w:r>
+              <w:rPr>
+                <w:sz w:val="16"/>
+                <w:szCs w:val="16"/>
+                <w:lang w:val="en-US"/>
+              </w:rPr>
+              <w:t xml:space="preserve">  </w:t>
             </w:r>
             <w:r>
               <w:rPr>
@@ -5794,16 +6764,9 @@
                 <w:u w:val="single"/>
                 <w:lang w:val="en-US"/>
               </w:rPr>
-              <w:t xml:space="preserve"> ${internal_signature_image}</w:t>
-            </w:r>
-            <w:r>
-              <w:rPr>
-                <w:sz w:val="16"/>
-                <w:szCs w:val="16"/>
-                <w:lang w:val="en-US"/>
-              </w:rPr>
-              <w:t xml:space="preserve">                            /${</w:t>
-            </w:r>
+              <w:t>${</w:t>
+            </w:r>
+            <w:proofErr w:type="spellStart"/>
             <w:r>
               <w:rPr>
                 <w:sz w:val="16"/>
@@ -5811,8 +6774,37 @@
                 <w:u w:val="single"/>
                 <w:lang w:val="en-US"/>
               </w:rPr>
+              <w:t>internal_signature_image</w:t>
+            </w:r>
+            <w:proofErr w:type="spellEnd"/>
+            <w:r>
+              <w:rPr>
+                <w:sz w:val="16"/>
+                <w:szCs w:val="16"/>
+                <w:u w:val="single"/>
+                <w:lang w:val="en-US"/>
+              </w:rPr>
+              <w:t>}</w:t>
+            </w:r>
+            <w:r>
+              <w:rPr>
+                <w:sz w:val="16"/>
+                <w:szCs w:val="16"/>
+                <w:lang w:val="en-US"/>
+              </w:rPr>
+              <w:t xml:space="preserve">  /${</w:t>
+            </w:r>
+            <w:proofErr w:type="spellStart"/>
+            <w:r>
+              <w:rPr>
+                <w:sz w:val="16"/>
+                <w:szCs w:val="16"/>
+                <w:u w:val="single"/>
+                <w:lang w:val="en-US"/>
+              </w:rPr>
               <w:t>lp_ceo</w:t>
             </w:r>
+            <w:proofErr w:type="spellEnd"/>
             <w:r>
               <w:rPr>
                 <w:sz w:val="16"/>
@@ -5853,7 +6845,7 @@
                 <w:szCs w:val="16"/>
                 <w:lang w:val="en-US"/>
               </w:rPr>
-              <w:t xml:space="preserve">                                      </w:t>
+              <w:t xml:space="preserve">                            </w:t>
             </w:r>
             <w:r>
               <w:rPr>
@@ -5883,7 +6875,59 @@
                 <w:szCs w:val="16"/>
                 <w:lang w:val="en-US"/>
               </w:rPr>
-              <w:t>. ${internal_stamp_image}</w:t>
+              <w:t>.</w:t>
+            </w:r>
+            <w:r>
+              <w:rPr>
+                <w:sz w:val="16"/>
+                <w:szCs w:val="16"/>
+                <w:lang w:val="en-US"/>
+              </w:rPr>
+              <w:t xml:space="preserve"> </w:t>
+            </w:r>
+            <w:r>
+              <w:rPr>
+                <w:sz w:val="16"/>
+                <w:szCs w:val="16"/>
+                <w:lang w:val="en-US"/>
+              </w:rPr>
+              <w:t>${</w:t>
+            </w:r>
+            <w:proofErr w:type="spellStart"/>
+            <w:r>
+              <w:rPr>
+                <w:sz w:val="16"/>
+                <w:szCs w:val="16"/>
+                <w:u w:val="single"/>
+                <w:lang w:val="en-US"/>
+              </w:rPr>
+              <w:t>internal</w:t>
+            </w:r>
+            <w:r>
+              <w:rPr>
+                <w:sz w:val="16"/>
+                <w:szCs w:val="16"/>
+                <w:u w:val="single"/>
+                <w:lang w:val="en-US"/>
+              </w:rPr>
+              <w:t>_</w:t>
+            </w:r>
+            <w:r>
+              <w:rPr>
+                <w:sz w:val="16"/>
+                <w:szCs w:val="16"/>
+                <w:lang w:val="en-US"/>
+              </w:rPr>
+              <w:t>stamp_image</w:t>
+            </w:r>
+            <w:proofErr w:type="spellEnd"/>
+            <w:r>
+              <w:rPr>
+                <w:sz w:val="16"/>
+                <w:szCs w:val="16"/>
+                <w:lang w:val="en-US"/>
+              </w:rPr>
+              <w:t>}</w:t>
             </w:r>
           </w:p>
           <w:p>
@@ -5941,6 +6985,7 @@
               </w:rPr>
               <w:t>${</w:t>
             </w:r>
+            <w:proofErr w:type="spellStart"/>
             <w:r>
               <w:rPr>
                 <w:sz w:val="16"/>
@@ -5955,7 +7000,16 @@
                 <w:szCs w:val="16"/>
                 <w:lang w:val="en-US"/>
               </w:rPr>
-              <w:t xml:space="preserve">podpisant} _________ </w:t>
+              <w:t>podpisant</w:t>
+            </w:r>
+            <w:proofErr w:type="spellEnd"/>
+            <w:r>
+              <w:rPr>
+                <w:sz w:val="16"/>
+                <w:szCs w:val="16"/>
+                <w:lang w:val="en-US"/>
+              </w:rPr>
+              <w:t xml:space="preserve">} _________ </w:t>
             </w:r>
             <w:r>
               <w:rPr>
@@ -5966,6 +7020,7 @@
               </w:rPr>
               <w:t>/${</w:t>
             </w:r>
+            <w:proofErr w:type="spellStart"/>
             <w:r>
               <w:rPr>
                 <w:sz w:val="16"/>
@@ -5983,6 +7038,7 @@
               </w:rPr>
               <w:t>FIO_podpisant_im</w:t>
             </w:r>
+            <w:proofErr w:type="spellEnd"/>
             <w:r>
               <w:rPr>
                 <w:sz w:val="16"/>
@@ -6068,11 +7124,12 @@
         </w:tc>
       </w:tr>
     </w:tbl>
+    <w:p/>
     <w:p/>
     <w:sectPr>
       <w:headerReference w:type="default" r:id="rId7"/>
       <w:pgSz w:w="11906" w:h="16838"/>
-      <w:pgMar w:top="901" w:right="850" w:bottom="426" w:left="709" w:header="113" w:footer="567" w:gutter="0"/>
+      <w:pgMar w:top="901" w:right="566" w:bottom="426" w:left="709" w:header="113" w:footer="567" w:gutter="0"/>
       <w:cols w:space="708"/>
       <w:docGrid w:linePitch="360"/>
     </w:sectPr>
@@ -6140,7 +7197,7 @@
           <wp:extent cx="1460311" cy="486770"/>
           <wp:effectExtent l="0" t="0" r="6985" b="0"/>
           <wp:wrapNone/>
-          <wp:docPr id="21" name="Рисунок 21"/>
+          <wp:docPr id="3" name="Рисунок 3"/>
           <wp:cNvGraphicFramePr>
             <a:graphicFrameLocks xmlns:a="http://schemas.openxmlformats.org/drawingml/2006/main" noChangeAspect="1"/>
           </wp:cNvGraphicFramePr>
@@ -6726,7 +7783,6 @@
   <w:style w:type="character" w:default="1" w:styleId="a0">
     <w:name w:val="Default Paragraph Font"/>
     <w:uiPriority w:val="1"/>
-    <w:semiHidden/>
     <w:unhideWhenUsed/>
   </w:style>
   <w:style w:type="table" w:default="1" w:styleId="a1">
